--- a/fuentes/228126_CF04_CFA.docx
+++ b/fuentes/228126_CF04_CFA.docx
@@ -467,7 +467,7 @@
           <w:color w:val="000000"/>
           <w:kern w:val="0"/>
         </w:rPr>
-        <w:t>Julio</w:t>
+        <w:t>Septiembre</w:t>
       </w:r>
       <w:r>
         <w:rPr>
@@ -849,7 +849,7 @@
             <w:noProof/>
             <w:webHidden/>
           </w:rPr>
-          <w:t>14</w:t>
+          <w:t>13</w:t>
         </w:r>
         <w:r>
           <w:rPr>
@@ -3421,6 +3421,13 @@
     </w:p>
     <w:p>
       <w:pPr>
+        <w:rPr>
+          <w:lang w:eastAsia="es-CO"/>
+        </w:rPr>
+      </w:pPr>
+    </w:p>
+    <w:p>
+      <w:pPr>
         <w:pStyle w:val="Ttulo2"/>
       </w:pPr>
       <w:bookmarkStart w:id="3" w:name="_Toc238196097"/>
@@ -3456,73 +3463,7 @@
         <w:ind w:firstLine="0"/>
         <w:jc w:val="center"/>
       </w:pPr>
-      <w:r>
-        <w:rPr>
-          <w:noProof/>
-        </w:rPr>
-        <w:drawing>
-          <wp:inline distT="0" distB="0" distL="0" distR="0" wp14:anchorId="48DBED81" wp14:editId="04CD48C2">
-            <wp:extent cx="4680000" cy="2631600"/>
-            <wp:effectExtent l="0" t="0" r="6350" b="0"/>
-            <wp:docPr id="7" name="Imagen 7">
-              <a:extLst xmlns:a="http://schemas.openxmlformats.org/drawingml/2006/main">
-                <a:ext uri="{C183D7F6-B498-43B3-948B-1728B52AA6E4}">
-                  <adec:decorative xmlns:adec="http://schemas.microsoft.com/office/drawing/2017/decorative" val="1"/>
-                </a:ext>
-              </a:extLst>
-            </wp:docPr>
-            <wp:cNvGraphicFramePr>
-              <a:graphicFrameLocks xmlns:a="http://schemas.openxmlformats.org/drawingml/2006/main" noChangeAspect="1"/>
-            </wp:cNvGraphicFramePr>
-            <a:graphic xmlns:a="http://schemas.openxmlformats.org/drawingml/2006/main">
-              <a:graphicData uri="http://schemas.openxmlformats.org/drawingml/2006/picture">
-                <pic:pic xmlns:pic="http://schemas.openxmlformats.org/drawingml/2006/picture">
-                  <pic:nvPicPr>
-                    <pic:cNvPr id="7" name="Imagen 7">
-                      <a:extLst>
-                        <a:ext uri="{C183D7F6-B498-43B3-948B-1728B52AA6E4}">
-                          <adec:decorative xmlns:adec="http://schemas.microsoft.com/office/drawing/2017/decorative" val="1"/>
-                        </a:ext>
-                      </a:extLst>
-                    </pic:cNvPr>
-                    <pic:cNvPicPr>
-                      <a:picLocks noChangeAspect="1" noChangeArrowheads="1"/>
-                    </pic:cNvPicPr>
-                  </pic:nvPicPr>
-                  <pic:blipFill>
-                    <a:blip r:embed="rId12" cstate="print">
-                      <a:extLst>
-                        <a:ext uri="{28A0092B-C50C-407E-A947-70E740481C1C}">
-                          <a14:useLocalDpi xmlns:a14="http://schemas.microsoft.com/office/drawing/2010/main" val="0"/>
-                        </a:ext>
-                      </a:extLst>
-                    </a:blip>
-                    <a:srcRect/>
-                    <a:stretch>
-                      <a:fillRect/>
-                    </a:stretch>
-                  </pic:blipFill>
-                  <pic:spPr bwMode="auto">
-                    <a:xfrm>
-                      <a:off x="0" y="0"/>
-                      <a:ext cx="4680000" cy="2631600"/>
-                    </a:xfrm>
-                    <a:prstGeom prst="rect">
-                      <a:avLst/>
-                    </a:prstGeom>
-                    <a:noFill/>
-                    <a:ln>
-                      <a:noFill/>
-                    </a:ln>
-                  </pic:spPr>
-                </pic:pic>
-              </a:graphicData>
-            </a:graphic>
-          </wp:inline>
-        </w:drawing>
-      </w:r>
-    </w:p>
-    <w:bookmarkStart w:id="4" w:name="_Hlk161159634"/>
+    </w:p>
     <w:p>
       <w:pPr>
         <w:ind w:firstLine="0"/>
@@ -3531,36 +3472,12 @@
           <w:b/>
         </w:rPr>
       </w:pPr>
-      <w:r>
-        <w:rPr>
-          <w:b/>
-        </w:rPr>
-        <w:fldChar w:fldCharType="begin"/>
-      </w:r>
-      <w:r>
-        <w:rPr>
-          <w:b/>
-        </w:rPr>
-        <w:instrText xml:space="preserve"> HYPERLINK "https://www.youtube.com/watch?v=QZdFKqgWV00" </w:instrText>
-      </w:r>
-      <w:r>
-        <w:rPr>
-          <w:b/>
-        </w:rPr>
-        <w:fldChar w:fldCharType="separate"/>
-      </w:r>
-      <w:r>
-        <w:rPr>
-          <w:rStyle w:val="Hipervnculo"/>
+      <w:bookmarkStart w:id="4" w:name="_Hlk161159634"/>
+      <w:r>
+        <w:rPr>
           <w:b/>
         </w:rPr>
         <w:t>Enlace de reproducción del video</w:t>
-      </w:r>
-      <w:r>
-        <w:rPr>
-          <w:b/>
-        </w:rPr>
-        <w:fldChar w:fldCharType="end"/>
       </w:r>
       <w:r>
         <w:rPr>
@@ -3594,7 +3511,6 @@
               <w:rPr>
                 <w:b/>
               </w:rPr>
-              <w:lastRenderedPageBreak/>
               <w:t>Transcripción</w:t>
             </w:r>
             <w:r>
@@ -3616,7 +3532,11 @@
           </w:tcPr>
           <w:p>
             <w:r>
-              <w:t>Un programa es un conjunto de instrucciones que una computadora ejecuta para realizar una tarea específica. Estas instrucciones se escriben en un lenguaje de programación, el cual actúa como intermediario entre el ser humano y la máquina, permitiendo transformar ideas y soluciones en acciones que el sistema puede procesar de manera automática.</w:t>
+              <w:t xml:space="preserve">Un programa es un conjunto de instrucciones que una computadora ejecuta para realizar una tarea específica. Estas instrucciones se escriben en un lenguaje de programación, el cual actúa como intermediario entre el ser humano y la máquina, </w:t>
+            </w:r>
+            <w:r>
+              <w:lastRenderedPageBreak/>
+              <w:t>permitiendo transformar ideas y soluciones en acciones que el sistema puede procesar de manera automática.</w:t>
             </w:r>
           </w:p>
           <w:p>
@@ -3691,8 +3611,11 @@
           </w:p>
           <w:p>
             <w:r>
+              <w:t xml:space="preserve">Recuerde: un buen algoritmo debe ser claro, preciso y eficiente, de forma que pueda comprenderse fácilmente y ejecutarse sin errores. Además, las variables representan espacios de memoria donde se almacenan datos que pueden cambiar durante la ejecución del programa. Estos datos poseen un tipo definido, como entero, </w:t>
+            </w:r>
+            <w:r>
               <w:lastRenderedPageBreak/>
-              <w:t>Recuerde: un buen algoritmo debe ser claro, preciso y eficiente, de forma que pueda comprenderse fácilmente y ejecutarse sin errores. Además, las variables representan espacios de memoria donde se almacenan datos que pueden cambiar durante la ejecución del programa. Estos datos poseen un tipo definido, como entero, decimal, texto o booleano, lo cual permite que el programa interprete y procese la información de manera adecuada.</w:t>
+              <w:t>decimal, texto o booleano, lo cual permite que el programa interprete y procese la información de manera adecuada.</w:t>
             </w:r>
           </w:p>
         </w:tc>
@@ -4428,7 +4351,6 @@
             </w:pPr>
             <w:proofErr w:type="spellStart"/>
             <w:r>
-              <w:lastRenderedPageBreak/>
               <w:t>boolean</w:t>
             </w:r>
             <w:proofErr w:type="spellEnd"/>
@@ -4593,6 +4515,7 @@
     <w:p/>
     <w:p>
       <w:r>
+        <w:lastRenderedPageBreak/>
         <w:t>Los operadores permiten realizar operaciones sobre los datos</w:t>
       </w:r>
       <w:r>
@@ -4685,7 +4608,6 @@
     </w:p>
     <w:p>
       <w:r>
-        <w:lastRenderedPageBreak/>
         <w:t>Menor que (&lt;) → 3 &lt; 2 → falso.</w:t>
       </w:r>
     </w:p>
@@ -4712,6 +4634,7 @@
         <w:t>Mayor o igual (&gt;=) → 5 &gt;= 5 → verdadero.</w:t>
       </w:r>
     </w:p>
+    <w:p/>
     <w:p>
       <w:pPr>
         <w:pStyle w:val="Prrafodelista"/>
@@ -4727,6 +4650,7 @@
         <w:rPr>
           <w:b/>
         </w:rPr>
+        <w:lastRenderedPageBreak/>
         <w:t>Operadores lógicos</w:t>
       </w:r>
     </w:p>
@@ -4928,7 +4852,6 @@
         </w:numPr>
       </w:pPr>
       <w:r>
-        <w:lastRenderedPageBreak/>
         <w:t>Mostrar i</w:t>
       </w:r>
     </w:p>
@@ -4996,6 +4919,7 @@
         </w:numPr>
       </w:pPr>
       <w:r>
+        <w:lastRenderedPageBreak/>
         <w:t>INICIO</w:t>
       </w:r>
     </w:p>
@@ -5214,7 +5138,6 @@
         <w:rPr>
           <w:b/>
         </w:rPr>
-        <w:lastRenderedPageBreak/>
         <w:t>Estructuras de control</w:t>
       </w:r>
       <w:r>
@@ -5264,6 +5187,7 @@
         </w:numPr>
       </w:pPr>
       <w:r>
+        <w:lastRenderedPageBreak/>
         <w:t>Practicar constantemente para afianzar los conocimientos adquiridos.</w:t>
       </w:r>
     </w:p>
@@ -5396,7 +5320,6 @@
       </w:pPr>
       <w:bookmarkStart w:id="5" w:name="_Toc238196098"/>
       <w:r>
-        <w:lastRenderedPageBreak/>
         <w:t>Tipos de lenguajes de programación: compilados e interpretados</w:t>
       </w:r>
       <w:bookmarkEnd w:id="5"/>
@@ -5424,6 +5347,7 @@
         <w:t>.</w:t>
       </w:r>
     </w:p>
+    <w:p/>
     <w:p>
       <w:pPr>
         <w:pStyle w:val="Prrafodelista"/>
@@ -5439,6 +5363,7 @@
         <w:rPr>
           <w:b/>
         </w:rPr>
+        <w:lastRenderedPageBreak/>
         <w:t>Lenguajes compilados</w:t>
       </w:r>
     </w:p>
@@ -5506,14 +5431,7 @@
       </w:r>
     </w:p>
     <w:p>
-      <w:pPr>
-        <w:pStyle w:val="Prrafodelista"/>
-        <w:ind w:left="1429" w:firstLine="0"/>
-      </w:pPr>
-    </w:p>
-    <w:p>
-      <w:r>
-        <w:lastRenderedPageBreak/>
+      <w:r>
         <w:t xml:space="preserve">Ejemplos: C, C++, </w:t>
       </w:r>
       <w:proofErr w:type="spellStart"/>
@@ -5538,6 +5456,7 @@
         <w:t>El proceso de compilación transforma el código escrito por el programador en instrucciones que el procesador puede ejecutar directamente. Esto permite que los programas sean rápidos y eficientes, especialmente en sistemas donde el rendimiento es crítico.</w:t>
       </w:r>
     </w:p>
+    <w:p/>
     <w:p>
       <w:pPr>
         <w:pStyle w:val="Prrafodelista"/>
@@ -5553,6 +5472,7 @@
         <w:rPr>
           <w:b/>
         </w:rPr>
+        <w:lastRenderedPageBreak/>
         <w:t>Lenguajes interpretados</w:t>
       </w:r>
     </w:p>
@@ -5631,20 +5551,21 @@
     </w:p>
     <w:p>
       <w:r>
+        <w:t xml:space="preserve">En los lenguajes interpretados, el intérprete analiza y ejecuta el código en tiempo real. Esto facilita la experimentación y el desarrollo rápido, aunque puede implicar menor rendimiento en comparación con los compilados. </w:t>
+      </w:r>
+    </w:p>
+    <w:p>
+      <w:r>
+        <w:t>La siguiente tabla relaciona un poco cada proceso que diferencia cada uno de estos lenguajes:</w:t>
+      </w:r>
+    </w:p>
+    <w:p/>
+    <w:p>
+      <w:pPr>
+        <w:pStyle w:val="Tabla"/>
+      </w:pPr>
+      <w:r>
         <w:lastRenderedPageBreak/>
-        <w:t xml:space="preserve">En los lenguajes interpretados, el intérprete analiza y ejecuta el código en tiempo real. Esto facilita la experimentación y el desarrollo rápido, aunque puede implicar menor rendimiento en comparación con los compilados. </w:t>
-      </w:r>
-    </w:p>
-    <w:p>
-      <w:r>
-        <w:t>La siguiente tabla relaciona un poco cada proceso que diferencia cada uno de estos lenguajes:</w:t>
-      </w:r>
-    </w:p>
-    <w:p>
-      <w:pPr>
-        <w:pStyle w:val="Tabla"/>
-      </w:pPr>
-      <w:r>
         <w:t>Comparación de lenguajes de programación</w:t>
       </w:r>
     </w:p>
@@ -6064,7 +5985,6 @@
         </w:numPr>
       </w:pPr>
       <w:r>
-        <w:lastRenderedPageBreak/>
         <w:t xml:space="preserve">El uso de entornos de ejecución como máquinas virtuales permite mejorar la portabilidad del </w:t>
       </w:r>
       <w:r>
@@ -6091,6 +6011,7 @@
     </w:p>
     <w:p>
       <w:r>
+        <w:lastRenderedPageBreak/>
         <w:t>Los compiladores modernos también incluyen herramientas de análisis estático para mejorar la calidad del código</w:t>
       </w:r>
       <w:r>
@@ -6924,7 +6845,7 @@
       <w:r>
         <w:t xml:space="preserve"> </w:t>
       </w:r>
-      <w:hyperlink r:id="rId13" w:history="1">
+      <w:hyperlink r:id="rId12" w:history="1">
         <w:r>
           <w:rPr>
             <w:rStyle w:val="Hipervnculo"/>
@@ -7243,7 +7164,7 @@
       <w:r>
         <w:t xml:space="preserve">Este documento </w:t>
       </w:r>
-      <w:hyperlink r:id="rId14" w:history="1">
+      <w:hyperlink r:id="rId13" w:history="1">
         <w:r>
           <w:rPr>
             <w:rStyle w:val="Hipervnculo"/>
@@ -7286,7 +7207,7 @@
       <w:r>
         <w:t xml:space="preserve"> </w:t>
       </w:r>
-      <w:hyperlink r:id="rId15" w:history="1">
+      <w:hyperlink r:id="rId14" w:history="1">
         <w:r>
           <w:rPr>
             <w:rStyle w:val="Hipervnculo"/>
@@ -8217,10 +8138,10 @@
           <w:noProof/>
         </w:rPr>
         <w:drawing>
-          <wp:inline distT="0" distB="0" distL="0" distR="0" wp14:anchorId="77E461E1" wp14:editId="1C1E1F5C">
-            <wp:extent cx="6291161" cy="2694747"/>
-            <wp:effectExtent l="0" t="0" r="0" b="0"/>
-            <wp:docPr id="5" name="Imagen 5" descr="Figura 1 que contiene la página principal de la plataforma Zajuna del SENA, donde se muestra el acceso al aula virtual. Incluye un formulario de inicio de sesión, un aviso de seguridad sobre contraseñas, un menú lateral de servicios, accesos a cursos virtuales y secciones informativas con iconos y fotografías de aprendices."/>
+          <wp:inline distT="0" distB="0" distL="0" distR="0" wp14:anchorId="38D63AB0" wp14:editId="28807D2B">
+            <wp:extent cx="6324600" cy="2714625"/>
+            <wp:effectExtent l="0" t="0" r="0" b="9525"/>
+            <wp:docPr id="9" name="Imagen 9" descr="Figura 1 que contiene la página principal de la plataforma Zajuna del SENA, donde se muestra el acceso al aula virtual. Incluye un formulario de inicio de sesión, un aviso de seguridad sobre contraseñas, un menú lateral de servicios, accesos a cursos virtuales y secciones informativas con iconos y fotografías de aprendices."/>
             <wp:cNvGraphicFramePr>
               <a:graphicFrameLocks xmlns:a="http://schemas.openxmlformats.org/drawingml/2006/main" noChangeAspect="1"/>
             </wp:cNvGraphicFramePr>
@@ -8228,13 +8149,13 @@
               <a:graphicData uri="http://schemas.openxmlformats.org/drawingml/2006/picture">
                 <pic:pic xmlns:pic="http://schemas.openxmlformats.org/drawingml/2006/picture">
                   <pic:nvPicPr>
-                    <pic:cNvPr id="0" name="Picture 2"/>
+                    <pic:cNvPr id="9" name="Imagen 9" descr="Figura 1 que contiene la página principal de la plataforma Zajuna del SENA, donde se muestra el acceso al aula virtual. Incluye un formulario de inicio de sesión, un aviso de seguridad sobre contraseñas, un menú lateral de servicios, accesos a cursos virtuales y secciones informativas con iconos y fotografías de aprendices."/>
                     <pic:cNvPicPr>
                       <a:picLocks noChangeAspect="1" noChangeArrowheads="1"/>
                     </pic:cNvPicPr>
                   </pic:nvPicPr>
                   <pic:blipFill>
-                    <a:blip r:embed="rId16">
+                    <a:blip r:embed="rId15">
                       <a:extLst>
                         <a:ext uri="{28A0092B-C50C-407E-A947-70E740481C1C}">
                           <a14:useLocalDpi xmlns:a14="http://schemas.microsoft.com/office/drawing/2010/main" val="0"/>
@@ -8249,12 +8170,15 @@
                   <pic:spPr bwMode="auto">
                     <a:xfrm>
                       <a:off x="0" y="0"/>
-                      <a:ext cx="6322107" cy="2708002"/>
+                      <a:ext cx="6324600" cy="2714625"/>
                     </a:xfrm>
                     <a:prstGeom prst="rect">
                       <a:avLst/>
                     </a:prstGeom>
                     <a:noFill/>
+                    <a:ln>
+                      <a:noFill/>
+                    </a:ln>
                   </pic:spPr>
                 </pic:pic>
               </a:graphicData>
@@ -8263,6 +8187,7 @@
         </w:drawing>
       </w:r>
     </w:p>
+    <w:p/>
     <w:p>
       <w:r>
         <w:t xml:space="preserve">Un ejemplo concreto es la página </w:t>
@@ -8273,13 +8198,16 @@
       </w:r>
       <w:proofErr w:type="spellEnd"/>
       <w:r>
-        <w:t xml:space="preserve"> del SENA, donde gran parte de la interactividad se soporta en JavaScript. Gracias a ello, es posible encontrar efectos dinámicos como el resaltado de textos, sombras, animaciones y movimiento de imágenes, entre otros elementos que mejoran la experiencia del usuario.</w:t>
-      </w:r>
-    </w:p>
-    <w:p>
-      <w:proofErr w:type="spellStart"/>
+        <w:t xml:space="preserve"> del SENA, donde gran parte de la interactividad se soporta en JavaScript. Gracias a ello, es posible encontrar efectos </w:t>
+      </w:r>
       <w:r>
         <w:lastRenderedPageBreak/>
+        <w:t>dinámicos como el resaltado de textos, sombras, animaciones y movimiento de imágenes, entre otros elementos que mejoran la experiencia del usuario.</w:t>
+      </w:r>
+    </w:p>
+    <w:p>
+      <w:proofErr w:type="spellStart"/>
+      <w:r>
         <w:t>Zajuna</w:t>
       </w:r>
       <w:proofErr w:type="spellEnd"/>
@@ -8480,7 +8408,11 @@
         <w:t>software</w:t>
       </w:r>
       <w:r>
-        <w:t xml:space="preserve"> de forma estructurada y eficiente; además, su comprensión facilita la resolución de problemas complejos en entornos reales de desarrollo. En el contexto actual del desarrollo de </w:t>
+        <w:t xml:space="preserve"> de forma estructurada y eficiente; además, su comprensión facilita la resolución de problemas </w:t>
+      </w:r>
+      <w:r>
+        <w:lastRenderedPageBreak/>
+        <w:t xml:space="preserve">complejos en entornos reales de desarrollo. En el contexto actual del desarrollo de </w:t>
       </w:r>
       <w:r>
         <w:rPr>
@@ -8507,7 +8439,6 @@
         <w:rPr>
           <w:b/>
         </w:rPr>
-        <w:lastRenderedPageBreak/>
         <w:t xml:space="preserve">Estructura de programación en JavaScript </w:t>
       </w:r>
     </w:p>
@@ -8675,16 +8606,8 @@
     </w:p>
     <w:p>
       <w:r>
+        <w:lastRenderedPageBreak/>
         <w:t>A continuación, se da la explicación de cada línea del código:</w:t>
-      </w:r>
-    </w:p>
-    <w:p>
-      <w:pPr>
-        <w:spacing w:before="0" w:after="0" w:line="240" w:lineRule="auto"/>
-        <w:ind w:firstLine="0"/>
-      </w:pPr>
-      <w:r>
-        <w:br w:type="page"/>
       </w:r>
     </w:p>
     <w:p>
@@ -8702,7 +8625,6 @@
         <w:rPr>
           <w:b/>
         </w:rPr>
-        <w:lastRenderedPageBreak/>
         <w:t xml:space="preserve">Línea 1: </w:t>
       </w:r>
       <w:proofErr w:type="spellStart"/>
@@ -8917,7 +8839,6 @@
         <w:t>Se encarga de mostrar el texto Hola mundo en la pantalla. Es importante notar que, al ejecutar el programa, el mensaje aparece sin las comillas dobles. En Java, las cadenas de texto se escriben entre comillas dobles. Aunque aún no se comprenda cada parte de esta instrucción, con el tiempo se logrará entender en detalle. Por ahora, si se desea imprimir texto en pantalla, basta con utilizar la instrucción mostrada en esta línea.</w:t>
       </w:r>
     </w:p>
-    <w:p/>
     <w:p>
       <w:pPr>
         <w:pStyle w:val="Prrafodelista"/>
@@ -9267,8 +9188,16 @@
           <w:ilvl w:val="0"/>
           <w:numId w:val="26"/>
         </w:numPr>
-      </w:pPr>
-      <w:r>
+        <w:rPr>
+          <w:b/>
+          <w:bCs/>
+        </w:rPr>
+      </w:pPr>
+      <w:r>
+        <w:rPr>
+          <w:b/>
+          <w:bCs/>
+        </w:rPr>
         <w:t>El punto «.»</w:t>
       </w:r>
     </w:p>
@@ -12145,7 +12074,6 @@
         <w:t xml:space="preserve"> c = (5 &gt; 3) &amp;&amp; (2 &lt; 1); // ¿Cuál es el resultado?</w:t>
       </w:r>
     </w:p>
-    <w:p/>
     <w:p>
       <w:pPr>
         <w:pStyle w:val="Prrafodelista"/>
@@ -12308,7 +12236,6 @@
         <w:ind w:left="1415"/>
       </w:pPr>
       <w:r>
-        <w:lastRenderedPageBreak/>
         <w:t>}</w:t>
       </w:r>
     </w:p>
@@ -12324,6 +12251,7 @@
         <w:rPr>
           <w:b/>
         </w:rPr>
+        <w:lastRenderedPageBreak/>
         <w:t>Funciones con retorno</w:t>
       </w:r>
       <w:r>
@@ -12658,15 +12586,15 @@
         <w:ind w:left="2123" w:firstLine="1"/>
       </w:pPr>
       <w:r>
+        <w:t>}</w:t>
+      </w:r>
+    </w:p>
+    <w:p>
+      <w:pPr>
+        <w:ind w:left="1414"/>
+      </w:pPr>
+      <w:r>
         <w:lastRenderedPageBreak/>
-        <w:t>}</w:t>
-      </w:r>
-    </w:p>
-    <w:p>
-      <w:pPr>
-        <w:ind w:left="1414"/>
-      </w:pPr>
-      <w:r>
         <w:t>// x no es accesible fuera de la función</w:t>
       </w:r>
     </w:p>
@@ -12812,6 +12740,7 @@
         <w:t>Comprender las expresiones en JavaScript es fundamental para desarrollar programas eficientes. Estas permiten realizar múltiples operaciones y son esenciales en cualquier aplicación.</w:t>
       </w:r>
     </w:p>
+    <w:p/>
     <w:p>
       <w:pPr>
         <w:pStyle w:val="Prrafodelista"/>
@@ -13109,7 +13038,6 @@
         <w:t>Las estructuras de selección en JavaScript permiten tomar decisiones dentro de un programa, ejecutando diferentes bloques de código según se cumplan o no determinadas condiciones. Las siguientes son este tipo de estructuras:</w:t>
       </w:r>
     </w:p>
-    <w:p/>
     <w:p>
       <w:pPr>
         <w:pStyle w:val="Prrafodelista"/>
@@ -13143,13 +13071,13 @@
     </w:p>
     <w:p>
       <w:r>
+        <w:t>Ejemplo:</w:t>
+      </w:r>
+    </w:p>
+    <w:p>
+      <w:proofErr w:type="spellStart"/>
+      <w:r>
         <w:lastRenderedPageBreak/>
-        <w:t>Ejemplo:</w:t>
-      </w:r>
-    </w:p>
-    <w:p>
-      <w:proofErr w:type="spellStart"/>
-      <w:r>
         <w:t>if</w:t>
       </w:r>
       <w:proofErr w:type="spellEnd"/>
@@ -13387,12 +13315,12 @@
     </w:p>
     <w:p>
       <w:r>
+        <w:t xml:space="preserve">  console.log('Negativo');</w:t>
+      </w:r>
+    </w:p>
+    <w:p>
+      <w:r>
         <w:lastRenderedPageBreak/>
-        <w:t xml:space="preserve">  console.log('Negativo');</w:t>
-      </w:r>
-    </w:p>
-    <w:p>
-      <w:r>
         <w:t xml:space="preserve">} </w:t>
       </w:r>
       <w:proofErr w:type="spellStart"/>
@@ -13555,6 +13483,7 @@
         <w:t>.</w:t>
       </w:r>
     </w:p>
+    <w:p/>
     <w:p>
       <w:r>
         <w:lastRenderedPageBreak/>
@@ -21604,15 +21533,14 @@
       </w:pPr>
       <w:r>
         <w:rPr>
-          <w:noProof/>
           <w:lang w:eastAsia="es-CO"/>
         </w:rPr>
         <w:lastRenderedPageBreak/>
         <w:drawing>
-          <wp:inline distT="0" distB="0" distL="0" distR="0" wp14:anchorId="2E21351E" wp14:editId="1AD0DD01">
+          <wp:inline distT="0" distB="0" distL="0" distR="0" wp14:anchorId="6587238B" wp14:editId="46CD241F">
             <wp:extent cx="6332220" cy="3825875"/>
             <wp:effectExtent l="0" t="0" r="0" b="3175"/>
-            <wp:docPr id="8" name="Gráfico 8" descr="En la síntesis se presenta un mapa conceptual que organiza de forma progresiva los fundamentos de la programación, iniciando con los conceptos básicos y los tipos de lenguajes. Se articulan los entornos de desarrollo y la configuración de proyectos con la sintaxis y las estructuras de programación en JavaScript, destacando el manejo de datos, funciones y estructuras de control. Asimismo, se integran las estructuras de datos y los algoritmos básicos de búsqueda y ordenamiento, finalizando con la depuración, la identificación de fallas y el manejo de errores, lo que permite comprender la relación entre los distintos temas y su aplicación coherente en el desarrollo de programas funcionales."/>
+            <wp:docPr id="10" name="Gráfico 10" descr="En la síntesis se presenta un mapa conceptual que organiza de forma progresiva los fundamentos de la programación, iniciando con los conceptos básicos y los tipos de lenguajes. Se articulan los entornos de desarrollo y la configuración de proyectos con la sintaxis y las estructuras de programación en JavaScript, destacando el manejo de datos, funciones y estructuras de control. Asimismo, se integran las estructuras de datos y los algoritmos básicos de búsqueda y ordenamiento, finalizando con la depuración, la identificación de fallas y el manejo de errores, lo que permite comprender la relación entre los distintos temas y su aplicación coherente en el desarrollo de programas funcionales."/>
             <wp:cNvGraphicFramePr>
               <a:graphicFrameLocks xmlns:a="http://schemas.openxmlformats.org/drawingml/2006/main" noChangeAspect="1"/>
             </wp:cNvGraphicFramePr>
@@ -21620,14 +21548,14 @@
               <a:graphicData uri="http://schemas.openxmlformats.org/drawingml/2006/picture">
                 <pic:pic xmlns:pic="http://schemas.openxmlformats.org/drawingml/2006/picture">
                   <pic:nvPicPr>
-                    <pic:cNvPr id="8" name="Gráfico 8" descr="En la síntesis se presenta un mapa conceptual que organiza de forma progresiva los fundamentos de la programación, iniciando con los conceptos básicos y los tipos de lenguajes. Se articulan los entornos de desarrollo y la configuración de proyectos con la sintaxis y las estructuras de programación en JavaScript, destacando el manejo de datos, funciones y estructuras de control. Asimismo, se integran las estructuras de datos y los algoritmos básicos de búsqueda y ordenamiento, finalizando con la depuración, la identificación de fallas y el manejo de errores, lo que permite comprender la relación entre los distintos temas y su aplicación coherente en el desarrollo de programas funcionales."/>
+                    <pic:cNvPr id="10" name="Gráfico 10" descr="En la síntesis se presenta un mapa conceptual que organiza de forma progresiva los fundamentos de la programación, iniciando con los conceptos básicos y los tipos de lenguajes. Se articulan los entornos de desarrollo y la configuración de proyectos con la sintaxis y las estructuras de programación en JavaScript, destacando el manejo de datos, funciones y estructuras de control. Asimismo, se integran las estructuras de datos y los algoritmos básicos de búsqueda y ordenamiento, finalizando con la depuración, la identificación de fallas y el manejo de errores, lo que permite comprender la relación entre los distintos temas y su aplicación coherente en el desarrollo de programas funcionales."/>
                     <pic:cNvPicPr/>
                   </pic:nvPicPr>
                   <pic:blipFill>
-                    <a:blip r:embed="rId17">
+                    <a:blip r:embed="rId16">
                       <a:extLst>
                         <a:ext uri="{96DAC541-7B7A-43D3-8B79-37D633B846F1}">
-                          <asvg:svgBlip xmlns:asvg="http://schemas.microsoft.com/office/drawing/2016/SVG/main" r:embed="rId18"/>
+                          <asvg:svgBlip xmlns:asvg="http://schemas.microsoft.com/office/drawing/2016/SVG/main" r:embed="rId17"/>
                         </a:ext>
                       </a:extLst>
                     </a:blip>
@@ -21661,6 +21589,14 @@
     </w:p>
     <w:p>
       <w:pPr>
+        <w:ind w:firstLine="0"/>
+        <w:rPr>
+          <w:lang w:eastAsia="es-CO"/>
+        </w:rPr>
+      </w:pPr>
+    </w:p>
+    <w:p>
+      <w:pPr>
         <w:pStyle w:val="Titulosgenerales"/>
       </w:pPr>
       <w:bookmarkStart w:id="50" w:name="_Toc176443725"/>
@@ -21993,7 +21929,7 @@
         </w:rPr>
         <w:t xml:space="preserve">. [Video] YouTube. </w:t>
       </w:r>
-      <w:hyperlink r:id="rId19" w:history="1">
+      <w:hyperlink r:id="rId18" w:history="1">
         <w:r>
           <w:rPr>
             <w:rStyle w:val="Hipervnculo"/>
@@ -22078,7 +22014,7 @@
         </w:rPr>
         <w:t xml:space="preserve">JAVA. (2025). ¿Cómo puedo descargar e instalar Java en un equipo con Windows de forma manual? </w:t>
       </w:r>
-      <w:hyperlink r:id="rId20" w:history="1">
+      <w:hyperlink r:id="rId19" w:history="1">
         <w:r>
           <w:rPr>
             <w:rStyle w:val="Hipervnculo"/>
@@ -22100,7 +22036,7 @@
         </w:rPr>
         <w:t xml:space="preserve">JAVA. (2025). Instalación y uso de Oracle Java en macOS </w:t>
       </w:r>
-      <w:hyperlink r:id="rId21" w:history="1">
+      <w:hyperlink r:id="rId20" w:history="1">
         <w:r>
           <w:rPr>
             <w:rStyle w:val="Hipervnculo"/>
@@ -22136,7 +22072,7 @@
         </w:rPr>
         <w:t xml:space="preserve"> Network (MDN). (2025). Referencia de JavaScript. </w:t>
       </w:r>
-      <w:hyperlink r:id="rId22" w:history="1">
+      <w:hyperlink r:id="rId21" w:history="1">
         <w:r>
           <w:rPr>
             <w:rStyle w:val="Hipervnculo"/>
@@ -22623,6 +22559,64 @@
           <w:p>
             <w:pPr>
               <w:pStyle w:val="TextoTablas"/>
+            </w:pPr>
+            <w:r>
+              <w:t xml:space="preserve">Manuel Felipe </w:t>
+            </w:r>
+            <w:proofErr w:type="spellStart"/>
+            <w:r>
+              <w:t>Echavarria</w:t>
+            </w:r>
+            <w:proofErr w:type="spellEnd"/>
+            <w:r>
+              <w:t xml:space="preserve"> Orozco</w:t>
+            </w:r>
+          </w:p>
+        </w:tc>
+        <w:tc>
+          <w:tcPr>
+            <w:tcW w:w="3261" w:type="dxa"/>
+          </w:tcPr>
+          <w:p>
+            <w:pPr>
+              <w:pStyle w:val="TextoTablas"/>
+            </w:pPr>
+            <w:r>
+              <w:t xml:space="preserve">Desarrollador </w:t>
+            </w:r>
+            <w:r>
+              <w:rPr>
+                <w:rStyle w:val="Extranjerismo"/>
+              </w:rPr>
+              <w:t>full stack</w:t>
+            </w:r>
+          </w:p>
+        </w:tc>
+        <w:tc>
+          <w:tcPr>
+            <w:tcW w:w="3969" w:type="dxa"/>
+          </w:tcPr>
+          <w:p>
+            <w:pPr>
+              <w:pStyle w:val="TextoTablas"/>
+            </w:pPr>
+            <w:r>
+              <w:t>Centro de Comercio y Servicios - Regional Tolima</w:t>
+            </w:r>
+          </w:p>
+        </w:tc>
+      </w:tr>
+      <w:tr>
+        <w:trPr>
+          <w:cnfStyle w:val="000000100000" w:firstRow="0" w:lastRow="0" w:firstColumn="0" w:lastColumn="0" w:oddVBand="0" w:evenVBand="0" w:oddHBand="1" w:evenHBand="0" w:firstRowFirstColumn="0" w:firstRowLastColumn="0" w:lastRowFirstColumn="0" w:lastRowLastColumn="0"/>
+        </w:trPr>
+        <w:tc>
+          <w:tcPr>
+            <w:tcW w:w="2830" w:type="dxa"/>
+          </w:tcPr>
+          <w:p>
+            <w:pPr>
+              <w:pStyle w:val="TextoTablas"/>
               <w:rPr>
                 <w:rFonts w:asciiTheme="minorHAnsi" w:hAnsiTheme="minorHAnsi" w:cstheme="minorHAnsi"/>
                 <w:szCs w:val="24"/>
@@ -22677,9 +22671,6 @@
         </w:tc>
       </w:tr>
       <w:tr>
-        <w:trPr>
-          <w:cnfStyle w:val="000000100000" w:firstRow="0" w:lastRow="0" w:firstColumn="0" w:lastColumn="0" w:oddVBand="0" w:evenVBand="0" w:oddHBand="1" w:evenHBand="0" w:firstRowFirstColumn="0" w:firstRowLastColumn="0" w:lastRowFirstColumn="0" w:lastRowLastColumn="0"/>
-        </w:trPr>
         <w:tc>
           <w:tcPr>
             <w:tcW w:w="2830" w:type="dxa"/>
@@ -22742,6 +22733,9 @@
         </w:tc>
       </w:tr>
       <w:tr>
+        <w:trPr>
+          <w:cnfStyle w:val="000000100000" w:firstRow="0" w:lastRow="0" w:firstColumn="0" w:lastColumn="0" w:oddVBand="0" w:evenVBand="0" w:oddHBand="1" w:evenHBand="0" w:firstRowFirstColumn="0" w:firstRowLastColumn="0" w:lastRowFirstColumn="0" w:lastRowLastColumn="0"/>
+        </w:trPr>
         <w:tc>
           <w:tcPr>
             <w:tcW w:w="2830" w:type="dxa"/>
@@ -22802,8 +22796,8 @@
       </w:pPr>
     </w:p>
     <w:sectPr>
-      <w:headerReference w:type="default" r:id="rId23"/>
-      <w:footerReference w:type="default" r:id="rId24"/>
+      <w:headerReference w:type="default" r:id="rId22"/>
+      <w:footerReference w:type="default" r:id="rId23"/>
       <w:pgSz w:w="12240" w:h="15840"/>
       <w:pgMar w:top="1701" w:right="1134" w:bottom="1134" w:left="1134" w:header="709" w:footer="737" w:gutter="0"/>
       <w:pgNumType w:start="1"/>
@@ -30757,7 +30751,12 @@
 </file>
 
 <file path=customXml/item2.xml><?xml version="1.0" encoding="utf-8"?>
-<b:Sources xmlns:b="http://schemas.openxmlformats.org/officeDocument/2006/bibliography" xmlns="http://schemas.openxmlformats.org/officeDocument/2006/bibliography" SelectedStyle="\APASixthEditionOfficeOnline.xsl" StyleName="APA" Version="6"/>
+<?mso-contentType ?>
+<FormTemplates xmlns="http://schemas.microsoft.com/sharepoint/v3/contenttype/forms">
+  <Display>DocumentLibraryForm</Display>
+  <Edit>DocumentLibraryForm</Edit>
+  <New>DocumentLibraryForm</New>
+</FormTemplates>
 </file>
 
 <file path=customXml/item3.xml><?xml version="1.0" encoding="utf-8"?>
@@ -30996,12 +30995,7 @@
 </file>
 
 <file path=customXml/item4.xml><?xml version="1.0" encoding="utf-8"?>
-<?mso-contentType ?>
-<FormTemplates xmlns="http://schemas.microsoft.com/sharepoint/v3/contenttype/forms">
-  <Display>DocumentLibraryForm</Display>
-  <Edit>DocumentLibraryForm</Edit>
-  <New>DocumentLibraryForm</New>
-</FormTemplates>
+<b:Sources xmlns:b="http://schemas.openxmlformats.org/officeDocument/2006/bibliography" xmlns="http://schemas.openxmlformats.org/officeDocument/2006/bibliography" SelectedStyle="\APASixthEditionOfficeOnline.xsl" StyleName="APA" Version="6"/>
 </file>
 
 <file path=customXml/itemProps1.xml><?xml version="1.0" encoding="utf-8"?>
@@ -31016,9 +31010,9 @@
 </file>
 
 <file path=customXml/itemProps2.xml><?xml version="1.0" encoding="utf-8"?>
-<ds:datastoreItem xmlns:ds="http://schemas.openxmlformats.org/officeDocument/2006/customXml" ds:itemID="{0C7D4D18-29C7-4AA7-BE5A-EDF186B8A10D}">
+<ds:datastoreItem xmlns:ds="http://schemas.openxmlformats.org/officeDocument/2006/customXml" ds:itemID="{BE74273D-08E5-48D6-9AD8-123A57BBC7D9}">
   <ds:schemaRefs>
-    <ds:schemaRef ds:uri="http://schemas.openxmlformats.org/officeDocument/2006/bibliography"/>
+    <ds:schemaRef ds:uri="http://schemas.microsoft.com/sharepoint/v3/contenttype/forms"/>
   </ds:schemaRefs>
 </ds:datastoreItem>
 </file>
@@ -31043,9 +31037,9 @@
 </file>
 
 <file path=customXml/itemProps4.xml><?xml version="1.0" encoding="utf-8"?>
-<ds:datastoreItem xmlns:ds="http://schemas.openxmlformats.org/officeDocument/2006/customXml" ds:itemID="{BE74273D-08E5-48D6-9AD8-123A57BBC7D9}">
+<ds:datastoreItem xmlns:ds="http://schemas.openxmlformats.org/officeDocument/2006/customXml" ds:itemID="{0C7D4D18-29C7-4AA7-BE5A-EDF186B8A10D}">
   <ds:schemaRefs>
-    <ds:schemaRef ds:uri="http://schemas.microsoft.com/sharepoint/v3/contenttype/forms"/>
+    <ds:schemaRef ds:uri="http://schemas.openxmlformats.org/officeDocument/2006/bibliography"/>
   </ds:schemaRefs>
 </ds:datastoreItem>
 </file>
--- a/fuentes/228126_CF04_CFA.docx
+++ b/fuentes/228126_CF04_CFA.docx
@@ -1,6 +1,6 @@
 
 <file path=word/document.xml><?xml version="1.0" encoding="utf-8"?>
-<w:document xmlns:wpc="http://schemas.microsoft.com/office/word/2010/wordprocessingCanvas" xmlns:cx="http://schemas.microsoft.com/office/drawing/2014/chartex" xmlns:cx1="http://schemas.microsoft.com/office/drawing/2015/9/8/chartex" xmlns:cx2="http://schemas.microsoft.com/office/drawing/2015/10/21/chartex" xmlns:cx3="http://schemas.microsoft.com/office/drawing/2016/5/9/chartex" xmlns:cx4="http://schemas.microsoft.com/office/drawing/2016/5/10/chartex" xmlns:cx5="http://schemas.microsoft.com/office/drawing/2016/5/11/chartex" xmlns:cx6="http://schemas.microsoft.com/office/drawing/2016/5/12/chartex" xmlns:cx7="http://schemas.microsoft.com/office/drawing/2016/5/13/chartex" xmlns:cx8="http://schemas.microsoft.com/office/drawing/2016/5/14/chartex" xmlns:mc="http://schemas.openxmlformats.org/markup-compatibility/2006" xmlns:aink="http://schemas.microsoft.com/office/drawing/2016/ink" xmlns:am3d="http://schemas.microsoft.com/office/drawing/2017/model3d" xmlns:o="urn:schemas-microsoft-com:office:office" xmlns:r="http://schemas.openxmlformats.org/officeDocument/2006/relationships" xmlns:m="http://schemas.openxmlformats.org/officeDocument/2006/math" xmlns:v="urn:schemas-microsoft-com:vml" xmlns:wp14="http://schemas.microsoft.com/office/word/2010/wordprocessingDrawing" xmlns:wp="http://schemas.openxmlformats.org/drawingml/2006/wordprocessingDrawing" xmlns:w10="urn:schemas-microsoft-com:office:word" xmlns:w="http://schemas.openxmlformats.org/wordprocessingml/2006/main" xmlns:w14="http://schemas.microsoft.com/office/word/2010/wordml" xmlns:w15="http://schemas.microsoft.com/office/word/2012/wordml" xmlns:w16cex="http://schemas.microsoft.com/office/word/2018/wordml/cex" xmlns:w16cid="http://schemas.microsoft.com/office/word/2016/wordml/cid" xmlns:w16="http://schemas.microsoft.com/office/word/2018/wordml" xmlns:w16sdtdh="http://schemas.microsoft.com/office/word/2020/wordml/sdtdatahash" xmlns:w16se="http://schemas.microsoft.com/office/word/2015/wordml/symex" xmlns:wpg="http://schemas.microsoft.com/office/word/2010/wordprocessingGroup" xmlns:wpi="http://schemas.microsoft.com/office/word/2010/wordprocessingInk" xmlns:wne="http://schemas.microsoft.com/office/word/2006/wordml" xmlns:wps="http://schemas.microsoft.com/office/word/2010/wordprocessingShape" mc:Ignorable="w14 w15 w16se w16cid w16 w16cex w16sdtdh wp14">
+<w:document xmlns:wpc="http://schemas.microsoft.com/office/word/2010/wordprocessingCanvas" xmlns:cx="http://schemas.microsoft.com/office/drawing/2014/chartex" xmlns:cx1="http://schemas.microsoft.com/office/drawing/2015/9/8/chartex" xmlns:cx2="http://schemas.microsoft.com/office/drawing/2015/10/21/chartex" xmlns:cx3="http://schemas.microsoft.com/office/drawing/2016/5/9/chartex" xmlns:cx4="http://schemas.microsoft.com/office/drawing/2016/5/10/chartex" xmlns:cx5="http://schemas.microsoft.com/office/drawing/2016/5/11/chartex" xmlns:cx6="http://schemas.microsoft.com/office/drawing/2016/5/12/chartex" xmlns:cx7="http://schemas.microsoft.com/office/drawing/2016/5/13/chartex" xmlns:cx8="http://schemas.microsoft.com/office/drawing/2016/5/14/chartex" xmlns:mc="http://schemas.openxmlformats.org/markup-compatibility/2006" xmlns:aink="http://schemas.microsoft.com/office/drawing/2016/ink" xmlns:am3d="http://schemas.microsoft.com/office/drawing/2017/model3d" xmlns:o="urn:schemas-microsoft-com:office:office" xmlns:r="http://schemas.openxmlformats.org/officeDocument/2006/relationships" xmlns:m="http://schemas.openxmlformats.org/officeDocument/2006/math" xmlns:v="urn:schemas-microsoft-com:vml" xmlns:wp14="http://schemas.microsoft.com/office/word/2010/wordprocessingDrawing" xmlns:wp="http://schemas.openxmlformats.org/drawingml/2006/wordprocessingDrawing" xmlns:w10="urn:schemas-microsoft-com:office:word" xmlns:w="http://schemas.openxmlformats.org/wordprocessingml/2006/main" xmlns:w14="http://schemas.microsoft.com/office/word/2010/wordml" xmlns:w15="http://schemas.microsoft.com/office/word/2012/wordml" xmlns:w16cex="http://schemas.microsoft.com/office/word/2018/wordml/cex" xmlns:w16cid="http://schemas.microsoft.com/office/word/2016/wordml/cid" xmlns:w16="http://schemas.microsoft.com/office/word/2018/wordml" xmlns:w16se="http://schemas.microsoft.com/office/word/2015/wordml/symex" xmlns:wpg="http://schemas.microsoft.com/office/word/2010/wordprocessingGroup" xmlns:wpi="http://schemas.microsoft.com/office/word/2010/wordprocessingInk" xmlns:wne="http://schemas.microsoft.com/office/word/2006/wordml" xmlns:wps="http://schemas.microsoft.com/office/word/2010/wordprocessingShape" mc:Ignorable="w14 w15 w16se w16cid w16 w16cex wp14">
   <w:body>
     <w:p>
       <w:r>
@@ -213,7 +213,7 @@
               </wp:anchor>
             </w:drawing>
           </mc:Choice>
-          <mc:Fallback>
+          <mc:Fallback xmlns:w16sdtdh="http://schemas.microsoft.com/office/word/2020/wordml/sdtdatahash">
             <w:pict>
               <v:rect w14:anchorId="5C6229C9" id="Rectángulo 4" o:spid="_x0000_s1026" style="position:absolute;margin-left:-55.7pt;margin-top:29pt;width:613.85pt;height:204pt;z-index:-251659776;visibility:visible;mso-wrap-style:square;mso-width-percent:0;mso-height-percent:0;mso-wrap-distance-left:9pt;mso-wrap-distance-top:0;mso-wrap-distance-right:9pt;mso-wrap-distance-bottom:0;mso-position-horizontal:absolute;mso-position-horizontal-relative:text;mso-position-vertical:absolute;mso-position-vertical-relative:text;mso-width-percent:0;mso-height-percent:0;mso-width-relative:page;mso-height-relative:margin;v-text-anchor:middle" o:gfxdata="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" fillcolor="#00314d" stroked="f" strokeweight="1pt"/>
             </w:pict>
@@ -532,7 +532,7 @@
         </w:rPr>
         <w:fldChar w:fldCharType="separate"/>
       </w:r>
-      <w:hyperlink w:anchor="_Toc238196095" w:history="1">
+      <w:hyperlink w:anchor="_Toc241155531" w:history="1">
         <w:r>
           <w:rPr>
             <w:rStyle w:val="Hipervnculo"/>
@@ -559,7 +559,7 @@
             <w:noProof/>
             <w:webHidden/>
           </w:rPr>
-          <w:instrText xml:space="preserve"> PAGEREF _Toc238196095 \h </w:instrText>
+          <w:instrText xml:space="preserve"> PAGEREF _Toc241155531 \h </w:instrText>
         </w:r>
         <w:r>
           <w:rPr>
@@ -605,7 +605,7 @@
           <w:lang w:eastAsia="es-CO"/>
         </w:rPr>
       </w:pPr>
-      <w:hyperlink w:anchor="_Toc238196096" w:history="1">
+      <w:hyperlink w:anchor="_Toc241155532" w:history="1">
         <w:r>
           <w:rPr>
             <w:rStyle w:val="Hipervnculo"/>
@@ -649,7 +649,7 @@
             <w:noProof/>
             <w:webHidden/>
           </w:rPr>
-          <w:instrText xml:space="preserve"> PAGEREF _Toc238196096 \h </w:instrText>
+          <w:instrText xml:space="preserve"> PAGEREF _Toc241155532 \h </w:instrText>
         </w:r>
         <w:r>
           <w:rPr>
@@ -695,7 +695,7 @@
           <w:lang w:eastAsia="es-CO"/>
         </w:rPr>
       </w:pPr>
-      <w:hyperlink w:anchor="_Toc238196097" w:history="1">
+      <w:hyperlink w:anchor="_Toc241155533" w:history="1">
         <w:r>
           <w:rPr>
             <w:rStyle w:val="Hipervnculo"/>
@@ -739,7 +739,7 @@
             <w:noProof/>
             <w:webHidden/>
           </w:rPr>
-          <w:instrText xml:space="preserve"> PAGEREF _Toc238196097 \h </w:instrText>
+          <w:instrText xml:space="preserve"> PAGEREF _Toc241155533 \h </w:instrText>
         </w:r>
         <w:r>
           <w:rPr>
@@ -785,7 +785,7 @@
           <w:lang w:eastAsia="es-CO"/>
         </w:rPr>
       </w:pPr>
-      <w:hyperlink w:anchor="_Toc238196098" w:history="1">
+      <w:hyperlink w:anchor="_Toc241155534" w:history="1">
         <w:r>
           <w:rPr>
             <w:rStyle w:val="Hipervnculo"/>
@@ -829,7 +829,7 @@
             <w:noProof/>
             <w:webHidden/>
           </w:rPr>
-          <w:instrText xml:space="preserve"> PAGEREF _Toc238196098 \h </w:instrText>
+          <w:instrText xml:space="preserve"> PAGEREF _Toc241155534 \h </w:instrText>
         </w:r>
         <w:r>
           <w:rPr>
@@ -849,7 +849,7 @@
             <w:noProof/>
             <w:webHidden/>
           </w:rPr>
-          <w:t>13</w:t>
+          <w:t>14</w:t>
         </w:r>
         <w:r>
           <w:rPr>
@@ -875,7 +875,7 @@
           <w:lang w:eastAsia="es-CO"/>
         </w:rPr>
       </w:pPr>
-      <w:hyperlink w:anchor="_Toc238196099" w:history="1">
+      <w:hyperlink w:anchor="_Toc241155535" w:history="1">
         <w:r>
           <w:rPr>
             <w:rStyle w:val="Hipervnculo"/>
@@ -919,7 +919,7 @@
             <w:noProof/>
             <w:webHidden/>
           </w:rPr>
-          <w:instrText xml:space="preserve"> PAGEREF _Toc238196099 \h </w:instrText>
+          <w:instrText xml:space="preserve"> PAGEREF _Toc241155535 \h </w:instrText>
         </w:r>
         <w:r>
           <w:rPr>
@@ -965,7 +965,7 @@
           <w:lang w:eastAsia="es-CO"/>
         </w:rPr>
       </w:pPr>
-      <w:hyperlink w:anchor="_Toc238196101" w:history="1">
+      <w:hyperlink w:anchor="_Toc241155537" w:history="1">
         <w:r>
           <w:rPr>
             <w:rStyle w:val="Hipervnculo"/>
@@ -1009,7 +1009,7 @@
             <w:noProof/>
             <w:webHidden/>
           </w:rPr>
-          <w:instrText xml:space="preserve"> PAGEREF _Toc238196101 \h </w:instrText>
+          <w:instrText xml:space="preserve"> PAGEREF _Toc241155537 \h </w:instrText>
         </w:r>
         <w:r>
           <w:rPr>
@@ -1055,7 +1055,7 @@
           <w:lang w:eastAsia="es-CO"/>
         </w:rPr>
       </w:pPr>
-      <w:hyperlink w:anchor="_Toc238196102" w:history="1">
+      <w:hyperlink w:anchor="_Toc241155538" w:history="1">
         <w:r>
           <w:rPr>
             <w:rStyle w:val="Hipervnculo"/>
@@ -1099,7 +1099,7 @@
             <w:noProof/>
             <w:webHidden/>
           </w:rPr>
-          <w:instrText xml:space="preserve"> PAGEREF _Toc238196102 \h </w:instrText>
+          <w:instrText xml:space="preserve"> PAGEREF _Toc241155538 \h </w:instrText>
         </w:r>
         <w:r>
           <w:rPr>
@@ -1145,7 +1145,7 @@
           <w:lang w:eastAsia="es-CO"/>
         </w:rPr>
       </w:pPr>
-      <w:hyperlink w:anchor="_Toc238196103" w:history="1">
+      <w:hyperlink w:anchor="_Toc241155539" w:history="1">
         <w:r>
           <w:rPr>
             <w:rStyle w:val="Hipervnculo"/>
@@ -1189,7 +1189,7 @@
             <w:noProof/>
             <w:webHidden/>
           </w:rPr>
-          <w:instrText xml:space="preserve"> PAGEREF _Toc238196103 \h </w:instrText>
+          <w:instrText xml:space="preserve"> PAGEREF _Toc241155539 \h </w:instrText>
         </w:r>
         <w:r>
           <w:rPr>
@@ -1235,7 +1235,7 @@
           <w:lang w:eastAsia="es-CO"/>
         </w:rPr>
       </w:pPr>
-      <w:hyperlink w:anchor="_Toc238196104" w:history="1">
+      <w:hyperlink w:anchor="_Toc241155540" w:history="1">
         <w:r>
           <w:rPr>
             <w:rStyle w:val="Hipervnculo"/>
@@ -1279,7 +1279,7 @@
             <w:noProof/>
             <w:webHidden/>
           </w:rPr>
-          <w:instrText xml:space="preserve"> PAGEREF _Toc238196104 \h </w:instrText>
+          <w:instrText xml:space="preserve"> PAGEREF _Toc241155540 \h </w:instrText>
         </w:r>
         <w:r>
           <w:rPr>
@@ -1325,7 +1325,7 @@
           <w:lang w:eastAsia="es-CO"/>
         </w:rPr>
       </w:pPr>
-      <w:hyperlink w:anchor="_Toc238196106" w:history="1">
+      <w:hyperlink w:anchor="_Toc241155542" w:history="1">
         <w:r>
           <w:rPr>
             <w:rStyle w:val="Hipervnculo"/>
@@ -1369,7 +1369,7 @@
             <w:noProof/>
             <w:webHidden/>
           </w:rPr>
-          <w:instrText xml:space="preserve"> PAGEREF _Toc238196106 \h </w:instrText>
+          <w:instrText xml:space="preserve"> PAGEREF _Toc241155542 \h </w:instrText>
         </w:r>
         <w:r>
           <w:rPr>
@@ -1415,7 +1415,7 @@
           <w:lang w:eastAsia="es-CO"/>
         </w:rPr>
       </w:pPr>
-      <w:hyperlink w:anchor="_Toc238196107" w:history="1">
+      <w:hyperlink w:anchor="_Toc241155543" w:history="1">
         <w:r>
           <w:rPr>
             <w:rStyle w:val="Hipervnculo"/>
@@ -1459,7 +1459,7 @@
             <w:noProof/>
             <w:webHidden/>
           </w:rPr>
-          <w:instrText xml:space="preserve"> PAGEREF _Toc238196107 \h </w:instrText>
+          <w:instrText xml:space="preserve"> PAGEREF _Toc241155543 \h </w:instrText>
         </w:r>
         <w:r>
           <w:rPr>
@@ -1505,7 +1505,7 @@
           <w:lang w:eastAsia="es-CO"/>
         </w:rPr>
       </w:pPr>
-      <w:hyperlink w:anchor="_Toc238196108" w:history="1">
+      <w:hyperlink w:anchor="_Toc241155544" w:history="1">
         <w:r>
           <w:rPr>
             <w:rStyle w:val="Hipervnculo"/>
@@ -1549,7 +1549,7 @@
             <w:noProof/>
             <w:webHidden/>
           </w:rPr>
-          <w:instrText xml:space="preserve"> PAGEREF _Toc238196108 \h </w:instrText>
+          <w:instrText xml:space="preserve"> PAGEREF _Toc241155544 \h </w:instrText>
         </w:r>
         <w:r>
           <w:rPr>
@@ -1595,7 +1595,7 @@
           <w:lang w:eastAsia="es-CO"/>
         </w:rPr>
       </w:pPr>
-      <w:hyperlink w:anchor="_Toc238196109" w:history="1">
+      <w:hyperlink w:anchor="_Toc241155545" w:history="1">
         <w:r>
           <w:rPr>
             <w:rStyle w:val="Hipervnculo"/>
@@ -1639,7 +1639,7 @@
             <w:noProof/>
             <w:webHidden/>
           </w:rPr>
-          <w:instrText xml:space="preserve"> PAGEREF _Toc238196109 \h </w:instrText>
+          <w:instrText xml:space="preserve"> PAGEREF _Toc241155545 \h </w:instrText>
         </w:r>
         <w:r>
           <w:rPr>
@@ -1685,7 +1685,7 @@
           <w:lang w:eastAsia="es-CO"/>
         </w:rPr>
       </w:pPr>
-      <w:hyperlink w:anchor="_Toc238196110" w:history="1">
+      <w:hyperlink w:anchor="_Toc241155546" w:history="1">
         <w:r>
           <w:rPr>
             <w:rStyle w:val="Hipervnculo"/>
@@ -1729,7 +1729,7 @@
             <w:noProof/>
             <w:webHidden/>
           </w:rPr>
-          <w:instrText xml:space="preserve"> PAGEREF _Toc238196110 \h </w:instrText>
+          <w:instrText xml:space="preserve"> PAGEREF _Toc241155546 \h </w:instrText>
         </w:r>
         <w:r>
           <w:rPr>
@@ -1775,7 +1775,7 @@
           <w:lang w:eastAsia="es-CO"/>
         </w:rPr>
       </w:pPr>
-      <w:hyperlink w:anchor="_Toc238196111" w:history="1">
+      <w:hyperlink w:anchor="_Toc241155547" w:history="1">
         <w:r>
           <w:rPr>
             <w:rStyle w:val="Hipervnculo"/>
@@ -1819,7 +1819,7 @@
             <w:noProof/>
             <w:webHidden/>
           </w:rPr>
-          <w:instrText xml:space="preserve"> PAGEREF _Toc238196111 \h </w:instrText>
+          <w:instrText xml:space="preserve"> PAGEREF _Toc241155547 \h </w:instrText>
         </w:r>
         <w:r>
           <w:rPr>
@@ -1865,7 +1865,7 @@
           <w:lang w:eastAsia="es-CO"/>
         </w:rPr>
       </w:pPr>
-      <w:hyperlink w:anchor="_Toc238196113" w:history="1">
+      <w:hyperlink w:anchor="_Toc241155549" w:history="1">
         <w:r>
           <w:rPr>
             <w:rStyle w:val="Hipervnculo"/>
@@ -1909,7 +1909,7 @@
             <w:noProof/>
             <w:webHidden/>
           </w:rPr>
-          <w:instrText xml:space="preserve"> PAGEREF _Toc238196113 \h </w:instrText>
+          <w:instrText xml:space="preserve"> PAGEREF _Toc241155549 \h </w:instrText>
         </w:r>
         <w:r>
           <w:rPr>
@@ -1955,7 +1955,7 @@
           <w:lang w:eastAsia="es-CO"/>
         </w:rPr>
       </w:pPr>
-      <w:hyperlink w:anchor="_Toc238196114" w:history="1">
+      <w:hyperlink w:anchor="_Toc241155550" w:history="1">
         <w:r>
           <w:rPr>
             <w:rStyle w:val="Hipervnculo"/>
@@ -1999,7 +1999,7 @@
             <w:noProof/>
             <w:webHidden/>
           </w:rPr>
-          <w:instrText xml:space="preserve"> PAGEREF _Toc238196114 \h </w:instrText>
+          <w:instrText xml:space="preserve"> PAGEREF _Toc241155550 \h </w:instrText>
         </w:r>
         <w:r>
           <w:rPr>
@@ -2045,7 +2045,7 @@
           <w:lang w:eastAsia="es-CO"/>
         </w:rPr>
       </w:pPr>
-      <w:hyperlink w:anchor="_Toc238196115" w:history="1">
+      <w:hyperlink w:anchor="_Toc241155551" w:history="1">
         <w:r>
           <w:rPr>
             <w:rStyle w:val="Hipervnculo"/>
@@ -2089,7 +2089,7 @@
             <w:noProof/>
             <w:webHidden/>
           </w:rPr>
-          <w:instrText xml:space="preserve"> PAGEREF _Toc238196115 \h </w:instrText>
+          <w:instrText xml:space="preserve"> PAGEREF _Toc241155551 \h </w:instrText>
         </w:r>
         <w:r>
           <w:rPr>
@@ -2135,7 +2135,7 @@
           <w:lang w:eastAsia="es-CO"/>
         </w:rPr>
       </w:pPr>
-      <w:hyperlink w:anchor="_Toc238196116" w:history="1">
+      <w:hyperlink w:anchor="_Toc241155552" w:history="1">
         <w:r>
           <w:rPr>
             <w:rStyle w:val="Hipervnculo"/>
@@ -2179,7 +2179,7 @@
             <w:noProof/>
             <w:webHidden/>
           </w:rPr>
-          <w:instrText xml:space="preserve"> PAGEREF _Toc238196116 \h </w:instrText>
+          <w:instrText xml:space="preserve"> PAGEREF _Toc241155552 \h </w:instrText>
         </w:r>
         <w:r>
           <w:rPr>
@@ -2225,7 +2225,7 @@
           <w:lang w:eastAsia="es-CO"/>
         </w:rPr>
       </w:pPr>
-      <w:hyperlink w:anchor="_Toc238196118" w:history="1">
+      <w:hyperlink w:anchor="_Toc241155554" w:history="1">
         <w:r>
           <w:rPr>
             <w:rStyle w:val="Hipervnculo"/>
@@ -2269,7 +2269,7 @@
             <w:noProof/>
             <w:webHidden/>
           </w:rPr>
-          <w:instrText xml:space="preserve"> PAGEREF _Toc238196118 \h </w:instrText>
+          <w:instrText xml:space="preserve"> PAGEREF _Toc241155554 \h </w:instrText>
         </w:r>
         <w:r>
           <w:rPr>
@@ -2315,7 +2315,7 @@
           <w:lang w:eastAsia="es-CO"/>
         </w:rPr>
       </w:pPr>
-      <w:hyperlink w:anchor="_Toc238196119" w:history="1">
+      <w:hyperlink w:anchor="_Toc241155555" w:history="1">
         <w:r>
           <w:rPr>
             <w:rStyle w:val="Hipervnculo"/>
@@ -2359,7 +2359,7 @@
             <w:noProof/>
             <w:webHidden/>
           </w:rPr>
-          <w:instrText xml:space="preserve"> PAGEREF _Toc238196119 \h </w:instrText>
+          <w:instrText xml:space="preserve"> PAGEREF _Toc241155555 \h </w:instrText>
         </w:r>
         <w:r>
           <w:rPr>
@@ -2405,7 +2405,7 @@
           <w:lang w:eastAsia="es-CO"/>
         </w:rPr>
       </w:pPr>
-      <w:hyperlink w:anchor="_Toc238196120" w:history="1">
+      <w:hyperlink w:anchor="_Toc241155556" w:history="1">
         <w:r>
           <w:rPr>
             <w:rStyle w:val="Hipervnculo"/>
@@ -2449,7 +2449,7 @@
             <w:noProof/>
             <w:webHidden/>
           </w:rPr>
-          <w:instrText xml:space="preserve"> PAGEREF _Toc238196120 \h </w:instrText>
+          <w:instrText xml:space="preserve"> PAGEREF _Toc241155556 \h </w:instrText>
         </w:r>
         <w:r>
           <w:rPr>
@@ -2495,7 +2495,7 @@
           <w:lang w:eastAsia="es-CO"/>
         </w:rPr>
       </w:pPr>
-      <w:hyperlink w:anchor="_Toc238196121" w:history="1">
+      <w:hyperlink w:anchor="_Toc241155557" w:history="1">
         <w:r>
           <w:rPr>
             <w:rStyle w:val="Hipervnculo"/>
@@ -2539,7 +2539,7 @@
             <w:noProof/>
             <w:webHidden/>
           </w:rPr>
-          <w:instrText xml:space="preserve"> PAGEREF _Toc238196121 \h </w:instrText>
+          <w:instrText xml:space="preserve"> PAGEREF _Toc241155557 \h </w:instrText>
         </w:r>
         <w:r>
           <w:rPr>
@@ -2584,7 +2584,7 @@
           <w:lang w:eastAsia="es-CO"/>
         </w:rPr>
       </w:pPr>
-      <w:hyperlink w:anchor="_Toc238196122" w:history="1">
+      <w:hyperlink w:anchor="_Toc241155558" w:history="1">
         <w:r>
           <w:rPr>
             <w:rStyle w:val="Hipervnculo"/>
@@ -2611,7 +2611,7 @@
             <w:noProof/>
             <w:webHidden/>
           </w:rPr>
-          <w:instrText xml:space="preserve"> PAGEREF _Toc238196122 \h </w:instrText>
+          <w:instrText xml:space="preserve"> PAGEREF _Toc241155558 \h </w:instrText>
         </w:r>
         <w:r>
           <w:rPr>
@@ -2656,7 +2656,7 @@
           <w:lang w:eastAsia="es-CO"/>
         </w:rPr>
       </w:pPr>
-      <w:hyperlink w:anchor="_Toc238196123" w:history="1">
+      <w:hyperlink w:anchor="_Toc241155559" w:history="1">
         <w:r>
           <w:rPr>
             <w:rStyle w:val="Hipervnculo"/>
@@ -2683,7 +2683,7 @@
             <w:noProof/>
             <w:webHidden/>
           </w:rPr>
-          <w:instrText xml:space="preserve"> PAGEREF _Toc238196123 \h </w:instrText>
+          <w:instrText xml:space="preserve"> PAGEREF _Toc241155559 \h </w:instrText>
         </w:r>
         <w:r>
           <w:rPr>
@@ -2728,7 +2728,7 @@
           <w:lang w:eastAsia="es-CO"/>
         </w:rPr>
       </w:pPr>
-      <w:hyperlink w:anchor="_Toc238196124" w:history="1">
+      <w:hyperlink w:anchor="_Toc241155560" w:history="1">
         <w:r>
           <w:rPr>
             <w:rStyle w:val="Hipervnculo"/>
@@ -2756,7 +2756,7 @@
             <w:noProof/>
             <w:webHidden/>
           </w:rPr>
-          <w:instrText xml:space="preserve"> PAGEREF _Toc238196124 \h </w:instrText>
+          <w:instrText xml:space="preserve"> PAGEREF _Toc241155560 \h </w:instrText>
         </w:r>
         <w:r>
           <w:rPr>
@@ -2801,7 +2801,7 @@
           <w:lang w:eastAsia="es-CO"/>
         </w:rPr>
       </w:pPr>
-      <w:hyperlink w:anchor="_Toc238196125" w:history="1">
+      <w:hyperlink w:anchor="_Toc241155561" w:history="1">
         <w:r>
           <w:rPr>
             <w:rStyle w:val="Hipervnculo"/>
@@ -2828,7 +2828,7 @@
             <w:noProof/>
             <w:webHidden/>
           </w:rPr>
-          <w:instrText xml:space="preserve"> PAGEREF _Toc238196125 \h </w:instrText>
+          <w:instrText xml:space="preserve"> PAGEREF _Toc241155561 \h </w:instrText>
         </w:r>
         <w:r>
           <w:rPr>
@@ -2871,7 +2871,7 @@
         <w:fldChar w:fldCharType="end"/>
       </w:r>
       <w:bookmarkStart w:id="0" w:name="_Toc176443691"/>
-      <w:bookmarkStart w:id="1" w:name="_Toc238196095"/>
+      <w:bookmarkStart w:id="1" w:name="_Toc241155531"/>
       <w:r>
         <w:t>Introducción</w:t>
       </w:r>
@@ -2941,13 +2941,27 @@
         <w:rPr>
           <w:lang w:eastAsia="es-CO"/>
         </w:rPr>
-        <w:t>, switch), repetición (</w:t>
+        <w:t xml:space="preserve">, </w:t>
       </w:r>
       <w:proofErr w:type="spellStart"/>
       <w:r>
         <w:rPr>
           <w:lang w:eastAsia="es-CO"/>
         </w:rPr>
+        <w:t>switch</w:t>
+      </w:r>
+      <w:proofErr w:type="spellEnd"/>
+      <w:r>
+        <w:rPr>
+          <w:lang w:eastAsia="es-CO"/>
+        </w:rPr>
+        <w:t>), repetición (</w:t>
+      </w:r>
+      <w:proofErr w:type="spellStart"/>
+      <w:r>
+        <w:rPr>
+          <w:lang w:eastAsia="es-CO"/>
+        </w:rPr>
         <w:t>for</w:t>
       </w:r>
       <w:proofErr w:type="spellEnd"/>
@@ -2969,13 +2983,27 @@
         <w:rPr>
           <w:lang w:eastAsia="es-CO"/>
         </w:rPr>
-        <w:t xml:space="preserve">) y salto (break, continue, </w:t>
+        <w:t xml:space="preserve">) y salto (break, </w:t>
       </w:r>
       <w:proofErr w:type="spellStart"/>
       <w:r>
         <w:rPr>
           <w:lang w:eastAsia="es-CO"/>
         </w:rPr>
+        <w:t>continue</w:t>
+      </w:r>
+      <w:proofErr w:type="spellEnd"/>
+      <w:r>
+        <w:rPr>
+          <w:lang w:eastAsia="es-CO"/>
+        </w:rPr>
+        <w:t xml:space="preserve">, </w:t>
+      </w:r>
+      <w:proofErr w:type="spellStart"/>
+      <w:r>
+        <w:rPr>
+          <w:lang w:eastAsia="es-CO"/>
+        </w:rPr>
         <w:t>return</w:t>
       </w:r>
       <w:proofErr w:type="spellEnd"/>
@@ -3045,7 +3073,7 @@
       <w:pPr>
         <w:pStyle w:val="Ttulo1"/>
       </w:pPr>
-      <w:bookmarkStart w:id="2" w:name="_Toc238196096"/>
+      <w:bookmarkStart w:id="2" w:name="_Toc241155532"/>
       <w:r>
         <w:lastRenderedPageBreak/>
         <w:t>Fundamentos de programación</w:t>
@@ -3421,16 +3449,9 @@
     </w:p>
     <w:p>
       <w:pPr>
-        <w:rPr>
-          <w:lang w:eastAsia="es-CO"/>
-        </w:rPr>
-      </w:pPr>
-    </w:p>
-    <w:p>
-      <w:pPr>
         <w:pStyle w:val="Ttulo2"/>
       </w:pPr>
-      <w:bookmarkStart w:id="3" w:name="_Toc238196097"/>
+      <w:bookmarkStart w:id="3" w:name="_Toc241155533"/>
       <w:r>
         <w:t>Conceptos básicos de programación</w:t>
       </w:r>
@@ -3463,7 +3484,73 @@
         <w:ind w:firstLine="0"/>
         <w:jc w:val="center"/>
       </w:pPr>
-    </w:p>
+      <w:r>
+        <w:rPr>
+          <w:noProof/>
+        </w:rPr>
+        <w:drawing>
+          <wp:inline distT="0" distB="0" distL="0" distR="0" wp14:anchorId="45D4A658" wp14:editId="2E1C36BD">
+            <wp:extent cx="4680000" cy="2631600"/>
+            <wp:effectExtent l="0" t="0" r="6350" b="0"/>
+            <wp:docPr id="5" name="Imagen 5">
+              <a:extLst xmlns:a="http://schemas.openxmlformats.org/drawingml/2006/main">
+                <a:ext uri="{C183D7F6-B498-43B3-948B-1728B52AA6E4}">
+                  <adec:decorative xmlns:adec="http://schemas.microsoft.com/office/drawing/2017/decorative" val="1"/>
+                </a:ext>
+              </a:extLst>
+            </wp:docPr>
+            <wp:cNvGraphicFramePr>
+              <a:graphicFrameLocks xmlns:a="http://schemas.openxmlformats.org/drawingml/2006/main" noChangeAspect="1"/>
+            </wp:cNvGraphicFramePr>
+            <a:graphic xmlns:a="http://schemas.openxmlformats.org/drawingml/2006/main">
+              <a:graphicData uri="http://schemas.openxmlformats.org/drawingml/2006/picture">
+                <pic:pic xmlns:pic="http://schemas.openxmlformats.org/drawingml/2006/picture">
+                  <pic:nvPicPr>
+                    <pic:cNvPr id="5" name="Imagen 5">
+                      <a:extLst>
+                        <a:ext uri="{C183D7F6-B498-43B3-948B-1728B52AA6E4}">
+                          <adec:decorative xmlns:adec="http://schemas.microsoft.com/office/drawing/2017/decorative" val="1"/>
+                        </a:ext>
+                      </a:extLst>
+                    </pic:cNvPr>
+                    <pic:cNvPicPr>
+                      <a:picLocks noChangeAspect="1" noChangeArrowheads="1"/>
+                    </pic:cNvPicPr>
+                  </pic:nvPicPr>
+                  <pic:blipFill>
+                    <a:blip r:embed="rId12" cstate="print">
+                      <a:extLst>
+                        <a:ext uri="{28A0092B-C50C-407E-A947-70E740481C1C}">
+                          <a14:useLocalDpi xmlns:a14="http://schemas.microsoft.com/office/drawing/2010/main" val="0"/>
+                        </a:ext>
+                      </a:extLst>
+                    </a:blip>
+                    <a:srcRect/>
+                    <a:stretch>
+                      <a:fillRect/>
+                    </a:stretch>
+                  </pic:blipFill>
+                  <pic:spPr bwMode="auto">
+                    <a:xfrm>
+                      <a:off x="0" y="0"/>
+                      <a:ext cx="4680000" cy="2631600"/>
+                    </a:xfrm>
+                    <a:prstGeom prst="rect">
+                      <a:avLst/>
+                    </a:prstGeom>
+                    <a:noFill/>
+                    <a:ln>
+                      <a:noFill/>
+                    </a:ln>
+                  </pic:spPr>
+                </pic:pic>
+              </a:graphicData>
+            </a:graphic>
+          </wp:inline>
+        </w:drawing>
+      </w:r>
+    </w:p>
+    <w:bookmarkStart w:id="4" w:name="_Hlk161159634"/>
     <w:p>
       <w:pPr>
         <w:ind w:firstLine="0"/>
@@ -3472,18 +3559,48 @@
           <w:b/>
         </w:rPr>
       </w:pPr>
-      <w:bookmarkStart w:id="4" w:name="_Hlk161159634"/>
-      <w:r>
-        <w:rPr>
+      <w:r>
+        <w:rPr>
+          <w:b/>
+        </w:rPr>
+        <w:fldChar w:fldCharType="begin"/>
+      </w:r>
+      <w:r>
+        <w:rPr>
+          <w:b/>
+        </w:rPr>
+        <w:instrText xml:space="preserve"> HYPERLINK "https://www.youtube.com/watch?v=_AmczD1jTjY" </w:instrText>
+      </w:r>
+      <w:r>
+        <w:rPr>
+          <w:b/>
+        </w:rPr>
+      </w:r>
+      <w:r>
+        <w:rPr>
+          <w:b/>
+        </w:rPr>
+        <w:fldChar w:fldCharType="separate"/>
+      </w:r>
+      <w:r>
+        <w:rPr>
+          <w:rStyle w:val="Hipervnculo"/>
           <w:b/>
         </w:rPr>
         <w:t>Enlace de reproducción del video</w:t>
       </w:r>
       <w:r>
         <w:rPr>
+          <w:rStyle w:val="Hipervnculo"/>
           <w:b/>
         </w:rPr>
         <w:t xml:space="preserve"> </w:t>
+      </w:r>
+      <w:r>
+        <w:rPr>
+          <w:b/>
+        </w:rPr>
+        <w:fldChar w:fldCharType="end"/>
       </w:r>
     </w:p>
     <w:tbl>
@@ -3511,6 +3628,7 @@
               <w:rPr>
                 <w:b/>
               </w:rPr>
+              <w:lastRenderedPageBreak/>
               <w:t>Transcripción</w:t>
             </w:r>
             <w:r>
@@ -3532,11 +3650,7 @@
           </w:tcPr>
           <w:p>
             <w:r>
-              <w:t xml:space="preserve">Un programa es un conjunto de instrucciones que una computadora ejecuta para realizar una tarea específica. Estas instrucciones se escriben en un lenguaje de programación, el cual actúa como intermediario entre el ser humano y la máquina, </w:t>
-            </w:r>
-            <w:r>
-              <w:lastRenderedPageBreak/>
-              <w:t>permitiendo transformar ideas y soluciones en acciones que el sistema puede procesar de manera automática.</w:t>
+              <w:t>Un programa es un conjunto de instrucciones que una computadora ejecuta para realizar una tarea específica. Estas instrucciones se escriben en un lenguaje de programación, el cual actúa como intermediario entre el ser humano y la máquina, permitiendo transformar ideas y soluciones en acciones que el sistema puede procesar de manera automática.</w:t>
             </w:r>
           </w:p>
           <w:p>
@@ -3611,11 +3725,8 @@
           </w:p>
           <w:p>
             <w:r>
-              <w:t xml:space="preserve">Recuerde: un buen algoritmo debe ser claro, preciso y eficiente, de forma que pueda comprenderse fácilmente y ejecutarse sin errores. Además, las variables representan espacios de memoria donde se almacenan datos que pueden cambiar durante la ejecución del programa. Estos datos poseen un tipo definido, como entero, </w:t>
-            </w:r>
-            <w:r>
               <w:lastRenderedPageBreak/>
-              <w:t>decimal, texto o booleano, lo cual permite que el programa interprete y procese la información de manera adecuada.</w:t>
+              <w:t>Recuerde: un buen algoritmo debe ser claro, preciso y eficiente, de forma que pueda comprenderse fácilmente y ejecutarse sin errores. Además, las variables representan espacios de memoria donde se almacenan datos que pueden cambiar durante la ejecución del programa. Estos datos poseen un tipo definido, como entero, decimal, texto o booleano, lo cual permite que el programa interprete y procese la información de manera adecuada.</w:t>
             </w:r>
           </w:p>
         </w:tc>
@@ -4351,6 +4462,7 @@
             </w:pPr>
             <w:proofErr w:type="spellStart"/>
             <w:r>
+              <w:lastRenderedPageBreak/>
               <w:t>boolean</w:t>
             </w:r>
             <w:proofErr w:type="spellEnd"/>
@@ -4515,7 +4627,6 @@
     <w:p/>
     <w:p>
       <w:r>
-        <w:lastRenderedPageBreak/>
         <w:t>Los operadores permiten realizar operaciones sobre los datos</w:t>
       </w:r>
       <w:r>
@@ -4608,6 +4719,7 @@
     </w:p>
     <w:p>
       <w:r>
+        <w:lastRenderedPageBreak/>
         <w:t>Menor que (&lt;) → 3 &lt; 2 → falso.</w:t>
       </w:r>
     </w:p>
@@ -4618,15 +4730,7 @@
     </w:p>
     <w:p>
       <w:r>
-        <w:t xml:space="preserve">Diferente </w:t>
-      </w:r>
-      <w:proofErr w:type="gramStart"/>
-      <w:r>
-        <w:t>(!=</w:t>
-      </w:r>
-      <w:proofErr w:type="gramEnd"/>
-      <w:r>
-        <w:t>) → 4 != 5 → verdadero.</w:t>
+        <w:t>Diferente (!=) → 4 != 5 → verdadero.</w:t>
       </w:r>
     </w:p>
     <w:p>
@@ -4650,7 +4754,6 @@
         <w:rPr>
           <w:b/>
         </w:rPr>
-        <w:lastRenderedPageBreak/>
         <w:t>Operadores lógicos</w:t>
       </w:r>
     </w:p>
@@ -4671,15 +4774,7 @@
     </w:p>
     <w:p>
       <w:r>
-        <w:t xml:space="preserve">NOT (!) </w:t>
-      </w:r>
-      <w:proofErr w:type="gramStart"/>
-      <w:r>
-        <w:t>→ !</w:t>
-      </w:r>
-      <w:proofErr w:type="gramEnd"/>
-      <w:r>
-        <w:t>(5 &gt; 3) → falso.</w:t>
+        <w:t>NOT (!) → !(5 &gt; 3) → falso.</w:t>
       </w:r>
     </w:p>
     <w:p>
@@ -4840,6 +4935,7 @@
         </w:numPr>
       </w:pPr>
       <w:r>
+        <w:lastRenderedPageBreak/>
         <w:t>PARA i ← 1 HASTA 5 HACER</w:t>
       </w:r>
     </w:p>
@@ -4919,7 +5015,6 @@
         </w:numPr>
       </w:pPr>
       <w:r>
-        <w:lastRenderedPageBreak/>
         <w:t>INICIO</w:t>
       </w:r>
     </w:p>
@@ -5117,6 +5212,7 @@
         <w:rPr>
           <w:b/>
         </w:rPr>
+        <w:lastRenderedPageBreak/>
         <w:t>Operadores</w:t>
       </w:r>
       <w:r>
@@ -5187,7 +5283,6 @@
         </w:numPr>
       </w:pPr>
       <w:r>
-        <w:lastRenderedPageBreak/>
         <w:t>Practicar constantemente para afianzar los conocimientos adquiridos.</w:t>
       </w:r>
     </w:p>
@@ -5318,8 +5413,9 @@
       <w:pPr>
         <w:pStyle w:val="Ttulo2"/>
       </w:pPr>
-      <w:bookmarkStart w:id="5" w:name="_Toc238196098"/>
-      <w:r>
+      <w:bookmarkStart w:id="5" w:name="_Toc241155534"/>
+      <w:r>
+        <w:lastRenderedPageBreak/>
         <w:t>Tipos de lenguajes de programación: compilados e interpretados</w:t>
       </w:r>
       <w:bookmarkEnd w:id="5"/>
@@ -5363,7 +5459,6 @@
         <w:rPr>
           <w:b/>
         </w:rPr>
-        <w:lastRenderedPageBreak/>
         <w:t>Lenguajes compilados</w:t>
       </w:r>
     </w:p>
@@ -5432,6 +5527,7 @@
     </w:p>
     <w:p>
       <w:r>
+        <w:lastRenderedPageBreak/>
         <w:t xml:space="preserve">Ejemplos: C, C++, </w:t>
       </w:r>
       <w:proofErr w:type="spellStart"/>
@@ -5472,7 +5568,6 @@
         <w:rPr>
           <w:b/>
         </w:rPr>
-        <w:lastRenderedPageBreak/>
         <w:t>Lenguajes interpretados</w:t>
       </w:r>
     </w:p>
@@ -5551,6 +5646,7 @@
     </w:p>
     <w:p>
       <w:r>
+        <w:lastRenderedPageBreak/>
         <w:t xml:space="preserve">En los lenguajes interpretados, el intérprete analiza y ejecuta el código en tiempo real. Esto facilita la experimentación y el desarrollo rápido, aunque puede implicar menor rendimiento en comparación con los compilados. </w:t>
       </w:r>
     </w:p>
@@ -5565,7 +5661,6 @@
         <w:pStyle w:val="Tabla"/>
       </w:pPr>
       <w:r>
-        <w:lastRenderedPageBreak/>
         <w:t>Comparación de lenguajes de programación</w:t>
       </w:r>
     </w:p>
@@ -5985,6 +6080,7 @@
         </w:numPr>
       </w:pPr>
       <w:r>
+        <w:lastRenderedPageBreak/>
         <w:t xml:space="preserve">El uso de entornos de ejecución como máquinas virtuales permite mejorar la portabilidad del </w:t>
       </w:r>
       <w:r>
@@ -6011,7 +6107,6 @@
     </w:p>
     <w:p>
       <w:r>
-        <w:lastRenderedPageBreak/>
         <w:t>Los compiladores modernos también incluyen herramientas de análisis estático para mejorar la calidad del código</w:t>
       </w:r>
       <w:r>
@@ -6048,7 +6143,7 @@
       <w:pPr>
         <w:pStyle w:val="Ttulo1"/>
       </w:pPr>
-      <w:bookmarkStart w:id="6" w:name="_Toc238196099"/>
+      <w:bookmarkStart w:id="6" w:name="_Toc241155535"/>
       <w:r>
         <w:lastRenderedPageBreak/>
         <w:t>Entornos de desarrollo y configuración del proyecto</w:t>
@@ -6278,22 +6373,24 @@
       <w:bookmarkStart w:id="10" w:name="_Toc235634028"/>
       <w:bookmarkStart w:id="11" w:name="_Toc238192857"/>
       <w:bookmarkStart w:id="12" w:name="_Toc238196100"/>
+      <w:bookmarkStart w:id="13" w:name="_Toc241155536"/>
       <w:bookmarkEnd w:id="7"/>
       <w:bookmarkEnd w:id="8"/>
       <w:bookmarkEnd w:id="9"/>
       <w:bookmarkEnd w:id="10"/>
       <w:bookmarkEnd w:id="11"/>
       <w:bookmarkEnd w:id="12"/>
+      <w:bookmarkEnd w:id="13"/>
     </w:p>
     <w:p>
       <w:pPr>
         <w:pStyle w:val="Ttulo2"/>
       </w:pPr>
-      <w:bookmarkStart w:id="13" w:name="_Toc238196101"/>
+      <w:bookmarkStart w:id="14" w:name="_Toc241155537"/>
       <w:r>
         <w:t>Entornos de codificación</w:t>
       </w:r>
-      <w:bookmarkEnd w:id="13"/>
+      <w:bookmarkEnd w:id="14"/>
     </w:p>
     <w:p>
       <w:r>
@@ -6710,11 +6807,11 @@
       <w:r>
         <w:t xml:space="preserve"> </w:t>
       </w:r>
-      <w:bookmarkStart w:id="14" w:name="_Toc238196102"/>
+      <w:bookmarkStart w:id="15" w:name="_Toc241155538"/>
       <w:r>
         <w:t>Instalación y configuración del entorno</w:t>
       </w:r>
-      <w:bookmarkEnd w:id="14"/>
+      <w:bookmarkEnd w:id="15"/>
     </w:p>
     <w:p>
       <w:r>
@@ -6845,7 +6942,7 @@
       <w:r>
         <w:t xml:space="preserve"> </w:t>
       </w:r>
-      <w:hyperlink r:id="rId12" w:history="1">
+      <w:hyperlink r:id="rId13" w:history="1">
         <w:r>
           <w:rPr>
             <w:rStyle w:val="Hipervnculo"/>
@@ -7164,7 +7261,7 @@
       <w:r>
         <w:t xml:space="preserve">Este documento </w:t>
       </w:r>
-      <w:hyperlink r:id="rId13" w:history="1">
+      <w:hyperlink r:id="rId14" w:history="1">
         <w:r>
           <w:rPr>
             <w:rStyle w:val="Hipervnculo"/>
@@ -7207,7 +7304,7 @@
       <w:r>
         <w:t xml:space="preserve"> </w:t>
       </w:r>
-      <w:hyperlink r:id="rId14" w:history="1">
+      <w:hyperlink r:id="rId15" w:history="1">
         <w:r>
           <w:rPr>
             <w:rStyle w:val="Hipervnculo"/>
@@ -7227,11 +7324,11 @@
       <w:pPr>
         <w:pStyle w:val="Ttulo2"/>
       </w:pPr>
-      <w:bookmarkStart w:id="15" w:name="_Toc238196103"/>
+      <w:bookmarkStart w:id="16" w:name="_Toc241155539"/>
       <w:r>
         <w:t>Creación de proyectos de programación</w:t>
       </w:r>
-      <w:bookmarkEnd w:id="15"/>
+      <w:bookmarkEnd w:id="16"/>
     </w:p>
     <w:p>
       <w:r>
@@ -8072,12 +8169,12 @@
       <w:pPr>
         <w:pStyle w:val="Ttulo1"/>
       </w:pPr>
-      <w:bookmarkStart w:id="16" w:name="_Toc238196104"/>
+      <w:bookmarkStart w:id="17" w:name="_Toc241155540"/>
       <w:r>
         <w:lastRenderedPageBreak/>
         <w:t>Sintaxis y estructuras de programación en JavaScript</w:t>
       </w:r>
-      <w:bookmarkEnd w:id="16"/>
+      <w:bookmarkEnd w:id="17"/>
     </w:p>
     <w:p>
       <w:r>
@@ -8155,7 +8252,7 @@
                     </pic:cNvPicPr>
                   </pic:nvPicPr>
                   <pic:blipFill>
-                    <a:blip r:embed="rId15">
+                    <a:blip r:embed="rId16">
                       <a:extLst>
                         <a:ext uri="{28A0092B-C50C-407E-A947-70E740481C1C}">
                           <a14:useLocalDpi xmlns:a14="http://schemas.microsoft.com/office/drawing/2010/main" val="0"/>
@@ -8508,7 +8605,6 @@
         <w:t xml:space="preserve"> </w:t>
       </w:r>
       <w:proofErr w:type="spellStart"/>
-      <w:proofErr w:type="gramStart"/>
       <w:r>
         <w:t>main</w:t>
       </w:r>
@@ -8517,7 +8613,6 @@
         <w:t>(</w:t>
       </w:r>
       <w:proofErr w:type="spellStart"/>
-      <w:proofErr w:type="gramEnd"/>
       <w:r>
         <w:t>String</w:t>
       </w:r>
@@ -8674,15 +8769,7 @@
       </w:r>
       <w:proofErr w:type="spellEnd"/>
       <w:r>
-        <w:t xml:space="preserve">, seguida del nombre que identificará la clase. Las palabras reservadas siempre se escriben en minúsculas y son exclusivas del lenguaje Java. Finalmente, la llave de apertura </w:t>
-      </w:r>
-      <w:proofErr w:type="gramStart"/>
-      <w:r>
-        <w:t>{ indica</w:t>
-      </w:r>
-      <w:proofErr w:type="gramEnd"/>
-      <w:r>
-        <w:t xml:space="preserve"> que, a partir de ese punto, todo el contenido pertenece a esa clase.</w:t>
+        <w:t>, seguida del nombre que identificará la clase. Las palabras reservadas siempre se escriben en minúsculas y son exclusivas del lenguaje Java. Finalmente, la llave de apertura { indica que, a partir de ese punto, todo el contenido pertenece a esa clase.</w:t>
       </w:r>
     </w:p>
     <w:p>
@@ -8745,7 +8832,6 @@
         <w:t xml:space="preserve"> </w:t>
       </w:r>
       <w:proofErr w:type="spellStart"/>
-      <w:proofErr w:type="gramStart"/>
       <w:r>
         <w:rPr>
           <w:b/>
@@ -8760,7 +8846,6 @@
         <w:t>(</w:t>
       </w:r>
       <w:proofErr w:type="spellStart"/>
-      <w:proofErr w:type="gramEnd"/>
       <w:r>
         <w:rPr>
           <w:b/>
@@ -8855,21 +8940,7 @@
           <w:b/>
         </w:rPr>
         <w:lastRenderedPageBreak/>
-        <w:t>Línea 4</w:t>
-      </w:r>
-      <w:proofErr w:type="gramStart"/>
-      <w:r>
-        <w:rPr>
-          <w:b/>
-        </w:rPr>
-        <w:t>: }</w:t>
-      </w:r>
-      <w:proofErr w:type="gramEnd"/>
-      <w:r>
-        <w:rPr>
-          <w:b/>
-        </w:rPr>
-        <w:t xml:space="preserve"> // Fin del método </w:t>
+        <w:t xml:space="preserve">Línea 4: } // Fin del método </w:t>
       </w:r>
       <w:proofErr w:type="spellStart"/>
       <w:r>
@@ -8882,15 +8953,7 @@
     </w:p>
     <w:p>
       <w:r>
-        <w:t xml:space="preserve">Inicia con una llave de </w:t>
-      </w:r>
-      <w:proofErr w:type="gramStart"/>
-      <w:r>
-        <w:t>cierre }</w:t>
-      </w:r>
-      <w:proofErr w:type="gramEnd"/>
-      <w:r>
-        <w:t xml:space="preserve">, lo cual indica el término de las instrucciones que forman parte del método </w:t>
+        <w:t xml:space="preserve">Inicia con una llave de cierre }, lo cual indica el término de las instrucciones que forman parte del método </w:t>
       </w:r>
       <w:proofErr w:type="spellStart"/>
       <w:r>
@@ -8916,21 +8979,7 @@
         <w:rPr>
           <w:b/>
         </w:rPr>
-        <w:t>Línea 5</w:t>
-      </w:r>
-      <w:proofErr w:type="gramStart"/>
-      <w:r>
-        <w:rPr>
-          <w:b/>
-        </w:rPr>
-        <w:t>: }</w:t>
-      </w:r>
-      <w:proofErr w:type="gramEnd"/>
-      <w:r>
-        <w:rPr>
-          <w:b/>
-        </w:rPr>
-        <w:t xml:space="preserve"> // Fin de la clase </w:t>
+        <w:t xml:space="preserve">Línea 5: } // Fin de la clase </w:t>
       </w:r>
       <w:proofErr w:type="spellStart"/>
       <w:r>
@@ -8943,15 +8992,7 @@
     </w:p>
     <w:p>
       <w:r>
-        <w:t xml:space="preserve">Comienza también con una llave de </w:t>
-      </w:r>
-      <w:proofErr w:type="gramStart"/>
-      <w:r>
-        <w:t>cierre }</w:t>
-      </w:r>
-      <w:proofErr w:type="gramEnd"/>
-      <w:r>
-        <w:t xml:space="preserve">, indicando el final del cuerpo de la clase </w:t>
+        <w:t xml:space="preserve">Comienza también con una llave de cierre }, indicando el final del cuerpo de la clase </w:t>
       </w:r>
       <w:proofErr w:type="spellStart"/>
       <w:r>
@@ -9262,28 +9303,30 @@
           <w:lang w:eastAsia="es-CO"/>
         </w:rPr>
       </w:pPr>
-      <w:bookmarkStart w:id="17" w:name="_Toc228784702"/>
-      <w:bookmarkStart w:id="18" w:name="_Toc232088324"/>
-      <w:bookmarkStart w:id="19" w:name="_Toc233035052"/>
-      <w:bookmarkStart w:id="20" w:name="_Toc235634033"/>
-      <w:bookmarkStart w:id="21" w:name="_Toc238192862"/>
-      <w:bookmarkStart w:id="22" w:name="_Toc238196105"/>
-      <w:bookmarkEnd w:id="17"/>
+      <w:bookmarkStart w:id="18" w:name="_Toc228784702"/>
+      <w:bookmarkStart w:id="19" w:name="_Toc232088324"/>
+      <w:bookmarkStart w:id="20" w:name="_Toc233035052"/>
+      <w:bookmarkStart w:id="21" w:name="_Toc235634033"/>
+      <w:bookmarkStart w:id="22" w:name="_Toc238192862"/>
+      <w:bookmarkStart w:id="23" w:name="_Toc238196105"/>
+      <w:bookmarkStart w:id="24" w:name="_Toc241155541"/>
       <w:bookmarkEnd w:id="18"/>
       <w:bookmarkEnd w:id="19"/>
       <w:bookmarkEnd w:id="20"/>
       <w:bookmarkEnd w:id="21"/>
       <w:bookmarkEnd w:id="22"/>
+      <w:bookmarkEnd w:id="23"/>
+      <w:bookmarkEnd w:id="24"/>
     </w:p>
     <w:p>
       <w:pPr>
         <w:pStyle w:val="Ttulo2"/>
       </w:pPr>
-      <w:bookmarkStart w:id="23" w:name="_Toc238196106"/>
+      <w:bookmarkStart w:id="25" w:name="_Toc241155542"/>
       <w:r>
         <w:t>Tipos de datos, operadores y orden de evaluación</w:t>
       </w:r>
-      <w:bookmarkEnd w:id="23"/>
+      <w:bookmarkEnd w:id="25"/>
     </w:p>
     <w:p>
       <w:r>
@@ -10339,15 +10382,7 @@
               </w:rPr>
             </w:pPr>
             <w:r>
-              <w:t xml:space="preserve">Persona p = new </w:t>
-            </w:r>
-            <w:proofErr w:type="gramStart"/>
-            <w:r>
-              <w:t>Persona(</w:t>
-            </w:r>
-            <w:proofErr w:type="gramEnd"/>
-            <w:r>
-              <w:t>);</w:t>
+              <w:t>Persona p = new Persona();</w:t>
             </w:r>
           </w:p>
         </w:tc>
@@ -10541,17 +10576,12 @@
               </w:rPr>
             </w:pPr>
             <w:proofErr w:type="spellStart"/>
-            <w:proofErr w:type="gramStart"/>
             <w:r>
               <w:t>int</w:t>
             </w:r>
             <w:proofErr w:type="spellEnd"/>
             <w:r>
-              <w:t>[</w:t>
-            </w:r>
-            <w:proofErr w:type="gramEnd"/>
-            <w:r>
-              <w:t>] edades = {18, 20, 25};</w:t>
+              <w:t>[] edades = {18, 20, 25};</w:t>
             </w:r>
           </w:p>
         </w:tc>
@@ -10660,17 +10690,12 @@
         <w:t xml:space="preserve">La declaración de una variable en Java sigue la estructura tipo </w:t>
       </w:r>
       <w:proofErr w:type="spellStart"/>
-      <w:proofErr w:type="gramStart"/>
       <w:r>
         <w:t>nombreVariable</w:t>
       </w:r>
       <w:proofErr w:type="spellEnd"/>
       <w:r>
-        <w:t>;.</w:t>
-      </w:r>
-      <w:proofErr w:type="gramEnd"/>
-      <w:r>
-        <w:t xml:space="preserve"> Por ejemplo, </w:t>
+        <w:t xml:space="preserve">;. Por ejemplo, </w:t>
       </w:r>
       <w:proofErr w:type="spellStart"/>
       <w:r>
@@ -11096,15 +11121,7 @@
     <w:p/>
     <w:p>
       <w:r>
-        <w:t xml:space="preserve">Por ejemplo, los operadores de asignación permiten modificar directamente el valor de una variable, como en n += </w:t>
-      </w:r>
-      <w:proofErr w:type="gramStart"/>
-      <w:r>
-        <w:t>5;,</w:t>
-      </w:r>
-      <w:proofErr w:type="gramEnd"/>
-      <w:r>
-        <w:t xml:space="preserve"> que equivale a n = n + 5;. Los operadores relacionales permiten realizar comparaciones, mientras que los operadores lógicos permiten combinar sus resultados para construir condiciones más complejas.</w:t>
+        <w:t>Por ejemplo, los operadores de asignación permiten modificar directamente el valor de una variable, como en n += 5;, que equivale a n = n + 5;. Los operadores relacionales permiten realizar comparaciones, mientras que los operadores lógicos permiten combinar sus resultados para construir condiciones más complejas.</w:t>
       </w:r>
     </w:p>
     <w:p>
@@ -11515,15 +11532,7 @@
               </w:rPr>
             </w:pPr>
             <w:r>
-              <w:t xml:space="preserve">false &amp;&amp; </w:t>
-            </w:r>
-            <w:proofErr w:type="gramStart"/>
-            <w:r>
-              <w:t>verificar(</w:t>
-            </w:r>
-            <w:proofErr w:type="gramEnd"/>
-            <w:r>
-              <w:t>)</w:t>
+              <w:t>false &amp;&amp; verificar()</w:t>
             </w:r>
           </w:p>
         </w:tc>
@@ -11539,13 +11548,8 @@
                 <w:lang w:val="es-ES_tradnl"/>
               </w:rPr>
             </w:pPr>
-            <w:proofErr w:type="gramStart"/>
             <w:r>
-              <w:t>verificar(</w:t>
-            </w:r>
-            <w:proofErr w:type="gramEnd"/>
-            <w:r>
-              <w:t>) no se ejecuta porque el resultado de &amp;&amp; ya es false.</w:t>
+              <w:t>verificar() no se ejecuta porque el resultado de &amp;&amp; ya es false.</w:t>
             </w:r>
           </w:p>
         </w:tc>
@@ -11562,12 +11566,12 @@
       <w:pPr>
         <w:pStyle w:val="Ttulo2"/>
       </w:pPr>
-      <w:bookmarkStart w:id="24" w:name="_Toc238196107"/>
+      <w:bookmarkStart w:id="26" w:name="_Toc241155543"/>
       <w:r>
         <w:lastRenderedPageBreak/>
         <w:t>Expresiones, funciones y comentarios</w:t>
       </w:r>
-      <w:bookmarkEnd w:id="24"/>
+      <w:bookmarkEnd w:id="26"/>
     </w:p>
     <w:p>
       <w:r>
@@ -11952,17 +11956,12 @@
         <w:t xml:space="preserve"> suma = </w:t>
       </w:r>
       <w:proofErr w:type="spellStart"/>
-      <w:proofErr w:type="gramStart"/>
       <w:r>
         <w:t>function</w:t>
       </w:r>
       <w:proofErr w:type="spellEnd"/>
       <w:r>
-        <w:t>(</w:t>
-      </w:r>
-      <w:proofErr w:type="gramEnd"/>
-      <w:r>
-        <w:t xml:space="preserve">a, b) { </w:t>
+        <w:t xml:space="preserve">(a, b) { </w:t>
       </w:r>
       <w:proofErr w:type="spellStart"/>
       <w:r>
@@ -12122,28 +12121,12 @@
       </w:r>
       <w:proofErr w:type="spellEnd"/>
       <w:r>
-        <w:t xml:space="preserve"> </w:t>
-      </w:r>
-      <w:proofErr w:type="gramStart"/>
-      <w:r>
-        <w:t>saludar(</w:t>
-      </w:r>
-      <w:proofErr w:type="gramEnd"/>
-      <w:r>
-        <w:t>) {</w:t>
-      </w:r>
-    </w:p>
-    <w:p>
-      <w:r>
-        <w:t xml:space="preserve">  </w:t>
-      </w:r>
-      <w:proofErr w:type="gramStart"/>
-      <w:r>
-        <w:t>console.log(</w:t>
-      </w:r>
-      <w:proofErr w:type="gramEnd"/>
-      <w:r>
-        <w:t>'Hola mundo');</w:t>
+        <w:t xml:space="preserve"> saludar() {</w:t>
+      </w:r>
+    </w:p>
+    <w:p>
+      <w:r>
+        <w:t xml:space="preserve">  console.log('Hola mundo');</w:t>
       </w:r>
     </w:p>
     <w:p>
@@ -12204,15 +12187,7 @@
       </w:r>
       <w:proofErr w:type="spellEnd"/>
       <w:r>
-        <w:t xml:space="preserve"> </w:t>
-      </w:r>
-      <w:proofErr w:type="gramStart"/>
-      <w:r>
-        <w:t>sumar(</w:t>
-      </w:r>
-      <w:proofErr w:type="gramEnd"/>
-      <w:r>
-        <w:t>a, b) {</w:t>
+        <w:t xml:space="preserve"> sumar(a, b) {</w:t>
       </w:r>
     </w:p>
     <w:p>
@@ -12296,15 +12271,7 @@
       </w:r>
       <w:proofErr w:type="spellEnd"/>
       <w:r>
-        <w:t xml:space="preserve"> resultado = </w:t>
-      </w:r>
-      <w:proofErr w:type="gramStart"/>
-      <w:r>
-        <w:t>sumar(</w:t>
-      </w:r>
-      <w:proofErr w:type="gramEnd"/>
-      <w:r>
-        <w:t>5, 3); // 8</w:t>
+        <w:t xml:space="preserve"> resultado = sumar(5, 3); // 8</w:t>
       </w:r>
     </w:p>
     <w:p>
@@ -12358,17 +12325,12 @@
         <w:t xml:space="preserve"> saludo = </w:t>
       </w:r>
       <w:proofErr w:type="spellStart"/>
-      <w:proofErr w:type="gramStart"/>
       <w:r>
         <w:t>function</w:t>
       </w:r>
       <w:proofErr w:type="spellEnd"/>
       <w:r>
-        <w:t>(</w:t>
-      </w:r>
-      <w:proofErr w:type="gramEnd"/>
-      <w:r>
-        <w:t>) {</w:t>
+        <w:t>() {</w:t>
       </w:r>
     </w:p>
     <w:p>
@@ -12554,15 +12516,7 @@
       </w:r>
       <w:proofErr w:type="spellEnd"/>
       <w:r>
-        <w:t xml:space="preserve"> </w:t>
-      </w:r>
-      <w:proofErr w:type="gramStart"/>
-      <w:r>
-        <w:t>ejemplo(</w:t>
-      </w:r>
-      <w:proofErr w:type="gramEnd"/>
-      <w:r>
-        <w:t>) {</w:t>
+        <w:t xml:space="preserve"> ejemplo() {</w:t>
       </w:r>
     </w:p>
     <w:p>
@@ -12815,13 +12769,8 @@
         <w:t xml:space="preserve"> </w:t>
       </w:r>
       <w:proofErr w:type="spellStart"/>
-      <w:proofErr w:type="gramStart"/>
-      <w:r>
-        <w:t>a,b</w:t>
-      </w:r>
-      <w:proofErr w:type="gramEnd"/>
-      <w:r>
-        <w:t>,c</w:t>
+      <w:r>
+        <w:t>a,b,c</w:t>
       </w:r>
       <w:proofErr w:type="spellEnd"/>
       <w:r>
@@ -13027,11 +12976,11 @@
       <w:pPr>
         <w:pStyle w:val="Ttulo2"/>
       </w:pPr>
-      <w:bookmarkStart w:id="25" w:name="_Toc238196108"/>
+      <w:bookmarkStart w:id="27" w:name="_Toc241155544"/>
       <w:r>
         <w:t>Estructuras de selección</w:t>
       </w:r>
-      <w:bookmarkEnd w:id="25"/>
+      <w:bookmarkEnd w:id="27"/>
     </w:p>
     <w:p>
       <w:r>
@@ -13087,15 +13036,7 @@
     </w:p>
     <w:p>
       <w:r>
-        <w:t xml:space="preserve">  </w:t>
-      </w:r>
-      <w:proofErr w:type="gramStart"/>
-      <w:r>
-        <w:t>console.log(</w:t>
-      </w:r>
-      <w:proofErr w:type="gramEnd"/>
-      <w:r>
-        <w:t>'Número positivo');</w:t>
+        <w:t xml:space="preserve">  console.log('Número positivo');</w:t>
       </w:r>
     </w:p>
     <w:p>
@@ -13183,15 +13124,7 @@
     </w:p>
     <w:p>
       <w:r>
-        <w:t xml:space="preserve">  </w:t>
-      </w:r>
-      <w:proofErr w:type="gramStart"/>
-      <w:r>
-        <w:t>console.log(</w:t>
-      </w:r>
-      <w:proofErr w:type="gramEnd"/>
-      <w:r>
-        <w:t>'Negativo o cero');</w:t>
+        <w:t xml:space="preserve">  console.log('Negativo o cero');</w:t>
       </w:r>
     </w:p>
     <w:p>
@@ -13371,8 +13304,13 @@
       </w:r>
     </w:p>
     <w:p>
-      <w:r>
-        <w:t>switch (</w:t>
+      <w:proofErr w:type="spellStart"/>
+      <w:r>
+        <w:t>switch</w:t>
+      </w:r>
+      <w:proofErr w:type="spellEnd"/>
+      <w:r>
+        <w:t xml:space="preserve"> (</w:t>
       </w:r>
       <w:proofErr w:type="spellStart"/>
       <w:r>
@@ -13390,15 +13328,7 @@
     </w:p>
     <w:p>
       <w:r>
-        <w:t xml:space="preserve">    console.log('</w:t>
-      </w:r>
-      <w:proofErr w:type="gramStart"/>
-      <w:r>
-        <w:t>Lunes</w:t>
-      </w:r>
-      <w:proofErr w:type="gramEnd"/>
-      <w:r>
-        <w:t>');</w:t>
+        <w:t xml:space="preserve">    console.log('Lunes');</w:t>
       </w:r>
     </w:p>
     <w:p>
@@ -13413,15 +13343,7 @@
     </w:p>
     <w:p>
       <w:r>
-        <w:t xml:space="preserve">    console.log('</w:t>
-      </w:r>
-      <w:proofErr w:type="gramStart"/>
-      <w:r>
-        <w:t>Martes</w:t>
-      </w:r>
-      <w:proofErr w:type="gramEnd"/>
-      <w:r>
-        <w:t>');</w:t>
+        <w:t xml:space="preserve">    console.log('Martes');</w:t>
       </w:r>
     </w:p>
     <w:p>
@@ -13436,15 +13358,7 @@
     </w:p>
     <w:p>
       <w:r>
-        <w:t xml:space="preserve">    </w:t>
-      </w:r>
-      <w:proofErr w:type="gramStart"/>
-      <w:r>
-        <w:t>console.log(</w:t>
-      </w:r>
-      <w:proofErr w:type="gramEnd"/>
-      <w:r>
-        <w:t>'Otro día');</w:t>
+        <w:t xml:space="preserve">    console.log('Otro día');</w:t>
       </w:r>
     </w:p>
     <w:p>
@@ -13497,23 +13411,7 @@
       </w:r>
       <w:proofErr w:type="spellEnd"/>
       <w:r>
-        <w:t xml:space="preserve"> mensaje = (x &gt; 0</w:t>
-      </w:r>
-      <w:proofErr w:type="gramStart"/>
-      <w:r>
-        <w:t>) ?</w:t>
-      </w:r>
-      <w:proofErr w:type="gramEnd"/>
-      <w:r>
-        <w:t xml:space="preserve"> 'Positivo</w:t>
-      </w:r>
-      <w:proofErr w:type="gramStart"/>
-      <w:r>
-        <w:t>' :</w:t>
-      </w:r>
-      <w:proofErr w:type="gramEnd"/>
-      <w:r>
-        <w:t xml:space="preserve"> 'Negativo';</w:t>
+        <w:t xml:space="preserve"> mensaje = (x &gt; 0) ? 'Positivo' : 'Negativo';</w:t>
       </w:r>
     </w:p>
     <w:p>
@@ -13581,15 +13479,7 @@
     </w:p>
     <w:p>
       <w:r>
-        <w:t xml:space="preserve">  </w:t>
-      </w:r>
-      <w:proofErr w:type="gramStart"/>
-      <w:r>
-        <w:t>console.log(</w:t>
-      </w:r>
-      <w:proofErr w:type="gramEnd"/>
-      <w:r>
-        <w:t>'Mayor de edad');</w:t>
+        <w:t xml:space="preserve">  console.log('Mayor de edad');</w:t>
       </w:r>
     </w:p>
     <w:p>
@@ -13607,15 +13497,7 @@
     </w:p>
     <w:p>
       <w:r>
-        <w:t xml:space="preserve">  </w:t>
-      </w:r>
-      <w:proofErr w:type="gramStart"/>
-      <w:r>
-        <w:t>console.log(</w:t>
-      </w:r>
-      <w:proofErr w:type="gramEnd"/>
-      <w:r>
-        <w:t>'Menor de edad');</w:t>
+        <w:t xml:space="preserve">  console.log('Menor de edad');</w:t>
       </w:r>
     </w:p>
     <w:p>
@@ -13714,7 +13596,7 @@
       <w:pPr>
         <w:pStyle w:val="Ttulo2"/>
       </w:pPr>
-      <w:bookmarkStart w:id="26" w:name="_Toc238196109"/>
+      <w:bookmarkStart w:id="28" w:name="_Toc241155545"/>
       <w:r>
         <w:t>Estructuras de repetición (</w:t>
       </w:r>
@@ -13734,7 +13616,7 @@
       <w:r>
         <w:t>)</w:t>
       </w:r>
-      <w:bookmarkEnd w:id="26"/>
+      <w:bookmarkEnd w:id="28"/>
     </w:p>
     <w:p>
       <w:r>
@@ -13860,15 +13742,7 @@
       </w:r>
       <w:proofErr w:type="spellEnd"/>
       <w:r>
-        <w:t xml:space="preserve"> i=</w:t>
-      </w:r>
-      <w:proofErr w:type="gramStart"/>
-      <w:r>
-        <w:t>0;i</w:t>
-      </w:r>
-      <w:proofErr w:type="gramEnd"/>
-      <w:r>
-        <w:t>&lt;=5;i++){</w:t>
+        <w:t xml:space="preserve"> i=0;i&lt;=5;i++){</w:t>
       </w:r>
     </w:p>
     <w:p>
@@ -13927,15 +13801,7 @@
       </w:r>
       <w:proofErr w:type="spellEnd"/>
       <w:r>
-        <w:t xml:space="preserve"> j = 1; j&lt; </w:t>
-      </w:r>
-      <w:proofErr w:type="gramStart"/>
-      <w:r>
-        <w:t>4;j++</w:t>
-      </w:r>
-      <w:proofErr w:type="gramEnd"/>
-      <w:r>
-        <w:t>){</w:t>
+        <w:t xml:space="preserve"> j = 1; j&lt; 4;j++){</w:t>
       </w:r>
     </w:p>
     <w:p>
@@ -14086,17 +13952,12 @@
     </w:p>
     <w:p>
       <w:proofErr w:type="spellStart"/>
-      <w:proofErr w:type="gramStart"/>
       <w:r>
         <w:t>while</w:t>
       </w:r>
       <w:proofErr w:type="spellEnd"/>
       <w:r>
-        <w:t>(</w:t>
-      </w:r>
-      <w:proofErr w:type="gramEnd"/>
-      <w:r>
-        <w:t>A &lt; B) { // repetir mientras A sea menor que B //</w:t>
+        <w:t>(A &lt; B) { // repetir mientras A sea menor que B //</w:t>
       </w:r>
     </w:p>
     <w:p>
@@ -14127,10 +13988,18 @@
       <w:pPr>
         <w:pStyle w:val="Ttulo2"/>
       </w:pPr>
-      <w:bookmarkStart w:id="27" w:name="_Toc238196110"/>
+      <w:bookmarkStart w:id="29" w:name="_Toc241155546"/>
       <w:r>
         <w:lastRenderedPageBreak/>
-        <w:t xml:space="preserve">Estructuras de salto (continue, break, </w:t>
+        <w:t>Estructuras de salto (</w:t>
+      </w:r>
+      <w:proofErr w:type="spellStart"/>
+      <w:r>
+        <w:t>continue</w:t>
+      </w:r>
+      <w:proofErr w:type="spellEnd"/>
+      <w:r>
+        <w:t xml:space="preserve">, break, </w:t>
       </w:r>
       <w:proofErr w:type="spellStart"/>
       <w:r>
@@ -14140,7 +14009,7 @@
       <w:r>
         <w:t>)</w:t>
       </w:r>
-      <w:bookmarkEnd w:id="27"/>
+      <w:bookmarkEnd w:id="29"/>
     </w:p>
     <w:p>
       <w:r>
@@ -14367,15 +14236,7 @@
       </w:r>
       <w:proofErr w:type="spellEnd"/>
       <w:r>
-        <w:t xml:space="preserve"> </w:t>
-      </w:r>
-      <w:proofErr w:type="gramStart"/>
-      <w:r>
-        <w:t>sumar(</w:t>
-      </w:r>
-      <w:proofErr w:type="gramEnd"/>
-      <w:r>
-        <w:t>a, b) {</w:t>
+        <w:t xml:space="preserve"> sumar(a, b) {</w:t>
       </w:r>
     </w:p>
     <w:p>
@@ -14403,15 +14264,7 @@
       </w:r>
       <w:proofErr w:type="spellEnd"/>
       <w:r>
-        <w:t xml:space="preserve"> resultado = </w:t>
-      </w:r>
-      <w:proofErr w:type="gramStart"/>
-      <w:r>
-        <w:t>sumar(</w:t>
-      </w:r>
-      <w:proofErr w:type="gramEnd"/>
-      <w:r>
-        <w:t>3, 4);</w:t>
+        <w:t xml:space="preserve"> resultado = sumar(3, 4);</w:t>
       </w:r>
     </w:p>
     <w:p>
@@ -14432,7 +14285,6 @@
           <w:numId w:val="31"/>
         </w:numPr>
       </w:pPr>
-      <w:proofErr w:type="gramStart"/>
       <w:r>
         <w:rPr>
           <w:b/>
@@ -14454,20 +14306,20 @@
       <w:r>
         <w:t>:</w:t>
       </w:r>
-      <w:proofErr w:type="gramEnd"/>
       <w:r>
         <w:rPr>
           <w:b/>
         </w:rPr>
         <w:t xml:space="preserve"> </w:t>
       </w:r>
-      <w:proofErr w:type="spellStart"/>
-      <w:r>
-        <w:t>inaliza</w:t>
-      </w:r>
-      <w:proofErr w:type="spellEnd"/>
-      <w:r>
-        <w:t xml:space="preserve"> completamente un ciclo o switch.</w:t>
+      <w:r>
+        <w:rPr>
+          <w:bCs/>
+        </w:rPr>
+        <w:t>f</w:t>
+      </w:r>
+      <w:r>
+        <w:t>inaliza completamente un ciclo o switch.</w:t>
       </w:r>
     </w:p>
     <w:p>
@@ -14696,23 +14548,7 @@
       </w:r>
       <w:proofErr w:type="spellEnd"/>
       <w:r>
-        <w:t xml:space="preserve"> (n % 2 === 0</w:t>
-      </w:r>
-      <w:proofErr w:type="gramStart"/>
-      <w:r>
-        <w:t>) ?</w:t>
-      </w:r>
-      <w:proofErr w:type="gramEnd"/>
-      <w:r>
-        <w:t xml:space="preserve"> 'Par</w:t>
-      </w:r>
-      <w:proofErr w:type="gramStart"/>
-      <w:r>
-        <w:t>' :</w:t>
-      </w:r>
-      <w:proofErr w:type="gramEnd"/>
-      <w:r>
-        <w:t xml:space="preserve"> 'Impar';</w:t>
+        <w:t xml:space="preserve"> (n % 2 === 0) ? 'Par' : 'Impar';</w:t>
       </w:r>
     </w:p>
     <w:p>
@@ -14732,12 +14568,12 @@
       <w:pPr>
         <w:pStyle w:val="Ttulo1"/>
       </w:pPr>
-      <w:bookmarkStart w:id="28" w:name="_Toc238196111"/>
+      <w:bookmarkStart w:id="30" w:name="_Toc241155547"/>
       <w:r>
         <w:lastRenderedPageBreak/>
         <w:t>Estructuras de datos y algoritmos básicos</w:t>
       </w:r>
-      <w:bookmarkEnd w:id="28"/>
+      <w:bookmarkEnd w:id="30"/>
     </w:p>
     <w:p>
       <w:r>
@@ -14943,29 +14779,22 @@
     </w:p>
     <w:p>
       <w:proofErr w:type="spellStart"/>
-      <w:proofErr w:type="gramStart"/>
       <w:r>
         <w:t>pila.push</w:t>
       </w:r>
       <w:proofErr w:type="spellEnd"/>
-      <w:proofErr w:type="gramEnd"/>
       <w:r>
         <w:t>(1);</w:t>
       </w:r>
     </w:p>
     <w:p>
       <w:proofErr w:type="spellStart"/>
-      <w:proofErr w:type="gramStart"/>
       <w:r>
         <w:t>pila.pop</w:t>
       </w:r>
       <w:proofErr w:type="spellEnd"/>
       <w:r>
-        <w:t>(</w:t>
-      </w:r>
-      <w:proofErr w:type="gramEnd"/>
-      <w:r>
-        <w:t>);</w:t>
+        <w:t>();</w:t>
       </w:r>
     </w:p>
     <w:p>
@@ -15022,24 +14851,20 @@
     </w:p>
     <w:p>
       <w:proofErr w:type="spellStart"/>
-      <w:proofErr w:type="gramStart"/>
       <w:r>
         <w:t>cola.push</w:t>
       </w:r>
       <w:proofErr w:type="spellEnd"/>
-      <w:proofErr w:type="gramEnd"/>
       <w:r>
         <w:t>(1);</w:t>
       </w:r>
     </w:p>
     <w:p>
       <w:proofErr w:type="spellStart"/>
-      <w:proofErr w:type="gramStart"/>
       <w:r>
         <w:t>cola.shift</w:t>
       </w:r>
       <w:proofErr w:type="spellEnd"/>
-      <w:proofErr w:type="gramEnd"/>
       <w:r>
         <w:t>();</w:t>
       </w:r>
@@ -15084,15 +14909,7 @@
       </w:r>
       <w:proofErr w:type="spellEnd"/>
       <w:r>
-        <w:t xml:space="preserve"> </w:t>
-      </w:r>
-      <w:proofErr w:type="gramStart"/>
-      <w:r>
-        <w:t>buscar(</w:t>
-      </w:r>
-      <w:proofErr w:type="gramEnd"/>
-      <w:r>
-        <w:t>lista, valor) {</w:t>
+        <w:t xml:space="preserve"> buscar(lista, valor) {</w:t>
       </w:r>
     </w:p>
     <w:p>
@@ -15117,12 +14934,10 @@
         <w:t xml:space="preserve"> i = 0; i &lt; </w:t>
       </w:r>
       <w:proofErr w:type="spellStart"/>
-      <w:proofErr w:type="gramStart"/>
       <w:r>
         <w:t>lista.length</w:t>
       </w:r>
       <w:proofErr w:type="spellEnd"/>
-      <w:proofErr w:type="gramEnd"/>
       <w:r>
         <w:t>; i++) {</w:t>
       </w:r>
@@ -15230,12 +15045,10 @@
         <w:t xml:space="preserve"> i = 0; i &lt; </w:t>
       </w:r>
       <w:proofErr w:type="spellStart"/>
-      <w:proofErr w:type="gramStart"/>
       <w:r>
         <w:t>lista.length</w:t>
       </w:r>
       <w:proofErr w:type="spellEnd"/>
-      <w:proofErr w:type="gramEnd"/>
       <w:r>
         <w:t>; i++) {</w:t>
       </w:r>
@@ -15261,12 +15074,10 @@
         <w:t xml:space="preserve"> j = 0; j &lt; </w:t>
       </w:r>
       <w:proofErr w:type="spellStart"/>
-      <w:proofErr w:type="gramStart"/>
       <w:r>
         <w:t>lista.length</w:t>
       </w:r>
       <w:proofErr w:type="spellEnd"/>
-      <w:proofErr w:type="gramEnd"/>
       <w:r>
         <w:t xml:space="preserve"> - 1; </w:t>
       </w:r>
@@ -15289,15 +15100,7 @@
       </w:r>
       <w:proofErr w:type="spellEnd"/>
       <w:r>
-        <w:t xml:space="preserve"> (lista[j] &gt; </w:t>
-      </w:r>
-      <w:proofErr w:type="gramStart"/>
-      <w:r>
-        <w:t>lista[</w:t>
-      </w:r>
-      <w:proofErr w:type="gramEnd"/>
-      <w:r>
-        <w:t>j + 1]) {</w:t>
+        <w:t xml:space="preserve"> (lista[j] &gt; lista[j + 1]) {</w:t>
       </w:r>
     </w:p>
     <w:p>
@@ -15323,28 +15126,12 @@
     </w:p>
     <w:p>
       <w:r>
-        <w:t xml:space="preserve">    lista[j] = </w:t>
-      </w:r>
-      <w:proofErr w:type="gramStart"/>
-      <w:r>
-        <w:t>lista[</w:t>
-      </w:r>
-      <w:proofErr w:type="gramEnd"/>
-      <w:r>
-        <w:t>j + 1];</w:t>
-      </w:r>
-    </w:p>
-    <w:p>
-      <w:r>
-        <w:t xml:space="preserve">    </w:t>
-      </w:r>
-      <w:proofErr w:type="gramStart"/>
-      <w:r>
-        <w:t>lista[</w:t>
-      </w:r>
-      <w:proofErr w:type="gramEnd"/>
-      <w:r>
-        <w:t xml:space="preserve">j + 1] = </w:t>
+        <w:t xml:space="preserve">    lista[j] = lista[j + 1];</w:t>
+      </w:r>
+    </w:p>
+    <w:p>
+      <w:r>
+        <w:t xml:space="preserve">    lista[j + 1] = </w:t>
       </w:r>
       <w:proofErr w:type="spellStart"/>
       <w:r>
@@ -15438,12 +15225,10 @@
     </w:p>
     <w:p>
       <w:proofErr w:type="spellStart"/>
-      <w:proofErr w:type="gramStart"/>
       <w:r>
         <w:t>numeros.forEach</w:t>
       </w:r>
       <w:proofErr w:type="spellEnd"/>
-      <w:proofErr w:type="gramEnd"/>
       <w:r>
         <w:t>(n =&gt; console.log(n));</w:t>
       </w:r>
@@ -15492,28 +15277,30 @@
           <w:lang w:eastAsia="es-CO"/>
         </w:rPr>
       </w:pPr>
-      <w:bookmarkStart w:id="29" w:name="_Toc228784709"/>
-      <w:bookmarkStart w:id="30" w:name="_Toc232088331"/>
-      <w:bookmarkStart w:id="31" w:name="_Toc233035059"/>
-      <w:bookmarkStart w:id="32" w:name="_Toc235634040"/>
-      <w:bookmarkStart w:id="33" w:name="_Toc238192869"/>
-      <w:bookmarkStart w:id="34" w:name="_Toc238196112"/>
-      <w:bookmarkEnd w:id="29"/>
-      <w:bookmarkEnd w:id="30"/>
+      <w:bookmarkStart w:id="31" w:name="_Toc228784709"/>
+      <w:bookmarkStart w:id="32" w:name="_Toc232088331"/>
+      <w:bookmarkStart w:id="33" w:name="_Toc233035059"/>
+      <w:bookmarkStart w:id="34" w:name="_Toc235634040"/>
+      <w:bookmarkStart w:id="35" w:name="_Toc238192869"/>
+      <w:bookmarkStart w:id="36" w:name="_Toc238196112"/>
+      <w:bookmarkStart w:id="37" w:name="_Toc241155548"/>
       <w:bookmarkEnd w:id="31"/>
       <w:bookmarkEnd w:id="32"/>
       <w:bookmarkEnd w:id="33"/>
       <w:bookmarkEnd w:id="34"/>
+      <w:bookmarkEnd w:id="35"/>
+      <w:bookmarkEnd w:id="36"/>
+      <w:bookmarkEnd w:id="37"/>
     </w:p>
     <w:p>
       <w:pPr>
         <w:pStyle w:val="Ttulo2"/>
       </w:pPr>
-      <w:bookmarkStart w:id="35" w:name="_Toc238196113"/>
+      <w:bookmarkStart w:id="38" w:name="_Toc241155549"/>
       <w:r>
         <w:t>Estructuras de datos</w:t>
       </w:r>
-      <w:bookmarkEnd w:id="35"/>
+      <w:bookmarkEnd w:id="38"/>
     </w:p>
     <w:p>
       <w:r>
@@ -15534,7 +15321,6 @@
         </w:rPr>
       </w:pPr>
       <w:proofErr w:type="spellStart"/>
-      <w:proofErr w:type="gramStart"/>
       <w:r>
         <w:rPr>
           <w:bCs/>
@@ -15546,181 +15332,154 @@
         <w:rPr>
           <w:bCs/>
         </w:rPr>
-        <w:t>[</w:t>
-      </w:r>
-      <w:proofErr w:type="gramEnd"/>
+        <w:t xml:space="preserve">[] </w:t>
+      </w:r>
+      <w:proofErr w:type="spellStart"/>
       <w:r>
         <w:rPr>
           <w:bCs/>
         </w:rPr>
-        <w:t xml:space="preserve">] </w:t>
-      </w:r>
-      <w:proofErr w:type="spellStart"/>
+        <w:t>arregloTextos</w:t>
+      </w:r>
+      <w:proofErr w:type="spellEnd"/>
       <w:r>
         <w:rPr>
           <w:bCs/>
         </w:rPr>
-        <w:t>arregloTextos</w:t>
-      </w:r>
-      <w:proofErr w:type="spellEnd"/>
+        <w:t xml:space="preserve"> = new </w:t>
+      </w:r>
+      <w:proofErr w:type="spellStart"/>
       <w:r>
         <w:rPr>
           <w:bCs/>
         </w:rPr>
-        <w:t xml:space="preserve"> = new </w:t>
-      </w:r>
-      <w:proofErr w:type="spellStart"/>
+        <w:t>String</w:t>
+      </w:r>
+      <w:proofErr w:type="spellEnd"/>
       <w:r>
         <w:rPr>
           <w:bCs/>
         </w:rPr>
+        <w:t>[7];</w:t>
+      </w:r>
+    </w:p>
+    <w:p>
+      <w:r>
+        <w:t>Para definir un arreglo, se indica el tipo de dato que contendrá. Luego, se agregan corchetes de apertura y cierre [ ].</w:t>
+      </w:r>
+    </w:p>
+    <w:p>
+      <w:r>
+        <w:t xml:space="preserve">En el anterior ejemplo, se utiliza </w:t>
+      </w:r>
+      <w:proofErr w:type="spellStart"/>
+      <w:r>
         <w:t>String</w:t>
       </w:r>
       <w:proofErr w:type="spellEnd"/>
       <w:r>
-        <w:rPr>
-          <w:bCs/>
-        </w:rPr>
-        <w:t>[7];</w:t>
-      </w:r>
-    </w:p>
-    <w:p>
-      <w:r>
-        <w:t xml:space="preserve">Para definir un arreglo, se indica el tipo de dato que contendrá. Luego, se agregan corchetes de apertura y cierre </w:t>
-      </w:r>
-      <w:proofErr w:type="gramStart"/>
-      <w:r>
-        <w:t>[ ]</w:t>
-      </w:r>
-      <w:proofErr w:type="gramEnd"/>
-      <w:r>
-        <w:t>.</w:t>
-      </w:r>
-    </w:p>
-    <w:p>
-      <w:r>
-        <w:t xml:space="preserve">En el anterior ejemplo, se utiliza </w:t>
-      </w:r>
-      <w:proofErr w:type="spellStart"/>
-      <w:proofErr w:type="gramStart"/>
+        <w:t>[] como tipo de arreglo. Posteriormente, se escribe el nombre con el cual se identificará el arreglo. Se añade el operador de asignación =, seguido de la palabra reservada new, y nuevamente el tipo de dato con sus corchetes, pero esta vez indicando dentro de ellos la longitud del arreglo.</w:t>
+      </w:r>
+    </w:p>
+    <w:p>
+      <w:r>
+        <w:t xml:space="preserve">Para este caso, new </w:t>
+      </w:r>
+      <w:proofErr w:type="spellStart"/>
       <w:r>
         <w:t>String</w:t>
       </w:r>
       <w:proofErr w:type="spellEnd"/>
       <w:r>
-        <w:t>[</w:t>
-      </w:r>
-      <w:proofErr w:type="gramEnd"/>
-      <w:r>
-        <w:t>] como tipo de arreglo. Posteriormente, se escribe el nombre con el cual se identificará el arreglo. Se añade el operador de asignación =, seguido de la palabra reservada new, y nuevamente el tipo de dato con sus corchetes, pero esta vez indicando dentro de ellos la longitud del arreglo.</w:t>
-      </w:r>
-    </w:p>
-    <w:p>
-      <w:r>
-        <w:t xml:space="preserve">Para este caso, new </w:t>
-      </w:r>
-      <w:proofErr w:type="spellStart"/>
-      <w:proofErr w:type="gramStart"/>
+        <w:t>[7].</w:t>
+      </w:r>
+    </w:p>
+    <w:p>
+      <w:r>
+        <w:t>Un aspecto importante a considerar es que los arreglos pueden ser de cualquier tipo, incluyendo datos primitivos.</w:t>
+      </w:r>
+    </w:p>
+    <w:p>
+      <w:pPr>
+        <w:rPr>
+          <w:b/>
+        </w:rPr>
+      </w:pPr>
+      <w:r>
+        <w:rPr>
+          <w:b/>
+        </w:rPr>
+        <w:t>Ejemplo de Arreglos en java:</w:t>
+      </w:r>
+    </w:p>
+    <w:p>
+      <w:proofErr w:type="spellStart"/>
+      <w:r>
+        <w:t>public</w:t>
+      </w:r>
+      <w:proofErr w:type="spellEnd"/>
+      <w:r>
+        <w:t xml:space="preserve"> </w:t>
+      </w:r>
+      <w:proofErr w:type="spellStart"/>
+      <w:r>
+        <w:t>class</w:t>
+      </w:r>
+      <w:proofErr w:type="spellEnd"/>
+      <w:r>
+        <w:t xml:space="preserve"> </w:t>
+      </w:r>
+      <w:proofErr w:type="spellStart"/>
+      <w:r>
+        <w:t>EjemploArreglo</w:t>
+      </w:r>
+      <w:proofErr w:type="spellEnd"/>
+      <w:r>
+        <w:t xml:space="preserve"> {</w:t>
+      </w:r>
+    </w:p>
+    <w:p>
+      <w:r>
+        <w:t xml:space="preserve">    </w:t>
+      </w:r>
+      <w:proofErr w:type="spellStart"/>
+      <w:r>
+        <w:t>public</w:t>
+      </w:r>
+      <w:proofErr w:type="spellEnd"/>
+      <w:r>
+        <w:t xml:space="preserve"> </w:t>
+      </w:r>
+      <w:proofErr w:type="spellStart"/>
+      <w:r>
+        <w:t>static</w:t>
+      </w:r>
+      <w:proofErr w:type="spellEnd"/>
+      <w:r>
+        <w:t xml:space="preserve"> </w:t>
+      </w:r>
+      <w:proofErr w:type="spellStart"/>
+      <w:r>
+        <w:t>void</w:t>
+      </w:r>
+      <w:proofErr w:type="spellEnd"/>
+      <w:r>
+        <w:t xml:space="preserve"> </w:t>
+      </w:r>
+      <w:proofErr w:type="spellStart"/>
+      <w:r>
+        <w:t>main</w:t>
+      </w:r>
+      <w:proofErr w:type="spellEnd"/>
+      <w:r>
+        <w:t>(</w:t>
+      </w:r>
+      <w:proofErr w:type="spellStart"/>
       <w:r>
         <w:t>String</w:t>
       </w:r>
       <w:proofErr w:type="spellEnd"/>
       <w:r>
-        <w:t>[</w:t>
-      </w:r>
-      <w:proofErr w:type="gramEnd"/>
-      <w:r>
-        <w:t>7].</w:t>
-      </w:r>
-    </w:p>
-    <w:p>
-      <w:r>
-        <w:t>Un aspecto importante a considerar es que los arreglos pueden ser de cualquier tipo, incluyendo datos primitivos.</w:t>
-      </w:r>
-    </w:p>
-    <w:p>
-      <w:pPr>
-        <w:rPr>
-          <w:b/>
-        </w:rPr>
-      </w:pPr>
-      <w:r>
-        <w:rPr>
-          <w:b/>
-        </w:rPr>
-        <w:t>Ejemplo de Arreglos en java:</w:t>
-      </w:r>
-    </w:p>
-    <w:p>
-      <w:proofErr w:type="spellStart"/>
-      <w:r>
-        <w:t>public</w:t>
-      </w:r>
-      <w:proofErr w:type="spellEnd"/>
-      <w:r>
-        <w:t xml:space="preserve"> </w:t>
-      </w:r>
-      <w:proofErr w:type="spellStart"/>
-      <w:r>
-        <w:t>class</w:t>
-      </w:r>
-      <w:proofErr w:type="spellEnd"/>
-      <w:r>
-        <w:t xml:space="preserve"> </w:t>
-      </w:r>
-      <w:proofErr w:type="spellStart"/>
-      <w:r>
-        <w:t>EjemploArreglo</w:t>
-      </w:r>
-      <w:proofErr w:type="spellEnd"/>
-      <w:r>
-        <w:t xml:space="preserve"> {</w:t>
-      </w:r>
-    </w:p>
-    <w:p>
-      <w:r>
-        <w:t xml:space="preserve">    </w:t>
-      </w:r>
-      <w:proofErr w:type="spellStart"/>
-      <w:r>
-        <w:t>public</w:t>
-      </w:r>
-      <w:proofErr w:type="spellEnd"/>
-      <w:r>
-        <w:t xml:space="preserve"> </w:t>
-      </w:r>
-      <w:proofErr w:type="spellStart"/>
-      <w:r>
-        <w:t>static</w:t>
-      </w:r>
-      <w:proofErr w:type="spellEnd"/>
-      <w:r>
-        <w:t xml:space="preserve"> </w:t>
-      </w:r>
-      <w:proofErr w:type="spellStart"/>
-      <w:r>
-        <w:t>void</w:t>
-      </w:r>
-      <w:proofErr w:type="spellEnd"/>
-      <w:r>
-        <w:t xml:space="preserve"> </w:t>
-      </w:r>
-      <w:proofErr w:type="spellStart"/>
-      <w:proofErr w:type="gramStart"/>
-      <w:r>
-        <w:t>main</w:t>
-      </w:r>
-      <w:proofErr w:type="spellEnd"/>
-      <w:r>
-        <w:t>(</w:t>
-      </w:r>
-      <w:proofErr w:type="spellStart"/>
-      <w:proofErr w:type="gramEnd"/>
-      <w:r>
-        <w:t>String</w:t>
-      </w:r>
-      <w:proofErr w:type="spellEnd"/>
-      <w:r>
         <w:t xml:space="preserve">[] </w:t>
       </w:r>
       <w:proofErr w:type="spellStart"/>
@@ -15742,17 +15501,12 @@
         <w:t xml:space="preserve">        </w:t>
       </w:r>
       <w:proofErr w:type="spellStart"/>
-      <w:proofErr w:type="gramStart"/>
       <w:r>
         <w:t>int</w:t>
       </w:r>
       <w:proofErr w:type="spellEnd"/>
       <w:r>
-        <w:t>[</w:t>
-      </w:r>
-      <w:proofErr w:type="gramEnd"/>
-      <w:r>
-        <w:t xml:space="preserve">] </w:t>
+        <w:t xml:space="preserve">[] </w:t>
       </w:r>
       <w:proofErr w:type="spellStart"/>
       <w:r>
@@ -15781,17 +15535,12 @@
         <w:t xml:space="preserve">("Primer elemento: " + </w:t>
       </w:r>
       <w:proofErr w:type="spellStart"/>
-      <w:proofErr w:type="gramStart"/>
       <w:r>
         <w:t>numeros</w:t>
       </w:r>
       <w:proofErr w:type="spellEnd"/>
       <w:r>
-        <w:t>[</w:t>
-      </w:r>
-      <w:proofErr w:type="gramEnd"/>
-      <w:r>
-        <w:t>0]);</w:t>
+        <w:t>[0]);</w:t>
       </w:r>
     </w:p>
     <w:p>
@@ -15804,17 +15553,12 @@
         <w:t xml:space="preserve">        </w:t>
       </w:r>
       <w:proofErr w:type="spellStart"/>
-      <w:proofErr w:type="gramStart"/>
       <w:r>
         <w:t>numeros</w:t>
       </w:r>
       <w:proofErr w:type="spellEnd"/>
       <w:r>
-        <w:t>[</w:t>
-      </w:r>
-      <w:proofErr w:type="gramEnd"/>
-      <w:r>
-        <w:t>2] = 35;</w:t>
+        <w:t>[2] = 35;</w:t>
       </w:r>
     </w:p>
     <w:p>
@@ -15862,12 +15606,10 @@
         <w:t xml:space="preserve"> i = 0; i &lt; </w:t>
       </w:r>
       <w:proofErr w:type="spellStart"/>
-      <w:proofErr w:type="gramStart"/>
       <w:r>
         <w:t>numeros.length</w:t>
       </w:r>
       <w:proofErr w:type="spellEnd"/>
-      <w:proofErr w:type="gramEnd"/>
       <w:r>
         <w:t>; i++) {</w:t>
       </w:r>
@@ -15932,17 +15674,12 @@
         </w:numPr>
       </w:pPr>
       <w:proofErr w:type="spellStart"/>
-      <w:proofErr w:type="gramStart"/>
       <w:r>
         <w:t>int</w:t>
       </w:r>
       <w:proofErr w:type="spellEnd"/>
       <w:r>
-        <w:t>[</w:t>
-      </w:r>
-      <w:proofErr w:type="gramEnd"/>
-      <w:r>
-        <w:t xml:space="preserve">] </w:t>
+        <w:t xml:space="preserve">[] </w:t>
       </w:r>
       <w:proofErr w:type="spellStart"/>
       <w:r>
@@ -15974,17 +15711,12 @@
         </w:numPr>
       </w:pPr>
       <w:proofErr w:type="spellStart"/>
-      <w:proofErr w:type="gramStart"/>
       <w:r>
         <w:t>numeros</w:t>
       </w:r>
       <w:proofErr w:type="spellEnd"/>
       <w:r>
-        <w:t>[</w:t>
-      </w:r>
-      <w:proofErr w:type="gramEnd"/>
-      <w:r>
-        <w:t>0] → Accede al primer elemento (los índices empiezan en 0).</w:t>
+        <w:t>[0] → Accede al primer elemento (los índices empiezan en 0).</w:t>
       </w:r>
     </w:p>
     <w:p>
@@ -15996,12 +15728,10 @@
         </w:numPr>
       </w:pPr>
       <w:proofErr w:type="spellStart"/>
-      <w:proofErr w:type="gramStart"/>
       <w:r>
         <w:t>numeros.length</w:t>
       </w:r>
       <w:proofErr w:type="spellEnd"/>
-      <w:proofErr w:type="gramEnd"/>
       <w:r>
         <w:t xml:space="preserve"> → Obtiene el tamaño del arreglo.</w:t>
       </w:r>
@@ -16131,13 +15861,8 @@
       <w:pPr>
         <w:ind w:left="1067"/>
       </w:pPr>
-      <w:proofErr w:type="gramStart"/>
-      <w:r>
-        <w:t>matriz[</w:t>
-      </w:r>
-      <w:proofErr w:type="gramEnd"/>
-      <w:r>
-        <w:t>0][1]; // Accede al valor 2</w:t>
+      <w:r>
+        <w:t>matriz[0][1]; // Accede al valor 2</w:t>
       </w:r>
     </w:p>
     <w:p>
@@ -16195,12 +15920,10 @@
         <w:t xml:space="preserve"> i = 0; i &lt; </w:t>
       </w:r>
       <w:proofErr w:type="spellStart"/>
-      <w:proofErr w:type="gramStart"/>
       <w:r>
         <w:t>matriz.length</w:t>
       </w:r>
       <w:proofErr w:type="spellEnd"/>
-      <w:proofErr w:type="gramEnd"/>
       <w:r>
         <w:t>; i++) {</w:t>
       </w:r>
@@ -16226,18 +15949,13 @@
       </w:r>
       <w:proofErr w:type="spellEnd"/>
       <w:r>
-        <w:t xml:space="preserve"> j = 0; j &lt; matriz[i</w:t>
-      </w:r>
-      <w:proofErr w:type="gramStart"/>
-      <w:r>
-        <w:t>].</w:t>
+        <w:t xml:space="preserve"> j = 0; j &lt; matriz[i].</w:t>
       </w:r>
       <w:proofErr w:type="spellStart"/>
       <w:r>
         <w:t>length</w:t>
       </w:r>
       <w:proofErr w:type="spellEnd"/>
-      <w:proofErr w:type="gramEnd"/>
       <w:r>
         <w:t xml:space="preserve">; </w:t>
       </w:r>
@@ -16319,13 +16037,8 @@
       <w:pPr>
         <w:ind w:left="707"/>
       </w:pPr>
-      <w:proofErr w:type="gramStart"/>
-      <w:r>
-        <w:t>matriz[</w:t>
-      </w:r>
-      <w:proofErr w:type="gramEnd"/>
-      <w:r>
-        <w:t>1][2] = 10;</w:t>
+      <w:r>
+        <w:t>matriz[1][2] = 10;</w:t>
       </w:r>
     </w:p>
     <w:p>
@@ -16473,11 +16186,11 @@
       <w:pPr>
         <w:pStyle w:val="Ttulo2"/>
       </w:pPr>
-      <w:bookmarkStart w:id="36" w:name="_Toc238196114"/>
+      <w:bookmarkStart w:id="39" w:name="_Toc241155550"/>
       <w:r>
         <w:t>Métodos de ordenamiento</w:t>
       </w:r>
-      <w:bookmarkEnd w:id="36"/>
+      <w:bookmarkEnd w:id="39"/>
     </w:p>
     <w:p>
       <w:r>
@@ -16623,15 +16336,7 @@
         </w:numPr>
       </w:pPr>
       <w:r>
-        <w:t>Algoritmos eficientes (</w:t>
-      </w:r>
-      <w:proofErr w:type="gramStart"/>
-      <w:r>
-        <w:t>O(</w:t>
-      </w:r>
-      <w:proofErr w:type="gramEnd"/>
-      <w:r>
-        <w:t>n log n))</w:t>
+        <w:t>Algoritmos eficientes (O(n log n))</w:t>
       </w:r>
       <w:r>
         <w:t>: u</w:t>
@@ -16715,18 +16420,15 @@
         <w:t>arr</w:t>
       </w:r>
       <w:proofErr w:type="spellEnd"/>
-      <w:proofErr w:type="gramStart"/>
       <w:r>
         <w:t>){</w:t>
       </w:r>
-      <w:proofErr w:type="gramEnd"/>
     </w:p>
     <w:p>
       <w:r>
         <w:t xml:space="preserve"> </w:t>
       </w:r>
       <w:proofErr w:type="spellStart"/>
-      <w:proofErr w:type="gramStart"/>
       <w:r>
         <w:t>for</w:t>
       </w:r>
@@ -16735,7 +16437,6 @@
         <w:t>(</w:t>
       </w:r>
       <w:proofErr w:type="spellStart"/>
-      <w:proofErr w:type="gramEnd"/>
       <w:r>
         <w:t>let</w:t>
       </w:r>
@@ -16758,7 +16459,6 @@
         <w:t xml:space="preserve">  </w:t>
       </w:r>
       <w:proofErr w:type="spellStart"/>
-      <w:proofErr w:type="gramStart"/>
       <w:r>
         <w:t>for</w:t>
       </w:r>
@@ -16767,7 +16467,6 @@
         <w:t>(</w:t>
       </w:r>
       <w:proofErr w:type="spellStart"/>
-      <w:proofErr w:type="gramEnd"/>
       <w:r>
         <w:t>let</w:t>
       </w:r>
@@ -16802,13 +16501,8 @@
       </w:r>
       <w:proofErr w:type="spellEnd"/>
       <w:r>
-        <w:t>[j+1</w:t>
-      </w:r>
-      <w:proofErr w:type="gramStart"/>
-      <w:r>
-        <w:t>]){</w:t>
-      </w:r>
-      <w:proofErr w:type="gramEnd"/>
+        <w:t>[j+1]){</w:t>
+      </w:r>
     </w:p>
     <w:p>
       <w:r>
@@ -17077,15 +16771,7 @@
         <w:ind w:left="1067"/>
       </w:pPr>
       <w:r>
-        <w:t xml:space="preserve">Complejidad promedio: </w:t>
-      </w:r>
-      <w:proofErr w:type="gramStart"/>
-      <w:r>
-        <w:t>O(</w:t>
-      </w:r>
-      <w:proofErr w:type="gramEnd"/>
-      <w:r>
-        <w:t>n log n).</w:t>
+        <w:t>Complejidad promedio: O(n log n).</w:t>
       </w:r>
     </w:p>
     <w:p>
@@ -17129,15 +16815,7 @@
         <w:ind w:left="1067"/>
       </w:pPr>
       <w:r>
-        <w:t xml:space="preserve">Complejidad: </w:t>
-      </w:r>
-      <w:proofErr w:type="gramStart"/>
-      <w:r>
-        <w:t>O(</w:t>
-      </w:r>
-      <w:proofErr w:type="gramEnd"/>
-      <w:r>
-        <w:t>n log n)</w:t>
+        <w:t>Complejidad: O(n log n)</w:t>
       </w:r>
     </w:p>
     <w:p>
@@ -17259,13 +16937,8 @@
       <w:pPr>
         <w:ind w:left="1067"/>
       </w:pPr>
-      <w:proofErr w:type="gramStart"/>
-      <w:r>
-        <w:t>O(</w:t>
-      </w:r>
-      <w:proofErr w:type="gramEnd"/>
-      <w:r>
-        <w:t>n log n) - rápido en la práctica.</w:t>
+      <w:r>
+        <w:t>O(n log n) - rápido en la práctica.</w:t>
       </w:r>
     </w:p>
     <w:p>
@@ -17292,13 +16965,8 @@
       <w:pPr>
         <w:ind w:left="1067"/>
       </w:pPr>
-      <w:proofErr w:type="gramStart"/>
-      <w:r>
-        <w:t>O(</w:t>
-      </w:r>
-      <w:proofErr w:type="gramEnd"/>
-      <w:r>
-        <w:t>n log n) - estable y eficiente.</w:t>
+      <w:r>
+        <w:t>O(n log n) - estable y eficiente.</w:t>
       </w:r>
     </w:p>
     <w:p>
@@ -17319,7 +16987,6 @@
         <w:t xml:space="preserve">Método </w:t>
       </w:r>
       <w:proofErr w:type="spellStart"/>
-      <w:proofErr w:type="gramStart"/>
       <w:r>
         <w:rPr>
           <w:b/>
@@ -17331,14 +16998,7 @@
         <w:rPr>
           <w:b/>
         </w:rPr>
-        <w:t>(</w:t>
-      </w:r>
-      <w:proofErr w:type="gramEnd"/>
-      <w:r>
-        <w:rPr>
-          <w:b/>
-        </w:rPr>
-        <w:t>) en JavaScript</w:t>
+        <w:t>() en JavaScript</w:t>
       </w:r>
     </w:p>
     <w:p>
@@ -17348,12 +17008,10 @@
     </w:p>
     <w:p>
       <w:proofErr w:type="spellStart"/>
-      <w:proofErr w:type="gramStart"/>
       <w:r>
         <w:t>array.sort</w:t>
       </w:r>
       <w:proofErr w:type="spellEnd"/>
-      <w:proofErr w:type="gramEnd"/>
       <w:r>
         <w:t>((</w:t>
       </w:r>
@@ -17376,11 +17034,11 @@
       <w:pPr>
         <w:pStyle w:val="Ttulo2"/>
       </w:pPr>
-      <w:bookmarkStart w:id="37" w:name="_Toc238196115"/>
+      <w:bookmarkStart w:id="40" w:name="_Toc241155551"/>
       <w:r>
         <w:t>Métodos de búsqueda para datos numéricos, textos y registros</w:t>
       </w:r>
-      <w:bookmarkEnd w:id="37"/>
+      <w:bookmarkEnd w:id="40"/>
     </w:p>
     <w:p>
       <w:r>
@@ -17448,17 +17106,12 @@
         <w:t xml:space="preserve">Métodos nativos de JavaScript como </w:t>
       </w:r>
       <w:proofErr w:type="spellStart"/>
-      <w:proofErr w:type="gramStart"/>
       <w:r>
         <w:t>find</w:t>
       </w:r>
       <w:proofErr w:type="spellEnd"/>
       <w:r>
-        <w:t>(</w:t>
-      </w:r>
-      <w:proofErr w:type="gramEnd"/>
-      <w:r>
-        <w:t xml:space="preserve">), </w:t>
+        <w:t xml:space="preserve">(), </w:t>
       </w:r>
       <w:proofErr w:type="spellStart"/>
       <w:r>
@@ -17523,12 +17176,12 @@
       <w:pPr>
         <w:pStyle w:val="Ttulo1"/>
       </w:pPr>
-      <w:bookmarkStart w:id="38" w:name="_Toc238196116"/>
+      <w:bookmarkStart w:id="41" w:name="_Toc241155552"/>
       <w:r>
         <w:lastRenderedPageBreak/>
         <w:t>Depuración y manejo de errores en programas</w:t>
       </w:r>
-      <w:bookmarkEnd w:id="38"/>
+      <w:bookmarkEnd w:id="41"/>
     </w:p>
     <w:p>
       <w:r>
@@ -17624,28 +17277,30 @@
           <w:lang w:eastAsia="es-CO"/>
         </w:rPr>
       </w:pPr>
-      <w:bookmarkStart w:id="39" w:name="_Toc228784714"/>
-      <w:bookmarkStart w:id="40" w:name="_Toc232088336"/>
-      <w:bookmarkStart w:id="41" w:name="_Toc233035064"/>
-      <w:bookmarkStart w:id="42" w:name="_Toc235634045"/>
-      <w:bookmarkStart w:id="43" w:name="_Toc238192874"/>
-      <w:bookmarkStart w:id="44" w:name="_Toc238196117"/>
-      <w:bookmarkEnd w:id="39"/>
-      <w:bookmarkEnd w:id="40"/>
-      <w:bookmarkEnd w:id="41"/>
+      <w:bookmarkStart w:id="42" w:name="_Toc228784714"/>
+      <w:bookmarkStart w:id="43" w:name="_Toc232088336"/>
+      <w:bookmarkStart w:id="44" w:name="_Toc233035064"/>
+      <w:bookmarkStart w:id="45" w:name="_Toc235634045"/>
+      <w:bookmarkStart w:id="46" w:name="_Toc238192874"/>
+      <w:bookmarkStart w:id="47" w:name="_Toc238196117"/>
+      <w:bookmarkStart w:id="48" w:name="_Toc241155553"/>
       <w:bookmarkEnd w:id="42"/>
       <w:bookmarkEnd w:id="43"/>
       <w:bookmarkEnd w:id="44"/>
+      <w:bookmarkEnd w:id="45"/>
+      <w:bookmarkEnd w:id="46"/>
+      <w:bookmarkEnd w:id="47"/>
+      <w:bookmarkEnd w:id="48"/>
     </w:p>
     <w:p>
       <w:pPr>
         <w:pStyle w:val="Ttulo2"/>
       </w:pPr>
-      <w:bookmarkStart w:id="45" w:name="_Toc238196118"/>
+      <w:bookmarkStart w:id="49" w:name="_Toc241155554"/>
       <w:r>
         <w:t>Depuración de código</w:t>
       </w:r>
-      <w:bookmarkEnd w:id="45"/>
+      <w:bookmarkEnd w:id="49"/>
     </w:p>
     <w:p>
       <w:r>
@@ -17790,23 +17445,7 @@
       </w:r>
       <w:proofErr w:type="spellEnd"/>
       <w:r>
-        <w:t xml:space="preserve"> resultado = edad &gt;= </w:t>
-      </w:r>
-      <w:proofErr w:type="gramStart"/>
-      <w:r>
-        <w:t>18 ?</w:t>
-      </w:r>
-      <w:proofErr w:type="gramEnd"/>
-      <w:r>
-        <w:t xml:space="preserve"> "Mayor de edad</w:t>
-      </w:r>
-      <w:proofErr w:type="gramStart"/>
-      <w:r>
-        <w:t>" :</w:t>
-      </w:r>
-      <w:proofErr w:type="gramEnd"/>
-      <w:r>
-        <w:t xml:space="preserve"> "Menor de edad";</w:t>
+        <w:t xml:space="preserve"> resultado = edad &gt;= 18 ? "Mayor de edad" : "Menor de edad";</w:t>
       </w:r>
     </w:p>
     <w:p>
@@ -17918,15 +17557,7 @@
       </w:r>
       <w:proofErr w:type="spellEnd"/>
       <w:r>
-        <w:t xml:space="preserve"> </w:t>
-      </w:r>
-      <w:proofErr w:type="gramStart"/>
-      <w:r>
-        <w:t>prueba(</w:t>
-      </w:r>
-      <w:proofErr w:type="gramEnd"/>
-      <w:r>
-        <w:t>) {</w:t>
+        <w:t xml:space="preserve"> prueba() {</w:t>
       </w:r>
     </w:p>
     <w:p>
@@ -18003,15 +17634,7 @@
       </w:r>
       <w:proofErr w:type="spellEnd"/>
       <w:r>
-        <w:t xml:space="preserve"> </w:t>
-      </w:r>
-      <w:proofErr w:type="gramStart"/>
-      <w:r>
-        <w:t>suma(</w:t>
-      </w:r>
-      <w:proofErr w:type="gramEnd"/>
-      <w:r>
-        <w:t>a, b) {</w:t>
+        <w:t xml:space="preserve"> suma(a, b) {</w:t>
       </w:r>
     </w:p>
     <w:p>
@@ -18035,15 +17658,7 @@
     </w:p>
     <w:p>
       <w:r>
-        <w:t>console.log(</w:t>
-      </w:r>
-      <w:proofErr w:type="gramStart"/>
-      <w:r>
-        <w:t>suma(</w:t>
-      </w:r>
-      <w:proofErr w:type="gramEnd"/>
-      <w:r>
-        <w:t>2,3));</w:t>
+        <w:t>console.log(suma(2,3));</w:t>
       </w:r>
     </w:p>
     <w:p>
@@ -18110,11 +17725,11 @@
       <w:pPr>
         <w:pStyle w:val="Ttulo2"/>
       </w:pPr>
-      <w:bookmarkStart w:id="46" w:name="_Toc238196119"/>
+      <w:bookmarkStart w:id="50" w:name="_Toc241155555"/>
       <w:r>
         <w:t>Fallas de sintaxis</w:t>
       </w:r>
-      <w:bookmarkEnd w:id="46"/>
+      <w:bookmarkEnd w:id="50"/>
     </w:p>
     <w:p>
       <w:r>
@@ -18424,15 +18039,7 @@
       </w:r>
       <w:proofErr w:type="spellEnd"/>
       <w:r>
-        <w:t xml:space="preserve"> new </w:t>
-      </w:r>
-      <w:proofErr w:type="gramStart"/>
-      <w:r>
-        <w:t>Error(</w:t>
-      </w:r>
-      <w:proofErr w:type="gramEnd"/>
-      <w:r>
-        <w:t>"</w:t>
+        <w:t xml:space="preserve"> new Error("</w:t>
       </w:r>
       <w:proofErr w:type="spellStart"/>
       <w:r>
@@ -18505,17 +18112,12 @@
         <w:t>console.log(</w:t>
       </w:r>
       <w:proofErr w:type="spellStart"/>
-      <w:proofErr w:type="gramStart"/>
       <w:r>
         <w:t>checkAge</w:t>
       </w:r>
       <w:proofErr w:type="spellEnd"/>
       <w:r>
-        <w:t>(</w:t>
-      </w:r>
-      <w:proofErr w:type="gramEnd"/>
-      <w:r>
-        <w:t>16));</w:t>
+        <w:t>(16));</w:t>
       </w:r>
     </w:p>
     <w:p>
@@ -18524,13 +18126,8 @@
       </w:r>
     </w:p>
     <w:p>
-      <w:proofErr w:type="gramStart"/>
-      <w:r>
-        <w:t>console.log(</w:t>
-      </w:r>
-      <w:proofErr w:type="gramEnd"/>
-      <w:r>
-        <w:t xml:space="preserve">"Error:", </w:t>
+      <w:r>
+        <w:t xml:space="preserve">console.log("Error:", </w:t>
       </w:r>
       <w:proofErr w:type="spellStart"/>
       <w:r>
@@ -18634,30 +18231,17 @@
     </w:p>
     <w:p>
       <w:r>
-        <w:t xml:space="preserve">¿Cómo manejar errores en código asíncrono? Cuando se trabaja con funciones asíncronas y promesas, los errores pueden gestionarse </w:t>
-      </w:r>
-      <w:proofErr w:type="gramStart"/>
-      <w:r>
-        <w:t>usando .catch</w:t>
-      </w:r>
-      <w:proofErr w:type="gramEnd"/>
-      <w:r>
-        <w:t>().</w:t>
-      </w:r>
-    </w:p>
-    <w:p>
-      <w:proofErr w:type="spellStart"/>
-      <w:proofErr w:type="gramStart"/>
+        <w:t>¿Cómo manejar errores en código asíncrono? Cuando se trabaja con funciones asíncronas y promesas, los errores pueden gestionarse usando .catch().</w:t>
+      </w:r>
+    </w:p>
+    <w:p>
+      <w:proofErr w:type="spellStart"/>
       <w:r>
         <w:t>fetch</w:t>
       </w:r>
       <w:proofErr w:type="spellEnd"/>
       <w:r>
-        <w:t>(</w:t>
-      </w:r>
-      <w:proofErr w:type="gramEnd"/>
-      <w:r>
-        <w:t>"https://jsonplaceholder.typicode.com/posts/1</w:t>
+        <w:t>("https://jsonplaceholder.typicode.com/posts/1</w:t>
       </w:r>
     </w:p>
     <w:p>
@@ -18666,7 +18250,6 @@
       </w:r>
     </w:p>
     <w:p>
-      <w:proofErr w:type="gramStart"/>
       <w:r>
         <w:t>.</w:t>
       </w:r>
@@ -18675,7 +18258,6 @@
         <w:t>then</w:t>
       </w:r>
       <w:proofErr w:type="spellEnd"/>
-      <w:proofErr w:type="gramEnd"/>
       <w:r>
         <w:t xml:space="preserve">(response =&gt; </w:t>
       </w:r>
@@ -18689,7 +18271,6 @@
       </w:r>
     </w:p>
     <w:p>
-      <w:proofErr w:type="gramStart"/>
       <w:r>
         <w:t>.</w:t>
       </w:r>
@@ -18698,19 +18279,13 @@
         <w:t>then</w:t>
       </w:r>
       <w:proofErr w:type="spellEnd"/>
-      <w:proofErr w:type="gramEnd"/>
       <w:r>
         <w:t>(data =&gt; console.log(data))</w:t>
       </w:r>
     </w:p>
     <w:p>
-      <w:proofErr w:type="gramStart"/>
-      <w:r>
-        <w:t>.catch</w:t>
-      </w:r>
-      <w:proofErr w:type="gramEnd"/>
-      <w:r>
-        <w:t xml:space="preserve">(error =&gt; </w:t>
+      <w:r>
+        <w:t xml:space="preserve">.catch(error =&gt; </w:t>
       </w:r>
       <w:proofErr w:type="spellStart"/>
       <w:r>
@@ -18739,15 +18314,7 @@
     </w:p>
     <w:p>
       <w:r>
-        <w:t xml:space="preserve">Si la solicitud falla (por ejemplo, por falta de conexión), el </w:t>
-      </w:r>
-      <w:proofErr w:type="gramStart"/>
-      <w:r>
-        <w:t>método .catch</w:t>
-      </w:r>
-      <w:proofErr w:type="gramEnd"/>
-      <w:r>
-        <w:t>() maneja el error adecuadamente.</w:t>
+        <w:t>Si la solicitud falla (por ejemplo, por falta de conexión), el método .catch() maneja el error adecuadamente.</w:t>
       </w:r>
     </w:p>
     <w:p>
@@ -18814,17 +18381,12 @@
         <w:t xml:space="preserve"> </w:t>
       </w:r>
       <w:proofErr w:type="spellStart"/>
-      <w:proofErr w:type="gramStart"/>
       <w:r>
         <w:t>fetchData</w:t>
       </w:r>
       <w:proofErr w:type="spellEnd"/>
       <w:r>
-        <w:t>(</w:t>
-      </w:r>
-      <w:proofErr w:type="gramEnd"/>
-      <w:r>
-        <w:t>) {</w:t>
+        <w:t>() {</w:t>
       </w:r>
     </w:p>
     <w:p>
@@ -18850,17 +18412,12 @@
         <w:t xml:space="preserve"> </w:t>
       </w:r>
       <w:proofErr w:type="spellStart"/>
-      <w:proofErr w:type="gramStart"/>
       <w:r>
         <w:t>fetch</w:t>
       </w:r>
       <w:proofErr w:type="spellEnd"/>
       <w:r>
-        <w:t>(</w:t>
-      </w:r>
-      <w:proofErr w:type="gramEnd"/>
-      <w:r>
-        <w:t>"https://jsonplaceholder.typicode.com/posts/1</w:t>
+        <w:t>("https://jsonplaceholder.typicode.com/posts/1</w:t>
       </w:r>
     </w:p>
     <w:p>
@@ -18886,12 +18443,10 @@
         <w:t xml:space="preserve"> </w:t>
       </w:r>
       <w:proofErr w:type="spellStart"/>
-      <w:proofErr w:type="gramStart"/>
       <w:r>
         <w:t>response.json</w:t>
       </w:r>
       <w:proofErr w:type="spellEnd"/>
-      <w:proofErr w:type="gramEnd"/>
       <w:r>
         <w:t>();</w:t>
       </w:r>
@@ -18908,12 +18463,10 @@
     </w:p>
     <w:p>
       <w:proofErr w:type="spellStart"/>
-      <w:proofErr w:type="gramStart"/>
       <w:r>
         <w:t>console.error</w:t>
       </w:r>
       <w:proofErr w:type="spellEnd"/>
-      <w:proofErr w:type="gramEnd"/>
       <w:r>
         <w:t xml:space="preserve">("Error </w:t>
       </w:r>
@@ -18946,17 +18499,12 @@
     </w:p>
     <w:p>
       <w:proofErr w:type="spellStart"/>
-      <w:proofErr w:type="gramStart"/>
       <w:r>
         <w:t>fetchData</w:t>
       </w:r>
       <w:proofErr w:type="spellEnd"/>
       <w:r>
-        <w:t>(</w:t>
-      </w:r>
-      <w:proofErr w:type="gramEnd"/>
-      <w:r>
-        <w:t>);</w:t>
+        <w:t>();</w:t>
       </w:r>
     </w:p>
     <w:p>
@@ -19021,17 +18569,12 @@
         <w:t xml:space="preserve"> </w:t>
       </w:r>
       <w:proofErr w:type="spellStart"/>
-      <w:proofErr w:type="gramStart"/>
       <w:r>
         <w:t>processTask</w:t>
       </w:r>
       <w:proofErr w:type="spellEnd"/>
       <w:r>
-        <w:t>(</w:t>
-      </w:r>
-      <w:proofErr w:type="gramEnd"/>
-      <w:r>
-        <w:t>) {</w:t>
+        <w:t>() {</w:t>
       </w:r>
     </w:p>
     <w:p>
@@ -19040,13 +18583,8 @@
       </w:r>
     </w:p>
     <w:p>
-      <w:proofErr w:type="gramStart"/>
-      <w:r>
-        <w:t>console.log(</w:t>
-      </w:r>
-      <w:proofErr w:type="gramEnd"/>
-      <w:r>
-        <w:t>"Processing...");</w:t>
+      <w:r>
+        <w:t>console.log("Processing...");</w:t>
       </w:r>
     </w:p>
     <w:p>
@@ -19056,15 +18594,7 @@
       </w:r>
       <w:proofErr w:type="spellEnd"/>
       <w:r>
-        <w:t xml:space="preserve"> new </w:t>
-      </w:r>
-      <w:proofErr w:type="gramStart"/>
-      <w:r>
-        <w:t>Error(</w:t>
-      </w:r>
-      <w:proofErr w:type="gramEnd"/>
-      <w:r>
-        <w:t>"</w:t>
+        <w:t xml:space="preserve"> new Error("</w:t>
       </w:r>
       <w:proofErr w:type="spellStart"/>
       <w:r>
@@ -19098,12 +18628,10 @@
     </w:p>
     <w:p>
       <w:proofErr w:type="spellStart"/>
-      <w:proofErr w:type="gramStart"/>
       <w:r>
         <w:t>console.error</w:t>
       </w:r>
       <w:proofErr w:type="spellEnd"/>
-      <w:proofErr w:type="gramEnd"/>
       <w:r>
         <w:t>("</w:t>
       </w:r>
@@ -19138,13 +18666,8 @@
       </w:r>
     </w:p>
     <w:p>
-      <w:proofErr w:type="gramStart"/>
-      <w:r>
-        <w:t>console.log(</w:t>
-      </w:r>
-      <w:proofErr w:type="gramEnd"/>
-      <w:r>
-        <w:t>"</w:t>
+      <w:r>
+        <w:t>console.log("</w:t>
       </w:r>
       <w:proofErr w:type="spellStart"/>
       <w:r>
@@ -19191,17 +18714,12 @@
     </w:p>
     <w:p>
       <w:proofErr w:type="spellStart"/>
-      <w:proofErr w:type="gramStart"/>
       <w:r>
         <w:t>processTask</w:t>
       </w:r>
       <w:proofErr w:type="spellEnd"/>
       <w:r>
-        <w:t>(</w:t>
-      </w:r>
-      <w:proofErr w:type="gramEnd"/>
-      <w:r>
-        <w:t>);</w:t>
+        <w:t>();</w:t>
       </w:r>
     </w:p>
     <w:p>
@@ -19330,12 +18848,10 @@
     </w:p>
     <w:p>
       <w:proofErr w:type="spellStart"/>
-      <w:proofErr w:type="gramStart"/>
       <w:r>
         <w:t>num.toUpperCase</w:t>
       </w:r>
       <w:proofErr w:type="spellEnd"/>
-      <w:proofErr w:type="gramEnd"/>
       <w:r>
         <w:t xml:space="preserve">(); // </w:t>
       </w:r>
@@ -19392,13 +18908,8 @@
       <w:proofErr w:type="spellEnd"/>
     </w:p>
     <w:p>
-      <w:proofErr w:type="gramStart"/>
-      <w:r>
-        <w:t>console.log(</w:t>
-      </w:r>
-      <w:proofErr w:type="gramEnd"/>
-      <w:r>
-        <w:t>"</w:t>
+      <w:r>
+        <w:t>console.log("</w:t>
       </w:r>
       <w:proofErr w:type="spellStart"/>
       <w:r>
@@ -19454,15 +18965,7 @@
       </w:r>
       <w:proofErr w:type="spellEnd"/>
       <w:r>
-        <w:t xml:space="preserve"> </w:t>
-      </w:r>
-      <w:proofErr w:type="gramStart"/>
-      <w:r>
-        <w:t>recurse(</w:t>
-      </w:r>
-      <w:proofErr w:type="gramEnd"/>
-      <w:r>
-        <w:t>) {</w:t>
+        <w:t xml:space="preserve"> recurse() {</w:t>
       </w:r>
     </w:p>
     <w:p>
@@ -19472,15 +18975,7 @@
       </w:r>
       <w:proofErr w:type="spellEnd"/>
       <w:r>
-        <w:t xml:space="preserve"> </w:t>
-      </w:r>
-      <w:proofErr w:type="gramStart"/>
-      <w:r>
-        <w:t>recurse(</w:t>
-      </w:r>
-      <w:proofErr w:type="gramEnd"/>
-      <w:r>
-        <w:t>);</w:t>
+        <w:t xml:space="preserve"> recurse();</w:t>
       </w:r>
     </w:p>
     <w:p>
@@ -19489,13 +18984,8 @@
       </w:r>
     </w:p>
     <w:p>
-      <w:proofErr w:type="gramStart"/>
-      <w:r>
-        <w:t>recurse(</w:t>
-      </w:r>
-      <w:proofErr w:type="gramEnd"/>
-      <w:r>
-        <w:t xml:space="preserve">); // </w:t>
+      <w:r>
+        <w:t xml:space="preserve">recurse(); // </w:t>
       </w:r>
       <w:proofErr w:type="spellStart"/>
       <w:r>
@@ -19511,12 +19001,12 @@
       <w:pPr>
         <w:pStyle w:val="Ttulo2"/>
       </w:pPr>
-      <w:bookmarkStart w:id="47" w:name="_Toc238196120"/>
+      <w:bookmarkStart w:id="51" w:name="_Toc241155556"/>
       <w:r>
         <w:lastRenderedPageBreak/>
         <w:t>Fallas de lógica</w:t>
       </w:r>
-      <w:bookmarkEnd w:id="47"/>
+      <w:bookmarkEnd w:id="51"/>
     </w:p>
     <w:p>
       <w:r>
@@ -19709,15 +19199,7 @@
     </w:p>
     <w:p>
       <w:r>
-        <w:t xml:space="preserve">  </w:t>
-      </w:r>
-      <w:proofErr w:type="gramStart"/>
-      <w:r>
-        <w:t>console.log(</w:t>
-      </w:r>
-      <w:proofErr w:type="gramEnd"/>
-      <w:r>
-        <w:t>'Mayor de edad');</w:t>
+        <w:t xml:space="preserve">  console.log('Mayor de edad');</w:t>
       </w:r>
     </w:p>
     <w:p>
@@ -19762,15 +19244,7 @@
     </w:p>
     <w:p>
       <w:r>
-        <w:t xml:space="preserve">  </w:t>
-      </w:r>
-      <w:proofErr w:type="gramStart"/>
-      <w:r>
-        <w:t>console.log(</w:t>
-      </w:r>
-      <w:proofErr w:type="gramEnd"/>
-      <w:r>
-        <w:t>'Mayor de edad');</w:t>
+        <w:t xml:space="preserve">  console.log('Mayor de edad');</w:t>
       </w:r>
     </w:p>
     <w:p>
@@ -19788,15 +19262,7 @@
     </w:p>
     <w:p>
       <w:r>
-        <w:t xml:space="preserve">  </w:t>
-      </w:r>
-      <w:proofErr w:type="gramStart"/>
-      <w:r>
-        <w:t>console.log(</w:t>
-      </w:r>
-      <w:proofErr w:type="gramEnd"/>
-      <w:r>
-        <w:t>'Menor de edad');</w:t>
+        <w:t xml:space="preserve">  console.log('Menor de edad');</w:t>
       </w:r>
     </w:p>
     <w:p>
@@ -19949,23 +19415,13 @@
       </w:r>
     </w:p>
     <w:p>
-      <w:proofErr w:type="gramStart"/>
-      <w:r>
-        <w:t>console.log(</w:t>
-      </w:r>
-      <w:proofErr w:type="gramEnd"/>
-      <w:r>
-        <w:t>5 == '5'); // true</w:t>
-      </w:r>
-    </w:p>
-    <w:p>
-      <w:proofErr w:type="gramStart"/>
-      <w:r>
-        <w:t>console.log(</w:t>
-      </w:r>
-      <w:proofErr w:type="gramEnd"/>
-      <w:r>
-        <w:t>5 === '5'); // false</w:t>
+      <w:r>
+        <w:t>console.log(5 == '5'); // true</w:t>
+      </w:r>
+    </w:p>
+    <w:p>
+      <w:r>
+        <w:t>console.log(5 === '5'); // false</w:t>
       </w:r>
     </w:p>
     <w:p>
@@ -20033,13 +19489,8 @@
       </w:r>
     </w:p>
     <w:p>
-      <w:proofErr w:type="gramStart"/>
-      <w:r>
-        <w:t>console.log(</w:t>
-      </w:r>
-      <w:proofErr w:type="gramEnd"/>
-      <w:r>
-        <w:t xml:space="preserve">x + 5); // </w:t>
+      <w:r>
+        <w:t xml:space="preserve">console.log(x + 5); // </w:t>
       </w:r>
       <w:proofErr w:type="spellStart"/>
       <w:r>
@@ -20093,13 +19544,8 @@
       </w:r>
     </w:p>
     <w:p>
-      <w:proofErr w:type="gramStart"/>
-      <w:r>
-        <w:t>console.log(</w:t>
-      </w:r>
-      <w:proofErr w:type="gramEnd"/>
-      <w:r>
-        <w:t>x + 5); // 5</w:t>
+      <w:r>
+        <w:t>console.log(x + 5); // 5</w:t>
       </w:r>
     </w:p>
     <w:p>
@@ -20161,17 +19607,12 @@
         <w:t>console.log(</w:t>
       </w:r>
       <w:proofErr w:type="spellStart"/>
-      <w:proofErr w:type="gramStart"/>
       <w:r>
         <w:t>arr</w:t>
       </w:r>
       <w:proofErr w:type="spellEnd"/>
       <w:r>
-        <w:t>[</w:t>
-      </w:r>
-      <w:proofErr w:type="gramEnd"/>
-      <w:r>
-        <w:t xml:space="preserve">5]); // </w:t>
+        <w:t xml:space="preserve">[5]); // </w:t>
       </w:r>
       <w:proofErr w:type="spellStart"/>
       <w:r>
@@ -20217,17 +19658,12 @@
         <w:t xml:space="preserve"> (</w:t>
       </w:r>
       <w:proofErr w:type="spellStart"/>
-      <w:proofErr w:type="gramStart"/>
       <w:r>
         <w:t>arr</w:t>
       </w:r>
       <w:proofErr w:type="spellEnd"/>
       <w:r>
-        <w:t>[</w:t>
-      </w:r>
-      <w:proofErr w:type="gramEnd"/>
-      <w:r>
-        <w:t xml:space="preserve">2] !== </w:t>
+        <w:t xml:space="preserve">[2] !== </w:t>
       </w:r>
       <w:proofErr w:type="spellStart"/>
       <w:r>
@@ -20243,17 +19679,12 @@
         <w:t xml:space="preserve">  console.log(</w:t>
       </w:r>
       <w:proofErr w:type="spellStart"/>
-      <w:proofErr w:type="gramStart"/>
       <w:r>
         <w:t>arr</w:t>
       </w:r>
       <w:proofErr w:type="spellEnd"/>
       <w:r>
-        <w:t>[</w:t>
-      </w:r>
-      <w:proofErr w:type="gramEnd"/>
-      <w:r>
-        <w:t>2]);</w:t>
+        <w:t>[2]);</w:t>
       </w:r>
     </w:p>
     <w:p>
@@ -20320,13 +19751,8 @@
       </w:r>
     </w:p>
     <w:p>
-      <w:proofErr w:type="gramStart"/>
-      <w:r>
-        <w:t>copia[</w:t>
-      </w:r>
-      <w:proofErr w:type="gramEnd"/>
-      <w:r>
-        <w:t>0] = 99;</w:t>
+      <w:r>
+        <w:t>copia[0] = 99;</w:t>
       </w:r>
     </w:p>
     <w:p>
@@ -20336,15 +19762,7 @@
     </w:p>
     <w:p>
       <w:r>
-        <w:t xml:space="preserve">Aquí, copia no es un nuevo arreglo, sino una referencia al mismo arreglo original. Por eso, al cambiar </w:t>
-      </w:r>
-      <w:proofErr w:type="gramStart"/>
-      <w:r>
-        <w:t>copia[</w:t>
-      </w:r>
-      <w:proofErr w:type="gramEnd"/>
-      <w:r>
-        <w:t>0], también cambia lista[0].</w:t>
+        <w:t>Aquí, copia no es un nuevo arreglo, sino una referencia al mismo arreglo original. Por eso, al cambiar copia[0], también cambia lista[0].</w:t>
       </w:r>
     </w:p>
     <w:p>
@@ -20373,13 +19791,8 @@
       </w:r>
     </w:p>
     <w:p>
-      <w:proofErr w:type="gramStart"/>
-      <w:r>
-        <w:t>copia[</w:t>
-      </w:r>
-      <w:proofErr w:type="gramEnd"/>
-      <w:r>
-        <w:t>0] = 99;</w:t>
+      <w:r>
+        <w:t>copia[0] = 99;</w:t>
       </w:r>
     </w:p>
     <w:p>
@@ -20432,15 +19845,7 @@
       </w:r>
       <w:proofErr w:type="spellEnd"/>
       <w:r>
-        <w:t xml:space="preserve"> </w:t>
-      </w:r>
-      <w:proofErr w:type="gramStart"/>
-      <w:r>
-        <w:t>sumar(</w:t>
-      </w:r>
-      <w:proofErr w:type="gramEnd"/>
-      <w:r>
-        <w:t>a, b) {</w:t>
+        <w:t xml:space="preserve"> sumar(a, b) {</w:t>
       </w:r>
     </w:p>
     <w:p>
@@ -20462,13 +19867,8 @@
       </w:r>
     </w:p>
     <w:p>
-      <w:proofErr w:type="gramStart"/>
-      <w:r>
-        <w:t>console.log(</w:t>
-      </w:r>
-      <w:proofErr w:type="gramEnd"/>
-      <w:r>
-        <w:t xml:space="preserve">sumar(2, 3)); // </w:t>
+      <w:r>
+        <w:t xml:space="preserve">console.log(sumar(2, 3)); // </w:t>
       </w:r>
       <w:proofErr w:type="spellStart"/>
       <w:r>
@@ -20501,15 +19901,7 @@
       </w:r>
       <w:proofErr w:type="spellEnd"/>
       <w:r>
-        <w:t xml:space="preserve"> </w:t>
-      </w:r>
-      <w:proofErr w:type="gramStart"/>
-      <w:r>
-        <w:t>sumar(</w:t>
-      </w:r>
-      <w:proofErr w:type="gramEnd"/>
-      <w:r>
-        <w:t>a, b) {</w:t>
+        <w:t xml:space="preserve"> sumar(a, b) {</w:t>
       </w:r>
     </w:p>
     <w:p>
@@ -20544,13 +19936,8 @@
       </w:r>
     </w:p>
     <w:p>
-      <w:proofErr w:type="gramStart"/>
-      <w:r>
-        <w:t>console.log(</w:t>
-      </w:r>
-      <w:proofErr w:type="gramEnd"/>
-      <w:r>
-        <w:t>sumar(2, 3)); // 5</w:t>
+      <w:r>
+        <w:t>console.log(sumar(2, 3)); // 5</w:t>
       </w:r>
     </w:p>
     <w:p>
@@ -20636,15 +20023,7 @@
     </w:p>
     <w:p>
       <w:r>
-        <w:t xml:space="preserve">  </w:t>
-      </w:r>
-      <w:proofErr w:type="gramStart"/>
-      <w:r>
-        <w:t>console.log(</w:t>
-      </w:r>
-      <w:proofErr w:type="gramEnd"/>
-      <w:r>
-        <w:t>'Puede ingresar');</w:t>
+        <w:t xml:space="preserve">  console.log('Puede ingresar');</w:t>
       </w:r>
     </w:p>
     <w:p>
@@ -20682,15 +20061,7 @@
     </w:p>
     <w:p>
       <w:r>
-        <w:t xml:space="preserve">  </w:t>
-      </w:r>
-      <w:proofErr w:type="gramStart"/>
-      <w:r>
-        <w:t>console.log(</w:t>
-      </w:r>
-      <w:proofErr w:type="gramEnd"/>
-      <w:r>
-        <w:t>'Puede ingresar');</w:t>
+        <w:t xml:space="preserve">  console.log('Puede ingresar');</w:t>
       </w:r>
     </w:p>
     <w:p>
@@ -20708,15 +20079,7 @@
     </w:p>
     <w:p>
       <w:r>
-        <w:t xml:space="preserve">  </w:t>
-      </w:r>
-      <w:proofErr w:type="gramStart"/>
-      <w:r>
-        <w:t>console.log(</w:t>
-      </w:r>
-      <w:proofErr w:type="gramEnd"/>
-      <w:r>
-        <w:t>'No puede ingresar');</w:t>
+        <w:t xml:space="preserve">  console.log('No puede ingresar');</w:t>
       </w:r>
     </w:p>
     <w:p>
@@ -20787,15 +20150,7 @@
     </w:p>
     <w:p>
       <w:r>
-        <w:t xml:space="preserve">Aquí, y recibe primero el valor actual de x y luego x se incrementa. Si el desarrollador esperaba </w:t>
-      </w:r>
-      <w:proofErr w:type="gramStart"/>
-      <w:r>
-        <w:t>que</w:t>
-      </w:r>
-      <w:proofErr w:type="gramEnd"/>
-      <w:r>
-        <w:t xml:space="preserve"> y valiera 6, tendría una falla lógica.</w:t>
+        <w:t>Aquí, y recibe primero el valor actual de x y luego x se incrementa. Si el desarrollador esperaba que y valiera 6, tendría una falla lógica.</w:t>
       </w:r>
     </w:p>
     <w:p>
@@ -20838,11 +20193,11 @@
       <w:pPr>
         <w:pStyle w:val="Ttulo2"/>
       </w:pPr>
-      <w:bookmarkStart w:id="48" w:name="_Toc238196121"/>
+      <w:bookmarkStart w:id="52" w:name="_Toc241155557"/>
       <w:r>
         <w:t>Manejo de errores y excepciones</w:t>
       </w:r>
-      <w:bookmarkEnd w:id="48"/>
+      <w:bookmarkEnd w:id="52"/>
     </w:p>
     <w:p>
       <w:r>
@@ -20897,17 +20252,12 @@
         <w:t xml:space="preserve"> </w:t>
       </w:r>
       <w:proofErr w:type="spellStart"/>
-      <w:proofErr w:type="gramStart"/>
       <w:r>
         <w:t>divideNumbers</w:t>
       </w:r>
       <w:proofErr w:type="spellEnd"/>
       <w:r>
-        <w:t>(</w:t>
-      </w:r>
-      <w:proofErr w:type="gramEnd"/>
-      <w:r>
-        <w:t>a, b) {</w:t>
+        <w:t>(a, b) {</w:t>
       </w:r>
     </w:p>
     <w:p>
@@ -20946,15 +20296,7 @@
       </w:r>
       <w:proofErr w:type="spellEnd"/>
       <w:r>
-        <w:t xml:space="preserve"> = new </w:t>
-      </w:r>
-      <w:proofErr w:type="gramStart"/>
-      <w:r>
-        <w:t>Error(</w:t>
-      </w:r>
-      <w:proofErr w:type="gramEnd"/>
-      <w:r>
-        <w:t>"</w:t>
+        <w:t xml:space="preserve"> = new Error("</w:t>
       </w:r>
       <w:proofErr w:type="spellStart"/>
       <w:r>
@@ -21054,15 +20396,7 @@
     </w:p>
     <w:p>
       <w:r>
-        <w:t xml:space="preserve">        </w:t>
-      </w:r>
-      <w:proofErr w:type="gramStart"/>
-      <w:r>
-        <w:t>console.log(</w:t>
-      </w:r>
-      <w:proofErr w:type="gramEnd"/>
-      <w:r>
-        <w:t>`</w:t>
+        <w:t xml:space="preserve">        console.log(`</w:t>
       </w:r>
       <w:proofErr w:type="spellStart"/>
       <w:r>
@@ -21108,12 +20442,10 @@
         <w:t xml:space="preserve">        </w:t>
       </w:r>
       <w:proofErr w:type="spellStart"/>
-      <w:proofErr w:type="gramStart"/>
       <w:r>
         <w:t>console.error</w:t>
       </w:r>
       <w:proofErr w:type="spellEnd"/>
-      <w:proofErr w:type="gramEnd"/>
       <w:r>
         <w:t>("</w:t>
       </w:r>
@@ -21159,17 +20491,12 @@
     </w:p>
     <w:p>
       <w:proofErr w:type="spellStart"/>
-      <w:proofErr w:type="gramStart"/>
       <w:r>
         <w:t>divideNumbers</w:t>
       </w:r>
       <w:proofErr w:type="spellEnd"/>
       <w:r>
-        <w:t>(</w:t>
-      </w:r>
-      <w:proofErr w:type="gramEnd"/>
-      <w:r>
-        <w:t xml:space="preserve">15, 3); // </w:t>
+        <w:t xml:space="preserve">(15, 3); // </w:t>
       </w:r>
       <w:proofErr w:type="spellStart"/>
       <w:r>
@@ -21203,17 +20530,12 @@
     </w:p>
     <w:p>
       <w:proofErr w:type="spellStart"/>
-      <w:proofErr w:type="gramStart"/>
       <w:r>
         <w:t>divideNumbers</w:t>
       </w:r>
       <w:proofErr w:type="spellEnd"/>
       <w:r>
-        <w:t>(</w:t>
-      </w:r>
-      <w:proofErr w:type="gramEnd"/>
-      <w:r>
-        <w:t>15, 0);</w:t>
+        <w:t>(15, 0);</w:t>
       </w:r>
     </w:p>
     <w:p>
@@ -21323,12 +20645,10 @@
         <w:t xml:space="preserve">    </w:t>
       </w:r>
       <w:proofErr w:type="spellStart"/>
-      <w:proofErr w:type="gramStart"/>
       <w:r>
         <w:t>console.error</w:t>
       </w:r>
       <w:proofErr w:type="spellEnd"/>
-      <w:proofErr w:type="gramEnd"/>
       <w:r>
         <w:t>("</w:t>
       </w:r>
@@ -21398,17 +20718,12 @@
         <w:t xml:space="preserve"> = </w:t>
       </w:r>
       <w:proofErr w:type="spellStart"/>
-      <w:proofErr w:type="gramStart"/>
       <w:r>
         <w:t>parseJSONSafely</w:t>
       </w:r>
       <w:proofErr w:type="spellEnd"/>
       <w:r>
-        <w:t>(</w:t>
-      </w:r>
-      <w:proofErr w:type="gramEnd"/>
-      <w:r>
-        <w:t>'{"</w:t>
+        <w:t>('{"</w:t>
       </w:r>
       <w:proofErr w:type="spellStart"/>
       <w:r>
@@ -21450,17 +20765,12 @@
         <w:t xml:space="preserve"> = </w:t>
       </w:r>
       <w:proofErr w:type="spellStart"/>
-      <w:proofErr w:type="gramStart"/>
       <w:r>
         <w:t>parseJSONSafely</w:t>
       </w:r>
       <w:proofErr w:type="spellEnd"/>
       <w:r>
-        <w:t>(</w:t>
-      </w:r>
-      <w:proofErr w:type="gramEnd"/>
-      <w:r>
-        <w:t>'</w:t>
+        <w:t>('</w:t>
       </w:r>
       <w:proofErr w:type="spellStart"/>
       <w:r>
@@ -21504,12 +20814,12 @@
       <w:pPr>
         <w:pStyle w:val="Titulosgenerales"/>
       </w:pPr>
-      <w:bookmarkStart w:id="49" w:name="_Toc238196122"/>
+      <w:bookmarkStart w:id="53" w:name="_Toc241155558"/>
       <w:r>
         <w:lastRenderedPageBreak/>
         <w:t>Síntesis</w:t>
       </w:r>
-      <w:bookmarkEnd w:id="49"/>
+      <w:bookmarkEnd w:id="53"/>
     </w:p>
     <w:p>
       <w:pPr>
@@ -21533,6 +20843,7 @@
       </w:pPr>
       <w:r>
         <w:rPr>
+          <w:noProof/>
           <w:lang w:eastAsia="es-CO"/>
         </w:rPr>
         <w:lastRenderedPageBreak/>
@@ -21552,10 +20863,10 @@
                     <pic:cNvPicPr/>
                   </pic:nvPicPr>
                   <pic:blipFill>
-                    <a:blip r:embed="rId16">
+                    <a:blip r:embed="rId17">
                       <a:extLst>
                         <a:ext uri="{96DAC541-7B7A-43D3-8B79-37D633B846F1}">
-                          <asvg:svgBlip xmlns:asvg="http://schemas.microsoft.com/office/drawing/2016/SVG/main" r:embed="rId17"/>
+                          <asvg:svgBlip xmlns:asvg="http://schemas.microsoft.com/office/drawing/2016/SVG/main" r:embed="rId18"/>
                         </a:ext>
                       </a:extLst>
                     </a:blip>
@@ -21599,14 +20910,14 @@
       <w:pPr>
         <w:pStyle w:val="Titulosgenerales"/>
       </w:pPr>
-      <w:bookmarkStart w:id="50" w:name="_Toc176443725"/>
-      <w:bookmarkStart w:id="51" w:name="_Toc238196123"/>
+      <w:bookmarkStart w:id="54" w:name="_Toc176443725"/>
+      <w:bookmarkStart w:id="55" w:name="_Toc241155559"/>
       <w:r>
         <w:lastRenderedPageBreak/>
         <w:t>Glosario</w:t>
       </w:r>
-      <w:bookmarkEnd w:id="50"/>
-      <w:bookmarkEnd w:id="51"/>
+      <w:bookmarkEnd w:id="54"/>
+      <w:bookmarkEnd w:id="55"/>
     </w:p>
     <w:p>
       <w:pPr>
@@ -21883,8 +21194,8 @@
           <w:lang w:val="es-MX"/>
         </w:rPr>
       </w:pPr>
-      <w:bookmarkStart w:id="52" w:name="_Toc176443726"/>
-      <w:bookmarkStart w:id="53" w:name="_Toc238196124"/>
+      <w:bookmarkStart w:id="56" w:name="_Toc176443726"/>
+      <w:bookmarkStart w:id="57" w:name="_Toc241155560"/>
       <w:r>
         <w:rPr>
           <w:lang w:val="es-MX"/>
@@ -21892,8 +21203,8 @@
         <w:lastRenderedPageBreak/>
         <w:t>Referencias bibliográficas</w:t>
       </w:r>
-      <w:bookmarkEnd w:id="52"/>
-      <w:bookmarkEnd w:id="53"/>
+      <w:bookmarkEnd w:id="56"/>
+      <w:bookmarkEnd w:id="57"/>
     </w:p>
     <w:p>
       <w:pPr>
@@ -21929,7 +21240,7 @@
         </w:rPr>
         <w:t xml:space="preserve">. [Video] YouTube. </w:t>
       </w:r>
-      <w:hyperlink r:id="rId18" w:history="1">
+      <w:hyperlink r:id="rId19" w:history="1">
         <w:r>
           <w:rPr>
             <w:rStyle w:val="Hipervnculo"/>
@@ -22014,7 +21325,7 @@
         </w:rPr>
         <w:t xml:space="preserve">JAVA. (2025). ¿Cómo puedo descargar e instalar Java en un equipo con Windows de forma manual? </w:t>
       </w:r>
-      <w:hyperlink r:id="rId19" w:history="1">
+      <w:hyperlink r:id="rId20" w:history="1">
         <w:r>
           <w:rPr>
             <w:rStyle w:val="Hipervnculo"/>
@@ -22036,7 +21347,7 @@
         </w:rPr>
         <w:t xml:space="preserve">JAVA. (2025). Instalación y uso de Oracle Java en macOS </w:t>
       </w:r>
-      <w:hyperlink r:id="rId20" w:history="1">
+      <w:hyperlink r:id="rId21" w:history="1">
         <w:r>
           <w:rPr>
             <w:rStyle w:val="Hipervnculo"/>
@@ -22072,7 +21383,7 @@
         </w:rPr>
         <w:t xml:space="preserve"> Network (MDN). (2025). Referencia de JavaScript. </w:t>
       </w:r>
-      <w:hyperlink r:id="rId21" w:history="1">
+      <w:hyperlink r:id="rId22" w:history="1">
         <w:r>
           <w:rPr>
             <w:rStyle w:val="Hipervnculo"/>
@@ -22149,14 +21460,14 @@
       <w:pPr>
         <w:pStyle w:val="Titulosgenerales"/>
       </w:pPr>
-      <w:bookmarkStart w:id="54" w:name="_Toc176443727"/>
-      <w:bookmarkStart w:id="55" w:name="_Toc238196125"/>
+      <w:bookmarkStart w:id="58" w:name="_Toc176443727"/>
+      <w:bookmarkStart w:id="59" w:name="_Toc241155561"/>
       <w:r>
         <w:lastRenderedPageBreak/>
         <w:t>Créditos</w:t>
       </w:r>
-      <w:bookmarkEnd w:id="54"/>
-      <w:bookmarkEnd w:id="55"/>
+      <w:bookmarkEnd w:id="58"/>
+      <w:bookmarkEnd w:id="59"/>
     </w:p>
     <w:tbl>
       <w:tblPr>
@@ -22796,8 +22107,8 @@
       </w:pPr>
     </w:p>
     <w:sectPr>
-      <w:headerReference w:type="default" r:id="rId22"/>
-      <w:footerReference w:type="default" r:id="rId23"/>
+      <w:headerReference w:type="default" r:id="rId23"/>
+      <w:footerReference w:type="default" r:id="rId24"/>
       <w:pgSz w:w="12240" w:h="15840"/>
       <w:pgMar w:top="1701" w:right="1134" w:bottom="1134" w:left="1134" w:header="709" w:footer="737" w:gutter="0"/>
       <w:pgNumType w:start="1"/>
@@ -22809,7 +22120,7 @@
 </file>
 
 <file path=word/endnotes.xml><?xml version="1.0" encoding="utf-8"?>
-<w:endnotes xmlns:wpc="http://schemas.microsoft.com/office/word/2010/wordprocessingCanvas" xmlns:cx="http://schemas.microsoft.com/office/drawing/2014/chartex" xmlns:cx1="http://schemas.microsoft.com/office/drawing/2015/9/8/chartex" xmlns:cx2="http://schemas.microsoft.com/office/drawing/2015/10/21/chartex" xmlns:cx3="http://schemas.microsoft.com/office/drawing/2016/5/9/chartex" xmlns:cx4="http://schemas.microsoft.com/office/drawing/2016/5/10/chartex" xmlns:cx5="http://schemas.microsoft.com/office/drawing/2016/5/11/chartex" xmlns:cx6="http://schemas.microsoft.com/office/drawing/2016/5/12/chartex" xmlns:cx7="http://schemas.microsoft.com/office/drawing/2016/5/13/chartex" xmlns:cx8="http://schemas.microsoft.com/office/drawing/2016/5/14/chartex" xmlns:mc="http://schemas.openxmlformats.org/markup-compatibility/2006" xmlns:aink="http://schemas.microsoft.com/office/drawing/2016/ink" xmlns:am3d="http://schemas.microsoft.com/office/drawing/2017/model3d" xmlns:o="urn:schemas-microsoft-com:office:office" xmlns:r="http://schemas.openxmlformats.org/officeDocument/2006/relationships" xmlns:m="http://schemas.openxmlformats.org/officeDocument/2006/math" xmlns:v="urn:schemas-microsoft-com:vml" xmlns:wp14="http://schemas.microsoft.com/office/word/2010/wordprocessingDrawing" xmlns:wp="http://schemas.openxmlformats.org/drawingml/2006/wordprocessingDrawing" xmlns:w10="urn:schemas-microsoft-com:office:word" xmlns:w="http://schemas.openxmlformats.org/wordprocessingml/2006/main" xmlns:w14="http://schemas.microsoft.com/office/word/2010/wordml" xmlns:w15="http://schemas.microsoft.com/office/word/2012/wordml" xmlns:w16cex="http://schemas.microsoft.com/office/word/2018/wordml/cex" xmlns:w16cid="http://schemas.microsoft.com/office/word/2016/wordml/cid" xmlns:w16="http://schemas.microsoft.com/office/word/2018/wordml" xmlns:w16sdtdh="http://schemas.microsoft.com/office/word/2020/wordml/sdtdatahash" xmlns:w16se="http://schemas.microsoft.com/office/word/2015/wordml/symex" xmlns:wpg="http://schemas.microsoft.com/office/word/2010/wordprocessingGroup" xmlns:wpi="http://schemas.microsoft.com/office/word/2010/wordprocessingInk" xmlns:wne="http://schemas.microsoft.com/office/word/2006/wordml" xmlns:wps="http://schemas.microsoft.com/office/word/2010/wordprocessingShape" mc:Ignorable="w14 w15 w16se w16cid w16 w16cex w16sdtdh wp14">
+<w:endnotes xmlns:wpc="http://schemas.microsoft.com/office/word/2010/wordprocessingCanvas" xmlns:cx="http://schemas.microsoft.com/office/drawing/2014/chartex" xmlns:cx1="http://schemas.microsoft.com/office/drawing/2015/9/8/chartex" xmlns:cx2="http://schemas.microsoft.com/office/drawing/2015/10/21/chartex" xmlns:cx3="http://schemas.microsoft.com/office/drawing/2016/5/9/chartex" xmlns:cx4="http://schemas.microsoft.com/office/drawing/2016/5/10/chartex" xmlns:cx5="http://schemas.microsoft.com/office/drawing/2016/5/11/chartex" xmlns:cx6="http://schemas.microsoft.com/office/drawing/2016/5/12/chartex" xmlns:cx7="http://schemas.microsoft.com/office/drawing/2016/5/13/chartex" xmlns:cx8="http://schemas.microsoft.com/office/drawing/2016/5/14/chartex" xmlns:mc="http://schemas.openxmlformats.org/markup-compatibility/2006" xmlns:aink="http://schemas.microsoft.com/office/drawing/2016/ink" xmlns:am3d="http://schemas.microsoft.com/office/drawing/2017/model3d" xmlns:o="urn:schemas-microsoft-com:office:office" xmlns:r="http://schemas.openxmlformats.org/officeDocument/2006/relationships" xmlns:m="http://schemas.openxmlformats.org/officeDocument/2006/math" xmlns:v="urn:schemas-microsoft-com:vml" xmlns:wp14="http://schemas.microsoft.com/office/word/2010/wordprocessingDrawing" xmlns:wp="http://schemas.openxmlformats.org/drawingml/2006/wordprocessingDrawing" xmlns:w10="urn:schemas-microsoft-com:office:word" xmlns:w="http://schemas.openxmlformats.org/wordprocessingml/2006/main" xmlns:w14="http://schemas.microsoft.com/office/word/2010/wordml" xmlns:w15="http://schemas.microsoft.com/office/word/2012/wordml" xmlns:w16cex="http://schemas.microsoft.com/office/word/2018/wordml/cex" xmlns:w16cid="http://schemas.microsoft.com/office/word/2016/wordml/cid" xmlns:w16="http://schemas.microsoft.com/office/word/2018/wordml" xmlns:w16se="http://schemas.microsoft.com/office/word/2015/wordml/symex" xmlns:wpg="http://schemas.microsoft.com/office/word/2010/wordprocessingGroup" xmlns:wpi="http://schemas.microsoft.com/office/word/2010/wordprocessingInk" xmlns:wne="http://schemas.microsoft.com/office/word/2006/wordml" xmlns:wps="http://schemas.microsoft.com/office/word/2010/wordprocessingShape" mc:Ignorable="w14 w15 w16se w16cid w16 w16cex wp14">
   <w:endnote w:type="separator" w:id="-1">
     <w:p>
       <w:pPr>
@@ -22834,7 +22145,7 @@
 </file>
 
 <file path=word/footer1.xml><?xml version="1.0" encoding="utf-8"?>
-<w:ftr xmlns:wpc="http://schemas.microsoft.com/office/word/2010/wordprocessingCanvas" xmlns:cx="http://schemas.microsoft.com/office/drawing/2014/chartex" xmlns:cx1="http://schemas.microsoft.com/office/drawing/2015/9/8/chartex" xmlns:cx2="http://schemas.microsoft.com/office/drawing/2015/10/21/chartex" xmlns:cx3="http://schemas.microsoft.com/office/drawing/2016/5/9/chartex" xmlns:cx4="http://schemas.microsoft.com/office/drawing/2016/5/10/chartex" xmlns:cx5="http://schemas.microsoft.com/office/drawing/2016/5/11/chartex" xmlns:cx6="http://schemas.microsoft.com/office/drawing/2016/5/12/chartex" xmlns:cx7="http://schemas.microsoft.com/office/drawing/2016/5/13/chartex" xmlns:cx8="http://schemas.microsoft.com/office/drawing/2016/5/14/chartex" xmlns:mc="http://schemas.openxmlformats.org/markup-compatibility/2006" xmlns:aink="http://schemas.microsoft.com/office/drawing/2016/ink" xmlns:am3d="http://schemas.microsoft.com/office/drawing/2017/model3d" xmlns:o="urn:schemas-microsoft-com:office:office" xmlns:r="http://schemas.openxmlformats.org/officeDocument/2006/relationships" xmlns:m="http://schemas.openxmlformats.org/officeDocument/2006/math" xmlns:v="urn:schemas-microsoft-com:vml" xmlns:wp14="http://schemas.microsoft.com/office/word/2010/wordprocessingDrawing" xmlns:wp="http://schemas.openxmlformats.org/drawingml/2006/wordprocessingDrawing" xmlns:w10="urn:schemas-microsoft-com:office:word" xmlns:w="http://schemas.openxmlformats.org/wordprocessingml/2006/main" xmlns:w14="http://schemas.microsoft.com/office/word/2010/wordml" xmlns:w15="http://schemas.microsoft.com/office/word/2012/wordml" xmlns:w16cex="http://schemas.microsoft.com/office/word/2018/wordml/cex" xmlns:w16cid="http://schemas.microsoft.com/office/word/2016/wordml/cid" xmlns:w16="http://schemas.microsoft.com/office/word/2018/wordml" xmlns:w16sdtdh="http://schemas.microsoft.com/office/word/2020/wordml/sdtdatahash" xmlns:w16se="http://schemas.microsoft.com/office/word/2015/wordml/symex" xmlns:wpg="http://schemas.microsoft.com/office/word/2010/wordprocessingGroup" xmlns:wpi="http://schemas.microsoft.com/office/word/2010/wordprocessingInk" xmlns:wne="http://schemas.microsoft.com/office/word/2006/wordml" xmlns:wps="http://schemas.microsoft.com/office/word/2010/wordprocessingShape" mc:Ignorable="w14 w15 w16se w16cid w16 w16cex w16sdtdh wp14">
+<w:ftr xmlns:wpc="http://schemas.microsoft.com/office/word/2010/wordprocessingCanvas" xmlns:cx="http://schemas.microsoft.com/office/drawing/2014/chartex" xmlns:cx1="http://schemas.microsoft.com/office/drawing/2015/9/8/chartex" xmlns:cx2="http://schemas.microsoft.com/office/drawing/2015/10/21/chartex" xmlns:cx3="http://schemas.microsoft.com/office/drawing/2016/5/9/chartex" xmlns:cx4="http://schemas.microsoft.com/office/drawing/2016/5/10/chartex" xmlns:cx5="http://schemas.microsoft.com/office/drawing/2016/5/11/chartex" xmlns:cx6="http://schemas.microsoft.com/office/drawing/2016/5/12/chartex" xmlns:cx7="http://schemas.microsoft.com/office/drawing/2016/5/13/chartex" xmlns:cx8="http://schemas.microsoft.com/office/drawing/2016/5/14/chartex" xmlns:mc="http://schemas.openxmlformats.org/markup-compatibility/2006" xmlns:aink="http://schemas.microsoft.com/office/drawing/2016/ink" xmlns:am3d="http://schemas.microsoft.com/office/drawing/2017/model3d" xmlns:o="urn:schemas-microsoft-com:office:office" xmlns:r="http://schemas.openxmlformats.org/officeDocument/2006/relationships" xmlns:m="http://schemas.openxmlformats.org/officeDocument/2006/math" xmlns:v="urn:schemas-microsoft-com:vml" xmlns:wp14="http://schemas.microsoft.com/office/word/2010/wordprocessingDrawing" xmlns:wp="http://schemas.openxmlformats.org/drawingml/2006/wordprocessingDrawing" xmlns:w10="urn:schemas-microsoft-com:office:word" xmlns:w="http://schemas.openxmlformats.org/wordprocessingml/2006/main" xmlns:w14="http://schemas.microsoft.com/office/word/2010/wordml" xmlns:w15="http://schemas.microsoft.com/office/word/2012/wordml" xmlns:w16cex="http://schemas.microsoft.com/office/word/2018/wordml/cex" xmlns:w16cid="http://schemas.microsoft.com/office/word/2016/wordml/cid" xmlns:w16="http://schemas.microsoft.com/office/word/2018/wordml" xmlns:w16se="http://schemas.microsoft.com/office/word/2015/wordml/symex" xmlns:wpg="http://schemas.microsoft.com/office/word/2010/wordprocessingGroup" xmlns:wpi="http://schemas.microsoft.com/office/word/2010/wordprocessingInk" xmlns:wne="http://schemas.microsoft.com/office/word/2006/wordml" xmlns:wps="http://schemas.microsoft.com/office/word/2010/wordprocessingShape" mc:Ignorable="w14 w15 w16se w16cid w16 w16cex wp14">
   <w:p>
     <w:pPr>
       <w:pStyle w:val="Piedepgina"/>
@@ -22971,7 +22282,7 @@
 </file>
 
 <file path=word/footnotes.xml><?xml version="1.0" encoding="utf-8"?>
-<w:footnotes xmlns:wpc="http://schemas.microsoft.com/office/word/2010/wordprocessingCanvas" xmlns:cx="http://schemas.microsoft.com/office/drawing/2014/chartex" xmlns:cx1="http://schemas.microsoft.com/office/drawing/2015/9/8/chartex" xmlns:cx2="http://schemas.microsoft.com/office/drawing/2015/10/21/chartex" xmlns:cx3="http://schemas.microsoft.com/office/drawing/2016/5/9/chartex" xmlns:cx4="http://schemas.microsoft.com/office/drawing/2016/5/10/chartex" xmlns:cx5="http://schemas.microsoft.com/office/drawing/2016/5/11/chartex" xmlns:cx6="http://schemas.microsoft.com/office/drawing/2016/5/12/chartex" xmlns:cx7="http://schemas.microsoft.com/office/drawing/2016/5/13/chartex" xmlns:cx8="http://schemas.microsoft.com/office/drawing/2016/5/14/chartex" xmlns:mc="http://schemas.openxmlformats.org/markup-compatibility/2006" xmlns:aink="http://schemas.microsoft.com/office/drawing/2016/ink" xmlns:am3d="http://schemas.microsoft.com/office/drawing/2017/model3d" xmlns:o="urn:schemas-microsoft-com:office:office" xmlns:r="http://schemas.openxmlformats.org/officeDocument/2006/relationships" xmlns:m="http://schemas.openxmlformats.org/officeDocument/2006/math" xmlns:v="urn:schemas-microsoft-com:vml" xmlns:wp14="http://schemas.microsoft.com/office/word/2010/wordprocessingDrawing" xmlns:wp="http://schemas.openxmlformats.org/drawingml/2006/wordprocessingDrawing" xmlns:w10="urn:schemas-microsoft-com:office:word" xmlns:w="http://schemas.openxmlformats.org/wordprocessingml/2006/main" xmlns:w14="http://schemas.microsoft.com/office/word/2010/wordml" xmlns:w15="http://schemas.microsoft.com/office/word/2012/wordml" xmlns:w16cex="http://schemas.microsoft.com/office/word/2018/wordml/cex" xmlns:w16cid="http://schemas.microsoft.com/office/word/2016/wordml/cid" xmlns:w16="http://schemas.microsoft.com/office/word/2018/wordml" xmlns:w16sdtdh="http://schemas.microsoft.com/office/word/2020/wordml/sdtdatahash" xmlns:w16se="http://schemas.microsoft.com/office/word/2015/wordml/symex" xmlns:wpg="http://schemas.microsoft.com/office/word/2010/wordprocessingGroup" xmlns:wpi="http://schemas.microsoft.com/office/word/2010/wordprocessingInk" xmlns:wne="http://schemas.microsoft.com/office/word/2006/wordml" xmlns:wps="http://schemas.microsoft.com/office/word/2010/wordprocessingShape" mc:Ignorable="w14 w15 w16se w16cid w16 w16cex w16sdtdh wp14">
+<w:footnotes xmlns:wpc="http://schemas.microsoft.com/office/word/2010/wordprocessingCanvas" xmlns:cx="http://schemas.microsoft.com/office/drawing/2014/chartex" xmlns:cx1="http://schemas.microsoft.com/office/drawing/2015/9/8/chartex" xmlns:cx2="http://schemas.microsoft.com/office/drawing/2015/10/21/chartex" xmlns:cx3="http://schemas.microsoft.com/office/drawing/2016/5/9/chartex" xmlns:cx4="http://schemas.microsoft.com/office/drawing/2016/5/10/chartex" xmlns:cx5="http://schemas.microsoft.com/office/drawing/2016/5/11/chartex" xmlns:cx6="http://schemas.microsoft.com/office/drawing/2016/5/12/chartex" xmlns:cx7="http://schemas.microsoft.com/office/drawing/2016/5/13/chartex" xmlns:cx8="http://schemas.microsoft.com/office/drawing/2016/5/14/chartex" xmlns:mc="http://schemas.openxmlformats.org/markup-compatibility/2006" xmlns:aink="http://schemas.microsoft.com/office/drawing/2016/ink" xmlns:am3d="http://schemas.microsoft.com/office/drawing/2017/model3d" xmlns:o="urn:schemas-microsoft-com:office:office" xmlns:r="http://schemas.openxmlformats.org/officeDocument/2006/relationships" xmlns:m="http://schemas.openxmlformats.org/officeDocument/2006/math" xmlns:v="urn:schemas-microsoft-com:vml" xmlns:wp14="http://schemas.microsoft.com/office/word/2010/wordprocessingDrawing" xmlns:wp="http://schemas.openxmlformats.org/drawingml/2006/wordprocessingDrawing" xmlns:w10="urn:schemas-microsoft-com:office:word" xmlns:w="http://schemas.openxmlformats.org/wordprocessingml/2006/main" xmlns:w14="http://schemas.microsoft.com/office/word/2010/wordml" xmlns:w15="http://schemas.microsoft.com/office/word/2012/wordml" xmlns:w16cex="http://schemas.microsoft.com/office/word/2018/wordml/cex" xmlns:w16cid="http://schemas.microsoft.com/office/word/2016/wordml/cid" xmlns:w16="http://schemas.microsoft.com/office/word/2018/wordml" xmlns:w16se="http://schemas.microsoft.com/office/word/2015/wordml/symex" xmlns:wpg="http://schemas.microsoft.com/office/word/2010/wordprocessingGroup" xmlns:wpi="http://schemas.microsoft.com/office/word/2010/wordprocessingInk" xmlns:wne="http://schemas.microsoft.com/office/word/2006/wordml" xmlns:wps="http://schemas.microsoft.com/office/word/2010/wordprocessingShape" mc:Ignorable="w14 w15 w16se w16cid w16 w16cex wp14">
   <w:footnote w:type="separator" w:id="-1">
     <w:p>
       <w:pPr>
@@ -22996,7 +22307,7 @@
 </file>
 
 <file path=word/header1.xml><?xml version="1.0" encoding="utf-8"?>
-<w:hdr xmlns:wpc="http://schemas.microsoft.com/office/word/2010/wordprocessingCanvas" xmlns:cx="http://schemas.microsoft.com/office/drawing/2014/chartex" xmlns:cx1="http://schemas.microsoft.com/office/drawing/2015/9/8/chartex" xmlns:cx2="http://schemas.microsoft.com/office/drawing/2015/10/21/chartex" xmlns:cx3="http://schemas.microsoft.com/office/drawing/2016/5/9/chartex" xmlns:cx4="http://schemas.microsoft.com/office/drawing/2016/5/10/chartex" xmlns:cx5="http://schemas.microsoft.com/office/drawing/2016/5/11/chartex" xmlns:cx6="http://schemas.microsoft.com/office/drawing/2016/5/12/chartex" xmlns:cx7="http://schemas.microsoft.com/office/drawing/2016/5/13/chartex" xmlns:cx8="http://schemas.microsoft.com/office/drawing/2016/5/14/chartex" xmlns:mc="http://schemas.openxmlformats.org/markup-compatibility/2006" xmlns:aink="http://schemas.microsoft.com/office/drawing/2016/ink" xmlns:am3d="http://schemas.microsoft.com/office/drawing/2017/model3d" xmlns:o="urn:schemas-microsoft-com:office:office" xmlns:r="http://schemas.openxmlformats.org/officeDocument/2006/relationships" xmlns:m="http://schemas.openxmlformats.org/officeDocument/2006/math" xmlns:v="urn:schemas-microsoft-com:vml" xmlns:wp14="http://schemas.microsoft.com/office/word/2010/wordprocessingDrawing" xmlns:wp="http://schemas.openxmlformats.org/drawingml/2006/wordprocessingDrawing" xmlns:w10="urn:schemas-microsoft-com:office:word" xmlns:w="http://schemas.openxmlformats.org/wordprocessingml/2006/main" xmlns:w14="http://schemas.microsoft.com/office/word/2010/wordml" xmlns:w15="http://schemas.microsoft.com/office/word/2012/wordml" xmlns:w16cex="http://schemas.microsoft.com/office/word/2018/wordml/cex" xmlns:w16cid="http://schemas.microsoft.com/office/word/2016/wordml/cid" xmlns:w16="http://schemas.microsoft.com/office/word/2018/wordml" xmlns:w16sdtdh="http://schemas.microsoft.com/office/word/2020/wordml/sdtdatahash" xmlns:w16se="http://schemas.microsoft.com/office/word/2015/wordml/symex" xmlns:wpg="http://schemas.microsoft.com/office/word/2010/wordprocessingGroup" xmlns:wpi="http://schemas.microsoft.com/office/word/2010/wordprocessingInk" xmlns:wne="http://schemas.microsoft.com/office/word/2006/wordml" xmlns:wps="http://schemas.microsoft.com/office/word/2010/wordprocessingShape" mc:Ignorable="w14 w15 w16se w16cid w16 w16cex w16sdtdh wp14">
+<w:hdr xmlns:wpc="http://schemas.microsoft.com/office/word/2010/wordprocessingCanvas" xmlns:cx="http://schemas.microsoft.com/office/drawing/2014/chartex" xmlns:cx1="http://schemas.microsoft.com/office/drawing/2015/9/8/chartex" xmlns:cx2="http://schemas.microsoft.com/office/drawing/2015/10/21/chartex" xmlns:cx3="http://schemas.microsoft.com/office/drawing/2016/5/9/chartex" xmlns:cx4="http://schemas.microsoft.com/office/drawing/2016/5/10/chartex" xmlns:cx5="http://schemas.microsoft.com/office/drawing/2016/5/11/chartex" xmlns:cx6="http://schemas.microsoft.com/office/drawing/2016/5/12/chartex" xmlns:cx7="http://schemas.microsoft.com/office/drawing/2016/5/13/chartex" xmlns:cx8="http://schemas.microsoft.com/office/drawing/2016/5/14/chartex" xmlns:mc="http://schemas.openxmlformats.org/markup-compatibility/2006" xmlns:aink="http://schemas.microsoft.com/office/drawing/2016/ink" xmlns:am3d="http://schemas.microsoft.com/office/drawing/2017/model3d" xmlns:o="urn:schemas-microsoft-com:office:office" xmlns:r="http://schemas.openxmlformats.org/officeDocument/2006/relationships" xmlns:m="http://schemas.openxmlformats.org/officeDocument/2006/math" xmlns:v="urn:schemas-microsoft-com:vml" xmlns:wp14="http://schemas.microsoft.com/office/word/2010/wordprocessingDrawing" xmlns:wp="http://schemas.openxmlformats.org/drawingml/2006/wordprocessingDrawing" xmlns:w10="urn:schemas-microsoft-com:office:word" xmlns:w="http://schemas.openxmlformats.org/wordprocessingml/2006/main" xmlns:w14="http://schemas.microsoft.com/office/word/2010/wordml" xmlns:w15="http://schemas.microsoft.com/office/word/2012/wordml" xmlns:w16cex="http://schemas.microsoft.com/office/word/2018/wordml/cex" xmlns:w16cid="http://schemas.microsoft.com/office/word/2016/wordml/cid" xmlns:w16="http://schemas.microsoft.com/office/word/2018/wordml" xmlns:w16se="http://schemas.microsoft.com/office/word/2015/wordml/symex" xmlns:wpg="http://schemas.microsoft.com/office/word/2010/wordprocessingGroup" xmlns:wpi="http://schemas.microsoft.com/office/word/2010/wordprocessingInk" xmlns:wne="http://schemas.microsoft.com/office/word/2006/wordml" xmlns:wps="http://schemas.microsoft.com/office/word/2010/wordprocessingShape" mc:Ignorable="w14 w15 w16se w16cid w16 w16cex wp14">
   <w:p>
     <w:pPr>
       <w:pStyle w:val="Encabezado"/>
@@ -23068,7 +22379,7 @@
 </file>
 
 <file path=word/numbering.xml><?xml version="1.0" encoding="utf-8"?>
-<w:numbering xmlns:wpc="http://schemas.microsoft.com/office/word/2010/wordprocessingCanvas" xmlns:cx="http://schemas.microsoft.com/office/drawing/2014/chartex" xmlns:cx1="http://schemas.microsoft.com/office/drawing/2015/9/8/chartex" xmlns:cx2="http://schemas.microsoft.com/office/drawing/2015/10/21/chartex" xmlns:cx3="http://schemas.microsoft.com/office/drawing/2016/5/9/chartex" xmlns:cx4="http://schemas.microsoft.com/office/drawing/2016/5/10/chartex" xmlns:cx5="http://schemas.microsoft.com/office/drawing/2016/5/11/chartex" xmlns:cx6="http://schemas.microsoft.com/office/drawing/2016/5/12/chartex" xmlns:cx7="http://schemas.microsoft.com/office/drawing/2016/5/13/chartex" xmlns:cx8="http://schemas.microsoft.com/office/drawing/2016/5/14/chartex" xmlns:mc="http://schemas.openxmlformats.org/markup-compatibility/2006" xmlns:aink="http://schemas.microsoft.com/office/drawing/2016/ink" xmlns:am3d="http://schemas.microsoft.com/office/drawing/2017/model3d" xmlns:o="urn:schemas-microsoft-com:office:office" xmlns:r="http://schemas.openxmlformats.org/officeDocument/2006/relationships" xmlns:m="http://schemas.openxmlformats.org/officeDocument/2006/math" xmlns:v="urn:schemas-microsoft-com:vml" xmlns:wp14="http://schemas.microsoft.com/office/word/2010/wordprocessingDrawing" xmlns:wp="http://schemas.openxmlformats.org/drawingml/2006/wordprocessingDrawing" xmlns:w10="urn:schemas-microsoft-com:office:word" xmlns:w="http://schemas.openxmlformats.org/wordprocessingml/2006/main" xmlns:w14="http://schemas.microsoft.com/office/word/2010/wordml" xmlns:w15="http://schemas.microsoft.com/office/word/2012/wordml" xmlns:w16cex="http://schemas.microsoft.com/office/word/2018/wordml/cex" xmlns:w16cid="http://schemas.microsoft.com/office/word/2016/wordml/cid" xmlns:w16="http://schemas.microsoft.com/office/word/2018/wordml" xmlns:w16sdtdh="http://schemas.microsoft.com/office/word/2020/wordml/sdtdatahash" xmlns:w16se="http://schemas.microsoft.com/office/word/2015/wordml/symex" xmlns:wpg="http://schemas.microsoft.com/office/word/2010/wordprocessingGroup" xmlns:wpi="http://schemas.microsoft.com/office/word/2010/wordprocessingInk" xmlns:wne="http://schemas.microsoft.com/office/word/2006/wordml" xmlns:wps="http://schemas.microsoft.com/office/word/2010/wordprocessingShape" mc:Ignorable="w14 w15 w16se w16cid w16 w16cex w16sdtdh wp14">
+<w:numbering xmlns:wpc="http://schemas.microsoft.com/office/word/2010/wordprocessingCanvas" xmlns:cx="http://schemas.microsoft.com/office/drawing/2014/chartex" xmlns:cx1="http://schemas.microsoft.com/office/drawing/2015/9/8/chartex" xmlns:cx2="http://schemas.microsoft.com/office/drawing/2015/10/21/chartex" xmlns:cx3="http://schemas.microsoft.com/office/drawing/2016/5/9/chartex" xmlns:cx4="http://schemas.microsoft.com/office/drawing/2016/5/10/chartex" xmlns:cx5="http://schemas.microsoft.com/office/drawing/2016/5/11/chartex" xmlns:cx6="http://schemas.microsoft.com/office/drawing/2016/5/12/chartex" xmlns:cx7="http://schemas.microsoft.com/office/drawing/2016/5/13/chartex" xmlns:cx8="http://schemas.microsoft.com/office/drawing/2016/5/14/chartex" xmlns:mc="http://schemas.openxmlformats.org/markup-compatibility/2006" xmlns:aink="http://schemas.microsoft.com/office/drawing/2016/ink" xmlns:am3d="http://schemas.microsoft.com/office/drawing/2017/model3d" xmlns:o="urn:schemas-microsoft-com:office:office" xmlns:r="http://schemas.openxmlformats.org/officeDocument/2006/relationships" xmlns:m="http://schemas.openxmlformats.org/officeDocument/2006/math" xmlns:v="urn:schemas-microsoft-com:vml" xmlns:wp14="http://schemas.microsoft.com/office/word/2010/wordprocessingDrawing" xmlns:wp="http://schemas.openxmlformats.org/drawingml/2006/wordprocessingDrawing" xmlns:w10="urn:schemas-microsoft-com:office:word" xmlns:w="http://schemas.openxmlformats.org/wordprocessingml/2006/main" xmlns:w14="http://schemas.microsoft.com/office/word/2010/wordml" xmlns:w15="http://schemas.microsoft.com/office/word/2012/wordml" xmlns:w16cex="http://schemas.microsoft.com/office/word/2018/wordml/cex" xmlns:w16cid="http://schemas.microsoft.com/office/word/2016/wordml/cid" xmlns:w16="http://schemas.microsoft.com/office/word/2018/wordml" xmlns:w16se="http://schemas.microsoft.com/office/word/2015/wordml/symex" xmlns:wpg="http://schemas.microsoft.com/office/word/2010/wordprocessingGroup" xmlns:wpi="http://schemas.microsoft.com/office/word/2010/wordprocessingInk" xmlns:wne="http://schemas.microsoft.com/office/word/2006/wordml" xmlns:wps="http://schemas.microsoft.com/office/word/2010/wordprocessingShape" mc:Ignorable="w14 w15 w16se w16cid w16 w16cex wp14">
   <w:abstractNum w:abstractNumId="0" w15:restartNumberingAfterBreak="0">
     <w:nsid w:val="FFFFFF89"/>
     <w:multiLevelType w:val="singleLevel"/>
@@ -29020,7 +28331,7 @@
 </file>
 
 <file path=word/styles.xml><?xml version="1.0" encoding="utf-8"?>
-<w:styles xmlns:mc="http://schemas.openxmlformats.org/markup-compatibility/2006" xmlns:r="http://schemas.openxmlformats.org/officeDocument/2006/relationships" xmlns:w="http://schemas.openxmlformats.org/wordprocessingml/2006/main" xmlns:w14="http://schemas.microsoft.com/office/word/2010/wordml" xmlns:w15="http://schemas.microsoft.com/office/word/2012/wordml" xmlns:w16cex="http://schemas.microsoft.com/office/word/2018/wordml/cex" xmlns:w16cid="http://schemas.microsoft.com/office/word/2016/wordml/cid" xmlns:w16="http://schemas.microsoft.com/office/word/2018/wordml" xmlns:w16sdtdh="http://schemas.microsoft.com/office/word/2020/wordml/sdtdatahash" xmlns:w16se="http://schemas.microsoft.com/office/word/2015/wordml/symex" mc:Ignorable="w14 w15 w16se w16cid w16 w16cex w16sdtdh">
+<w:styles xmlns:mc="http://schemas.openxmlformats.org/markup-compatibility/2006" xmlns:r="http://schemas.openxmlformats.org/officeDocument/2006/relationships" xmlns:w="http://schemas.openxmlformats.org/wordprocessingml/2006/main" xmlns:w14="http://schemas.microsoft.com/office/word/2010/wordml" xmlns:w15="http://schemas.microsoft.com/office/word/2012/wordml" xmlns:w16cex="http://schemas.microsoft.com/office/word/2018/wordml/cex" xmlns:w16cid="http://schemas.microsoft.com/office/word/2016/wordml/cid" xmlns:w16="http://schemas.microsoft.com/office/word/2018/wordml" xmlns:w16se="http://schemas.microsoft.com/office/word/2015/wordml/symex" mc:Ignorable="w14 w15 w16se w16cid w16 w16cex">
   <w:docDefaults>
     <w:rPrDefault>
       <w:rPr>
@@ -30740,6 +30051,15 @@
 </file>
 
 <file path=customXml/item1.xml><?xml version="1.0" encoding="utf-8"?>
+<?mso-contentType ?>
+<FormTemplates xmlns="http://schemas.microsoft.com/sharepoint/v3/contenttype/forms">
+  <Display>DocumentLibraryForm</Display>
+  <Edit>DocumentLibraryForm</Edit>
+  <New>DocumentLibraryForm</New>
+</FormTemplates>
+</file>
+
+<file path=customXml/item2.xml><?xml version="1.0" encoding="utf-8"?>
 <p:properties xmlns:p="http://schemas.microsoft.com/office/2006/metadata/properties" xmlns:xsi="http://www.w3.org/2001/XMLSchema-instance" xmlns:pc="http://schemas.microsoft.com/office/infopath/2007/PartnerControls">
   <documentManagement>
     <TaxCatchAll xmlns="13c90a0b-73bc-4dc0-be5f-28d77b615beb" xsi:nil="true"/>
@@ -30750,16 +30070,11 @@
 </p:properties>
 </file>
 
-<file path=customXml/item2.xml><?xml version="1.0" encoding="utf-8"?>
-<?mso-contentType ?>
-<FormTemplates xmlns="http://schemas.microsoft.com/sharepoint/v3/contenttype/forms">
-  <Display>DocumentLibraryForm</Display>
-  <Edit>DocumentLibraryForm</Edit>
-  <New>DocumentLibraryForm</New>
-</FormTemplates>
+<file path=customXml/item3.xml><?xml version="1.0" encoding="utf-8"?>
+<b:Sources xmlns:b="http://schemas.openxmlformats.org/officeDocument/2006/bibliography" xmlns="http://schemas.openxmlformats.org/officeDocument/2006/bibliography" SelectedStyle="\APASixthEditionOfficeOnline.xsl" StyleName="APA" Version="6"/>
 </file>
 
-<file path=customXml/item3.xml><?xml version="1.0" encoding="utf-8"?>
+<file path=customXml/item4.xml><?xml version="1.0" encoding="utf-8"?>
 <ct:contentTypeSchema xmlns:ct="http://schemas.microsoft.com/office/2006/metadata/contentType" xmlns:ma="http://schemas.microsoft.com/office/2006/metadata/properties/metaAttributes" ct:_="" ma:_="" ma:contentTypeName="Documento" ma:contentTypeID="0x0101006A81D6BD42E8DF4C91013959704817E1" ma:contentTypeVersion="15" ma:contentTypeDescription="Crear nuevo documento." ma:contentTypeScope="" ma:versionID="bf4f72ffd194f0963ff564daca6869f7">
   <xsd:schema xmlns:xsd="http://www.w3.org/2001/XMLSchema" xmlns:xs="http://www.w3.org/2001/XMLSchema" xmlns:p="http://schemas.microsoft.com/office/2006/metadata/properties" xmlns:ns2="13c90a0b-73bc-4dc0-be5f-28d77b615beb" xmlns:ns3="13c93bba-48ce-428c-bfe5-88b42c19b028" targetNamespace="http://schemas.microsoft.com/office/2006/metadata/properties" ma:root="true" ma:fieldsID="8718d6f4873a5b1392a45044efa78385" ns2:_="" ns3:_="">
     <xsd:import namespace="13c90a0b-73bc-4dc0-be5f-28d77b615beb"/>
@@ -30994,11 +30309,15 @@
 </ct:contentTypeSchema>
 </file>
 
-<file path=customXml/item4.xml><?xml version="1.0" encoding="utf-8"?>
-<b:Sources xmlns:b="http://schemas.openxmlformats.org/officeDocument/2006/bibliography" xmlns="http://schemas.openxmlformats.org/officeDocument/2006/bibliography" SelectedStyle="\APASixthEditionOfficeOnline.xsl" StyleName="APA" Version="6"/>
+<file path=customXml/itemProps1.xml><?xml version="1.0" encoding="utf-8"?>
+<ds:datastoreItem xmlns:ds="http://schemas.openxmlformats.org/officeDocument/2006/customXml" ds:itemID="{BE74273D-08E5-48D6-9AD8-123A57BBC7D9}">
+  <ds:schemaRefs>
+    <ds:schemaRef ds:uri="http://schemas.microsoft.com/sharepoint/v3/contenttype/forms"/>
+  </ds:schemaRefs>
+</ds:datastoreItem>
 </file>
 
-<file path=customXml/itemProps1.xml><?xml version="1.0" encoding="utf-8"?>
+<file path=customXml/itemProps2.xml><?xml version="1.0" encoding="utf-8"?>
 <ds:datastoreItem xmlns:ds="http://schemas.openxmlformats.org/officeDocument/2006/customXml" ds:itemID="{4BE74A56-960B-43FF-8B27-8B786D7CB252}">
   <ds:schemaRefs>
     <ds:schemaRef ds:uri="http://schemas.microsoft.com/office/2006/metadata/properties"/>
@@ -31009,15 +30328,15 @@
 </ds:datastoreItem>
 </file>
 
-<file path=customXml/itemProps2.xml><?xml version="1.0" encoding="utf-8"?>
-<ds:datastoreItem xmlns:ds="http://schemas.openxmlformats.org/officeDocument/2006/customXml" ds:itemID="{BE74273D-08E5-48D6-9AD8-123A57BBC7D9}">
+<file path=customXml/itemProps3.xml><?xml version="1.0" encoding="utf-8"?>
+<ds:datastoreItem xmlns:ds="http://schemas.openxmlformats.org/officeDocument/2006/customXml" ds:itemID="{0C7D4D18-29C7-4AA7-BE5A-EDF186B8A10D}">
   <ds:schemaRefs>
-    <ds:schemaRef ds:uri="http://schemas.microsoft.com/sharepoint/v3/contenttype/forms"/>
+    <ds:schemaRef ds:uri="http://schemas.openxmlformats.org/officeDocument/2006/bibliography"/>
   </ds:schemaRefs>
 </ds:datastoreItem>
 </file>
 
-<file path=customXml/itemProps3.xml><?xml version="1.0" encoding="utf-8"?>
+<file path=customXml/itemProps4.xml><?xml version="1.0" encoding="utf-8"?>
 <ds:datastoreItem xmlns:ds="http://schemas.openxmlformats.org/officeDocument/2006/customXml" ds:itemID="{B39653D0-46BC-420B-AA75-1FB27AFDEBB6}">
   <ds:schemaRefs>
     <ds:schemaRef ds:uri="http://schemas.microsoft.com/office/2006/metadata/contentType"/>
@@ -31034,12 +30353,4 @@
     <ds:schemaRef ds:uri="http://schemas.microsoft.com/internal/obd"/>
   </ds:schemaRefs>
 </ds:datastoreItem>
-</file>
-
-<file path=customXml/itemProps4.xml><?xml version="1.0" encoding="utf-8"?>
-<ds:datastoreItem xmlns:ds="http://schemas.openxmlformats.org/officeDocument/2006/customXml" ds:itemID="{0C7D4D18-29C7-4AA7-BE5A-EDF186B8A10D}">
-  <ds:schemaRefs>
-    <ds:schemaRef ds:uri="http://schemas.openxmlformats.org/officeDocument/2006/bibliography"/>
-  </ds:schemaRefs>
-</ds:datastoreItem>
 </file>
--- a/fuentes/228126_CF04_CFA.docx
+++ b/fuentes/228126_CF04_CFA.docx
@@ -532,7 +532,7 @@
         </w:rPr>
         <w:fldChar w:fldCharType="separate"/>
       </w:r>
-      <w:hyperlink w:anchor="_Toc241155531" w:history="1">
+      <w:hyperlink w:anchor="_Toc242093121" w:history="1">
         <w:r>
           <w:rPr>
             <w:rStyle w:val="Hipervnculo"/>
@@ -559,7 +559,7 @@
             <w:noProof/>
             <w:webHidden/>
           </w:rPr>
-          <w:instrText xml:space="preserve"> PAGEREF _Toc241155531 \h </w:instrText>
+          <w:instrText xml:space="preserve"> PAGEREF _Toc242093121 \h </w:instrText>
         </w:r>
         <w:r>
           <w:rPr>
@@ -605,7 +605,7 @@
           <w:lang w:eastAsia="es-CO"/>
         </w:rPr>
       </w:pPr>
-      <w:hyperlink w:anchor="_Toc241155532" w:history="1">
+      <w:hyperlink w:anchor="_Toc242093122" w:history="1">
         <w:r>
           <w:rPr>
             <w:rStyle w:val="Hipervnculo"/>
@@ -649,7 +649,7 @@
             <w:noProof/>
             <w:webHidden/>
           </w:rPr>
-          <w:instrText xml:space="preserve"> PAGEREF _Toc241155532 \h </w:instrText>
+          <w:instrText xml:space="preserve"> PAGEREF _Toc242093122 \h </w:instrText>
         </w:r>
         <w:r>
           <w:rPr>
@@ -695,7 +695,7 @@
           <w:lang w:eastAsia="es-CO"/>
         </w:rPr>
       </w:pPr>
-      <w:hyperlink w:anchor="_Toc241155533" w:history="1">
+      <w:hyperlink w:anchor="_Toc242093123" w:history="1">
         <w:r>
           <w:rPr>
             <w:rStyle w:val="Hipervnculo"/>
@@ -739,7 +739,7 @@
             <w:noProof/>
             <w:webHidden/>
           </w:rPr>
-          <w:instrText xml:space="preserve"> PAGEREF _Toc241155533 \h </w:instrText>
+          <w:instrText xml:space="preserve"> PAGEREF _Toc242093123 \h </w:instrText>
         </w:r>
         <w:r>
           <w:rPr>
@@ -785,7 +785,7 @@
           <w:lang w:eastAsia="es-CO"/>
         </w:rPr>
       </w:pPr>
-      <w:hyperlink w:anchor="_Toc241155534" w:history="1">
+      <w:hyperlink w:anchor="_Toc242093124" w:history="1">
         <w:r>
           <w:rPr>
             <w:rStyle w:val="Hipervnculo"/>
@@ -829,7 +829,7 @@
             <w:noProof/>
             <w:webHidden/>
           </w:rPr>
-          <w:instrText xml:space="preserve"> PAGEREF _Toc241155534 \h </w:instrText>
+          <w:instrText xml:space="preserve"> PAGEREF _Toc242093124 \h </w:instrText>
         </w:r>
         <w:r>
           <w:rPr>
@@ -875,7 +875,7 @@
           <w:lang w:eastAsia="es-CO"/>
         </w:rPr>
       </w:pPr>
-      <w:hyperlink w:anchor="_Toc241155535" w:history="1">
+      <w:hyperlink w:anchor="_Toc242093125" w:history="1">
         <w:r>
           <w:rPr>
             <w:rStyle w:val="Hipervnculo"/>
@@ -919,7 +919,7 @@
             <w:noProof/>
             <w:webHidden/>
           </w:rPr>
-          <w:instrText xml:space="preserve"> PAGEREF _Toc241155535 \h </w:instrText>
+          <w:instrText xml:space="preserve"> PAGEREF _Toc242093125 \h </w:instrText>
         </w:r>
         <w:r>
           <w:rPr>
@@ -965,7 +965,7 @@
           <w:lang w:eastAsia="es-CO"/>
         </w:rPr>
       </w:pPr>
-      <w:hyperlink w:anchor="_Toc241155537" w:history="1">
+      <w:hyperlink w:anchor="_Toc242093127" w:history="1">
         <w:r>
           <w:rPr>
             <w:rStyle w:val="Hipervnculo"/>
@@ -1009,7 +1009,7 @@
             <w:noProof/>
             <w:webHidden/>
           </w:rPr>
-          <w:instrText xml:space="preserve"> PAGEREF _Toc241155537 \h </w:instrText>
+          <w:instrText xml:space="preserve"> PAGEREF _Toc242093127 \h </w:instrText>
         </w:r>
         <w:r>
           <w:rPr>
@@ -1055,7 +1055,7 @@
           <w:lang w:eastAsia="es-CO"/>
         </w:rPr>
       </w:pPr>
-      <w:hyperlink w:anchor="_Toc241155538" w:history="1">
+      <w:hyperlink w:anchor="_Toc242093128" w:history="1">
         <w:r>
           <w:rPr>
             <w:rStyle w:val="Hipervnculo"/>
@@ -1099,7 +1099,7 @@
             <w:noProof/>
             <w:webHidden/>
           </w:rPr>
-          <w:instrText xml:space="preserve"> PAGEREF _Toc241155538 \h </w:instrText>
+          <w:instrText xml:space="preserve"> PAGEREF _Toc242093128 \h </w:instrText>
         </w:r>
         <w:r>
           <w:rPr>
@@ -1145,7 +1145,7 @@
           <w:lang w:eastAsia="es-CO"/>
         </w:rPr>
       </w:pPr>
-      <w:hyperlink w:anchor="_Toc241155539" w:history="1">
+      <w:hyperlink w:anchor="_Toc242093129" w:history="1">
         <w:r>
           <w:rPr>
             <w:rStyle w:val="Hipervnculo"/>
@@ -1189,7 +1189,7 @@
             <w:noProof/>
             <w:webHidden/>
           </w:rPr>
-          <w:instrText xml:space="preserve"> PAGEREF _Toc241155539 \h </w:instrText>
+          <w:instrText xml:space="preserve"> PAGEREF _Toc242093129 \h </w:instrText>
         </w:r>
         <w:r>
           <w:rPr>
@@ -1235,7 +1235,7 @@
           <w:lang w:eastAsia="es-CO"/>
         </w:rPr>
       </w:pPr>
-      <w:hyperlink w:anchor="_Toc241155540" w:history="1">
+      <w:hyperlink w:anchor="_Toc242093130" w:history="1">
         <w:r>
           <w:rPr>
             <w:rStyle w:val="Hipervnculo"/>
@@ -1279,7 +1279,7 @@
             <w:noProof/>
             <w:webHidden/>
           </w:rPr>
-          <w:instrText xml:space="preserve"> PAGEREF _Toc241155540 \h </w:instrText>
+          <w:instrText xml:space="preserve"> PAGEREF _Toc242093130 \h </w:instrText>
         </w:r>
         <w:r>
           <w:rPr>
@@ -1325,7 +1325,7 @@
           <w:lang w:eastAsia="es-CO"/>
         </w:rPr>
       </w:pPr>
-      <w:hyperlink w:anchor="_Toc241155542" w:history="1">
+      <w:hyperlink w:anchor="_Toc242093132" w:history="1">
         <w:r>
           <w:rPr>
             <w:rStyle w:val="Hipervnculo"/>
@@ -1369,7 +1369,7 @@
             <w:noProof/>
             <w:webHidden/>
           </w:rPr>
-          <w:instrText xml:space="preserve"> PAGEREF _Toc241155542 \h </w:instrText>
+          <w:instrText xml:space="preserve"> PAGEREF _Toc242093132 \h </w:instrText>
         </w:r>
         <w:r>
           <w:rPr>
@@ -1415,7 +1415,7 @@
           <w:lang w:eastAsia="es-CO"/>
         </w:rPr>
       </w:pPr>
-      <w:hyperlink w:anchor="_Toc241155543" w:history="1">
+      <w:hyperlink w:anchor="_Toc242093133" w:history="1">
         <w:r>
           <w:rPr>
             <w:rStyle w:val="Hipervnculo"/>
@@ -1459,7 +1459,7 @@
             <w:noProof/>
             <w:webHidden/>
           </w:rPr>
-          <w:instrText xml:space="preserve"> PAGEREF _Toc241155543 \h </w:instrText>
+          <w:instrText xml:space="preserve"> PAGEREF _Toc242093133 \h </w:instrText>
         </w:r>
         <w:r>
           <w:rPr>
@@ -1505,7 +1505,7 @@
           <w:lang w:eastAsia="es-CO"/>
         </w:rPr>
       </w:pPr>
-      <w:hyperlink w:anchor="_Toc241155544" w:history="1">
+      <w:hyperlink w:anchor="_Toc242093134" w:history="1">
         <w:r>
           <w:rPr>
             <w:rStyle w:val="Hipervnculo"/>
@@ -1549,7 +1549,7 @@
             <w:noProof/>
             <w:webHidden/>
           </w:rPr>
-          <w:instrText xml:space="preserve"> PAGEREF _Toc241155544 \h </w:instrText>
+          <w:instrText xml:space="preserve"> PAGEREF _Toc242093134 \h </w:instrText>
         </w:r>
         <w:r>
           <w:rPr>
@@ -1595,7 +1595,7 @@
           <w:lang w:eastAsia="es-CO"/>
         </w:rPr>
       </w:pPr>
-      <w:hyperlink w:anchor="_Toc241155545" w:history="1">
+      <w:hyperlink w:anchor="_Toc242093135" w:history="1">
         <w:r>
           <w:rPr>
             <w:rStyle w:val="Hipervnculo"/>
@@ -1639,7 +1639,7 @@
             <w:noProof/>
             <w:webHidden/>
           </w:rPr>
-          <w:instrText xml:space="preserve"> PAGEREF _Toc241155545 \h </w:instrText>
+          <w:instrText xml:space="preserve"> PAGEREF _Toc242093135 \h </w:instrText>
         </w:r>
         <w:r>
           <w:rPr>
@@ -1685,7 +1685,7 @@
           <w:lang w:eastAsia="es-CO"/>
         </w:rPr>
       </w:pPr>
-      <w:hyperlink w:anchor="_Toc241155546" w:history="1">
+      <w:hyperlink w:anchor="_Toc242093136" w:history="1">
         <w:r>
           <w:rPr>
             <w:rStyle w:val="Hipervnculo"/>
@@ -1729,7 +1729,7 @@
             <w:noProof/>
             <w:webHidden/>
           </w:rPr>
-          <w:instrText xml:space="preserve"> PAGEREF _Toc241155546 \h </w:instrText>
+          <w:instrText xml:space="preserve"> PAGEREF _Toc242093136 \h </w:instrText>
         </w:r>
         <w:r>
           <w:rPr>
@@ -1775,7 +1775,7 @@
           <w:lang w:eastAsia="es-CO"/>
         </w:rPr>
       </w:pPr>
-      <w:hyperlink w:anchor="_Toc241155547" w:history="1">
+      <w:hyperlink w:anchor="_Toc242093137" w:history="1">
         <w:r>
           <w:rPr>
             <w:rStyle w:val="Hipervnculo"/>
@@ -1819,7 +1819,7 @@
             <w:noProof/>
             <w:webHidden/>
           </w:rPr>
-          <w:instrText xml:space="preserve"> PAGEREF _Toc241155547 \h </w:instrText>
+          <w:instrText xml:space="preserve"> PAGEREF _Toc242093137 \h </w:instrText>
         </w:r>
         <w:r>
           <w:rPr>
@@ -1865,7 +1865,7 @@
           <w:lang w:eastAsia="es-CO"/>
         </w:rPr>
       </w:pPr>
-      <w:hyperlink w:anchor="_Toc241155549" w:history="1">
+      <w:hyperlink w:anchor="_Toc242093139" w:history="1">
         <w:r>
           <w:rPr>
             <w:rStyle w:val="Hipervnculo"/>
@@ -1909,7 +1909,7 @@
             <w:noProof/>
             <w:webHidden/>
           </w:rPr>
-          <w:instrText xml:space="preserve"> PAGEREF _Toc241155549 \h </w:instrText>
+          <w:instrText xml:space="preserve"> PAGEREF _Toc242093139 \h </w:instrText>
         </w:r>
         <w:r>
           <w:rPr>
@@ -1955,7 +1955,7 @@
           <w:lang w:eastAsia="es-CO"/>
         </w:rPr>
       </w:pPr>
-      <w:hyperlink w:anchor="_Toc241155550" w:history="1">
+      <w:hyperlink w:anchor="_Toc242093140" w:history="1">
         <w:r>
           <w:rPr>
             <w:rStyle w:val="Hipervnculo"/>
@@ -1999,7 +1999,7 @@
             <w:noProof/>
             <w:webHidden/>
           </w:rPr>
-          <w:instrText xml:space="preserve"> PAGEREF _Toc241155550 \h </w:instrText>
+          <w:instrText xml:space="preserve"> PAGEREF _Toc242093140 \h </w:instrText>
         </w:r>
         <w:r>
           <w:rPr>
@@ -2019,7 +2019,7 @@
             <w:noProof/>
             <w:webHidden/>
           </w:rPr>
-          <w:t>63</w:t>
+          <w:t>64</w:t>
         </w:r>
         <w:r>
           <w:rPr>
@@ -2045,7 +2045,7 @@
           <w:lang w:eastAsia="es-CO"/>
         </w:rPr>
       </w:pPr>
-      <w:hyperlink w:anchor="_Toc241155551" w:history="1">
+      <w:hyperlink w:anchor="_Toc242093141" w:history="1">
         <w:r>
           <w:rPr>
             <w:rStyle w:val="Hipervnculo"/>
@@ -2089,7 +2089,7 @@
             <w:noProof/>
             <w:webHidden/>
           </w:rPr>
-          <w:instrText xml:space="preserve"> PAGEREF _Toc241155551 \h </w:instrText>
+          <w:instrText xml:space="preserve"> PAGEREF _Toc242093141 \h </w:instrText>
         </w:r>
         <w:r>
           <w:rPr>
@@ -2135,7 +2135,7 @@
           <w:lang w:eastAsia="es-CO"/>
         </w:rPr>
       </w:pPr>
-      <w:hyperlink w:anchor="_Toc241155552" w:history="1">
+      <w:hyperlink w:anchor="_Toc242093142" w:history="1">
         <w:r>
           <w:rPr>
             <w:rStyle w:val="Hipervnculo"/>
@@ -2179,7 +2179,7 @@
             <w:noProof/>
             <w:webHidden/>
           </w:rPr>
-          <w:instrText xml:space="preserve"> PAGEREF _Toc241155552 \h </w:instrText>
+          <w:instrText xml:space="preserve"> PAGEREF _Toc242093142 \h </w:instrText>
         </w:r>
         <w:r>
           <w:rPr>
@@ -2225,7 +2225,7 @@
           <w:lang w:eastAsia="es-CO"/>
         </w:rPr>
       </w:pPr>
-      <w:hyperlink w:anchor="_Toc241155554" w:history="1">
+      <w:hyperlink w:anchor="_Toc242093144" w:history="1">
         <w:r>
           <w:rPr>
             <w:rStyle w:val="Hipervnculo"/>
@@ -2269,7 +2269,7 @@
             <w:noProof/>
             <w:webHidden/>
           </w:rPr>
-          <w:instrText xml:space="preserve"> PAGEREF _Toc241155554 \h </w:instrText>
+          <w:instrText xml:space="preserve"> PAGEREF _Toc242093144 \h </w:instrText>
         </w:r>
         <w:r>
           <w:rPr>
@@ -2315,7 +2315,7 @@
           <w:lang w:eastAsia="es-CO"/>
         </w:rPr>
       </w:pPr>
-      <w:hyperlink w:anchor="_Toc241155555" w:history="1">
+      <w:hyperlink w:anchor="_Toc242093145" w:history="1">
         <w:r>
           <w:rPr>
             <w:rStyle w:val="Hipervnculo"/>
@@ -2359,7 +2359,7 @@
             <w:noProof/>
             <w:webHidden/>
           </w:rPr>
-          <w:instrText xml:space="preserve"> PAGEREF _Toc241155555 \h </w:instrText>
+          <w:instrText xml:space="preserve"> PAGEREF _Toc242093145 \h </w:instrText>
         </w:r>
         <w:r>
           <w:rPr>
@@ -2405,7 +2405,7 @@
           <w:lang w:eastAsia="es-CO"/>
         </w:rPr>
       </w:pPr>
-      <w:hyperlink w:anchor="_Toc241155556" w:history="1">
+      <w:hyperlink w:anchor="_Toc242093146" w:history="1">
         <w:r>
           <w:rPr>
             <w:rStyle w:val="Hipervnculo"/>
@@ -2449,7 +2449,7 @@
             <w:noProof/>
             <w:webHidden/>
           </w:rPr>
-          <w:instrText xml:space="preserve"> PAGEREF _Toc241155556 \h </w:instrText>
+          <w:instrText xml:space="preserve"> PAGEREF _Toc242093146 \h </w:instrText>
         </w:r>
         <w:r>
           <w:rPr>
@@ -2495,7 +2495,7 @@
           <w:lang w:eastAsia="es-CO"/>
         </w:rPr>
       </w:pPr>
-      <w:hyperlink w:anchor="_Toc241155557" w:history="1">
+      <w:hyperlink w:anchor="_Toc242093147" w:history="1">
         <w:r>
           <w:rPr>
             <w:rStyle w:val="Hipervnculo"/>
@@ -2539,7 +2539,7 @@
             <w:noProof/>
             <w:webHidden/>
           </w:rPr>
-          <w:instrText xml:space="preserve"> PAGEREF _Toc241155557 \h </w:instrText>
+          <w:instrText xml:space="preserve"> PAGEREF _Toc242093147 \h </w:instrText>
         </w:r>
         <w:r>
           <w:rPr>
@@ -2584,7 +2584,7 @@
           <w:lang w:eastAsia="es-CO"/>
         </w:rPr>
       </w:pPr>
-      <w:hyperlink w:anchor="_Toc241155558" w:history="1">
+      <w:hyperlink w:anchor="_Toc242093148" w:history="1">
         <w:r>
           <w:rPr>
             <w:rStyle w:val="Hipervnculo"/>
@@ -2611,7 +2611,7 @@
             <w:noProof/>
             <w:webHidden/>
           </w:rPr>
-          <w:instrText xml:space="preserve"> PAGEREF _Toc241155558 \h </w:instrText>
+          <w:instrText xml:space="preserve"> PAGEREF _Toc242093148 \h </w:instrText>
         </w:r>
         <w:r>
           <w:rPr>
@@ -2656,7 +2656,7 @@
           <w:lang w:eastAsia="es-CO"/>
         </w:rPr>
       </w:pPr>
-      <w:hyperlink w:anchor="_Toc241155559" w:history="1">
+      <w:hyperlink w:anchor="_Toc242093149" w:history="1">
         <w:r>
           <w:rPr>
             <w:rStyle w:val="Hipervnculo"/>
@@ -2683,7 +2683,7 @@
             <w:noProof/>
             <w:webHidden/>
           </w:rPr>
-          <w:instrText xml:space="preserve"> PAGEREF _Toc241155559 \h </w:instrText>
+          <w:instrText xml:space="preserve"> PAGEREF _Toc242093149 \h </w:instrText>
         </w:r>
         <w:r>
           <w:rPr>
@@ -2728,7 +2728,7 @@
           <w:lang w:eastAsia="es-CO"/>
         </w:rPr>
       </w:pPr>
-      <w:hyperlink w:anchor="_Toc241155560" w:history="1">
+      <w:hyperlink w:anchor="_Toc242093150" w:history="1">
         <w:r>
           <w:rPr>
             <w:rStyle w:val="Hipervnculo"/>
@@ -2756,7 +2756,7 @@
             <w:noProof/>
             <w:webHidden/>
           </w:rPr>
-          <w:instrText xml:space="preserve"> PAGEREF _Toc241155560 \h </w:instrText>
+          <w:instrText xml:space="preserve"> PAGEREF _Toc242093150 \h </w:instrText>
         </w:r>
         <w:r>
           <w:rPr>
@@ -2801,7 +2801,7 @@
           <w:lang w:eastAsia="es-CO"/>
         </w:rPr>
       </w:pPr>
-      <w:hyperlink w:anchor="_Toc241155561" w:history="1">
+      <w:hyperlink w:anchor="_Toc242093151" w:history="1">
         <w:r>
           <w:rPr>
             <w:rStyle w:val="Hipervnculo"/>
@@ -2828,7 +2828,7 @@
             <w:noProof/>
             <w:webHidden/>
           </w:rPr>
-          <w:instrText xml:space="preserve"> PAGEREF _Toc241155561 \h </w:instrText>
+          <w:instrText xml:space="preserve"> PAGEREF _Toc242093151 \h </w:instrText>
         </w:r>
         <w:r>
           <w:rPr>
@@ -2871,7 +2871,7 @@
         <w:fldChar w:fldCharType="end"/>
       </w:r>
       <w:bookmarkStart w:id="0" w:name="_Toc176443691"/>
-      <w:bookmarkStart w:id="1" w:name="_Toc241155531"/>
+      <w:bookmarkStart w:id="1" w:name="_Toc242093121"/>
       <w:r>
         <w:t>Introducción</w:t>
       </w:r>
@@ -3073,7 +3073,7 @@
       <w:pPr>
         <w:pStyle w:val="Ttulo1"/>
       </w:pPr>
-      <w:bookmarkStart w:id="2" w:name="_Toc241155532"/>
+      <w:bookmarkStart w:id="2" w:name="_Toc242093122"/>
       <w:r>
         <w:lastRenderedPageBreak/>
         <w:t>Fundamentos de programación</w:t>
@@ -3451,7 +3451,7 @@
       <w:pPr>
         <w:pStyle w:val="Ttulo2"/>
       </w:pPr>
-      <w:bookmarkStart w:id="3" w:name="_Toc241155533"/>
+      <w:bookmarkStart w:id="3" w:name="_Toc242093123"/>
       <w:r>
         <w:t>Conceptos básicos de programación</w:t>
       </w:r>
@@ -3570,11 +3570,6 @@
           <w:b/>
         </w:rPr>
         <w:instrText xml:space="preserve"> HYPERLINK "https://www.youtube.com/watch?v=_AmczD1jTjY" </w:instrText>
-      </w:r>
-      <w:r>
-        <w:rPr>
-          <w:b/>
-        </w:rPr>
       </w:r>
       <w:r>
         <w:rPr>
@@ -5413,7 +5408,7 @@
       <w:pPr>
         <w:pStyle w:val="Ttulo2"/>
       </w:pPr>
-      <w:bookmarkStart w:id="5" w:name="_Toc241155534"/>
+      <w:bookmarkStart w:id="5" w:name="_Toc242093124"/>
       <w:r>
         <w:lastRenderedPageBreak/>
         <w:t>Tipos de lenguajes de programación: compilados e interpretados</w:t>
@@ -6143,7 +6138,7 @@
       <w:pPr>
         <w:pStyle w:val="Ttulo1"/>
       </w:pPr>
-      <w:bookmarkStart w:id="6" w:name="_Toc241155535"/>
+      <w:bookmarkStart w:id="6" w:name="_Toc242093125"/>
       <w:r>
         <w:lastRenderedPageBreak/>
         <w:t>Entornos de desarrollo y configuración del proyecto</w:t>
@@ -6374,6 +6369,7 @@
       <w:bookmarkStart w:id="11" w:name="_Toc238192857"/>
       <w:bookmarkStart w:id="12" w:name="_Toc238196100"/>
       <w:bookmarkStart w:id="13" w:name="_Toc241155536"/>
+      <w:bookmarkStart w:id="14" w:name="_Toc242093126"/>
       <w:bookmarkEnd w:id="7"/>
       <w:bookmarkEnd w:id="8"/>
       <w:bookmarkEnd w:id="9"/>
@@ -6381,16 +6377,17 @@
       <w:bookmarkEnd w:id="11"/>
       <w:bookmarkEnd w:id="12"/>
       <w:bookmarkEnd w:id="13"/>
+      <w:bookmarkEnd w:id="14"/>
     </w:p>
     <w:p>
       <w:pPr>
         <w:pStyle w:val="Ttulo2"/>
       </w:pPr>
-      <w:bookmarkStart w:id="14" w:name="_Toc241155537"/>
+      <w:bookmarkStart w:id="15" w:name="_Toc242093127"/>
       <w:r>
         <w:t>Entornos de codificación</w:t>
       </w:r>
-      <w:bookmarkEnd w:id="14"/>
+      <w:bookmarkEnd w:id="15"/>
     </w:p>
     <w:p>
       <w:r>
@@ -6807,11 +6804,11 @@
       <w:r>
         <w:t xml:space="preserve"> </w:t>
       </w:r>
-      <w:bookmarkStart w:id="15" w:name="_Toc241155538"/>
+      <w:bookmarkStart w:id="16" w:name="_Toc242093128"/>
       <w:r>
         <w:t>Instalación y configuración del entorno</w:t>
       </w:r>
-      <w:bookmarkEnd w:id="15"/>
+      <w:bookmarkEnd w:id="16"/>
     </w:p>
     <w:p>
       <w:r>
@@ -7324,11 +7321,11 @@
       <w:pPr>
         <w:pStyle w:val="Ttulo2"/>
       </w:pPr>
-      <w:bookmarkStart w:id="16" w:name="_Toc241155539"/>
+      <w:bookmarkStart w:id="17" w:name="_Toc242093129"/>
       <w:r>
         <w:t>Creación de proyectos de programación</w:t>
       </w:r>
-      <w:bookmarkEnd w:id="16"/>
+      <w:bookmarkEnd w:id="17"/>
     </w:p>
     <w:p>
       <w:r>
@@ -8169,12 +8166,12 @@
       <w:pPr>
         <w:pStyle w:val="Ttulo1"/>
       </w:pPr>
-      <w:bookmarkStart w:id="17" w:name="_Toc241155540"/>
+      <w:bookmarkStart w:id="18" w:name="_Toc242093130"/>
       <w:r>
         <w:lastRenderedPageBreak/>
         <w:t>Sintaxis y estructuras de programación en JavaScript</w:t>
       </w:r>
-      <w:bookmarkEnd w:id="17"/>
+      <w:bookmarkEnd w:id="18"/>
     </w:p>
     <w:p>
       <w:r>
@@ -9303,30 +9300,32 @@
           <w:lang w:eastAsia="es-CO"/>
         </w:rPr>
       </w:pPr>
-      <w:bookmarkStart w:id="18" w:name="_Toc228784702"/>
-      <w:bookmarkStart w:id="19" w:name="_Toc232088324"/>
-      <w:bookmarkStart w:id="20" w:name="_Toc233035052"/>
-      <w:bookmarkStart w:id="21" w:name="_Toc235634033"/>
-      <w:bookmarkStart w:id="22" w:name="_Toc238192862"/>
-      <w:bookmarkStart w:id="23" w:name="_Toc238196105"/>
-      <w:bookmarkStart w:id="24" w:name="_Toc241155541"/>
-      <w:bookmarkEnd w:id="18"/>
+      <w:bookmarkStart w:id="19" w:name="_Toc228784702"/>
+      <w:bookmarkStart w:id="20" w:name="_Toc232088324"/>
+      <w:bookmarkStart w:id="21" w:name="_Toc233035052"/>
+      <w:bookmarkStart w:id="22" w:name="_Toc235634033"/>
+      <w:bookmarkStart w:id="23" w:name="_Toc238192862"/>
+      <w:bookmarkStart w:id="24" w:name="_Toc238196105"/>
+      <w:bookmarkStart w:id="25" w:name="_Toc241155541"/>
+      <w:bookmarkStart w:id="26" w:name="_Toc242093131"/>
       <w:bookmarkEnd w:id="19"/>
       <w:bookmarkEnd w:id="20"/>
       <w:bookmarkEnd w:id="21"/>
       <w:bookmarkEnd w:id="22"/>
       <w:bookmarkEnd w:id="23"/>
       <w:bookmarkEnd w:id="24"/>
+      <w:bookmarkEnd w:id="25"/>
+      <w:bookmarkEnd w:id="26"/>
     </w:p>
     <w:p>
       <w:pPr>
         <w:pStyle w:val="Ttulo2"/>
       </w:pPr>
-      <w:bookmarkStart w:id="25" w:name="_Toc241155542"/>
+      <w:bookmarkStart w:id="27" w:name="_Toc242093132"/>
       <w:r>
         <w:t>Tipos de datos, operadores y orden de evaluación</w:t>
       </w:r>
-      <w:bookmarkEnd w:id="25"/>
+      <w:bookmarkEnd w:id="27"/>
     </w:p>
     <w:p>
       <w:r>
@@ -11566,12 +11565,12 @@
       <w:pPr>
         <w:pStyle w:val="Ttulo2"/>
       </w:pPr>
-      <w:bookmarkStart w:id="26" w:name="_Toc241155543"/>
+      <w:bookmarkStart w:id="28" w:name="_Toc242093133"/>
       <w:r>
         <w:lastRenderedPageBreak/>
         <w:t>Expresiones, funciones y comentarios</w:t>
       </w:r>
-      <w:bookmarkEnd w:id="26"/>
+      <w:bookmarkEnd w:id="28"/>
     </w:p>
     <w:p>
       <w:r>
@@ -12976,11 +12975,11 @@
       <w:pPr>
         <w:pStyle w:val="Ttulo2"/>
       </w:pPr>
-      <w:bookmarkStart w:id="27" w:name="_Toc241155544"/>
+      <w:bookmarkStart w:id="29" w:name="_Toc242093134"/>
       <w:r>
         <w:t>Estructuras de selección</w:t>
       </w:r>
-      <w:bookmarkEnd w:id="27"/>
+      <w:bookmarkEnd w:id="29"/>
     </w:p>
     <w:p>
       <w:r>
@@ -13596,7 +13595,7 @@
       <w:pPr>
         <w:pStyle w:val="Ttulo2"/>
       </w:pPr>
-      <w:bookmarkStart w:id="28" w:name="_Toc241155545"/>
+      <w:bookmarkStart w:id="30" w:name="_Toc242093135"/>
       <w:r>
         <w:t>Estructuras de repetición (</w:t>
       </w:r>
@@ -13616,7 +13615,7 @@
       <w:r>
         <w:t>)</w:t>
       </w:r>
-      <w:bookmarkEnd w:id="28"/>
+      <w:bookmarkEnd w:id="30"/>
     </w:p>
     <w:p>
       <w:r>
@@ -13988,7 +13987,7 @@
       <w:pPr>
         <w:pStyle w:val="Ttulo2"/>
       </w:pPr>
-      <w:bookmarkStart w:id="29" w:name="_Toc241155546"/>
+      <w:bookmarkStart w:id="31" w:name="_Toc242093136"/>
       <w:r>
         <w:lastRenderedPageBreak/>
         <w:t>Estructuras de salto (</w:t>
@@ -14009,7 +14008,7 @@
       <w:r>
         <w:t>)</w:t>
       </w:r>
-      <w:bookmarkEnd w:id="29"/>
+      <w:bookmarkEnd w:id="31"/>
     </w:p>
     <w:p>
       <w:r>
@@ -14289,7 +14288,7 @@
         <w:rPr>
           <w:b/>
         </w:rPr>
-        <w:t>B</w:t>
+        <w:t>b</w:t>
       </w:r>
       <w:r>
         <w:rPr>
@@ -14367,7 +14366,17 @@
       </w:r>
     </w:p>
     <w:p>
-      <w:r>
+      <w:pPr>
+        <w:spacing w:before="0" w:after="0" w:line="240" w:lineRule="auto"/>
+        <w:ind w:firstLine="0"/>
+      </w:pPr>
+      <w:r>
+        <w:br w:type="page"/>
+      </w:r>
+    </w:p>
+    <w:p>
+      <w:r>
+        <w:lastRenderedPageBreak/>
         <w:t>Ejercicios propuestos:</w:t>
       </w:r>
     </w:p>
@@ -14380,7 +14389,6 @@
         </w:numPr>
       </w:pPr>
       <w:r>
-        <w:lastRenderedPageBreak/>
         <w:t>Crear un ciclo que imprima números del 1 al 10, pero que se detenga cuando llegue a 6.</w:t>
       </w:r>
     </w:p>
@@ -14561,6 +14569,7 @@
     </w:p>
     <w:p>
       <w:r>
+        <w:lastRenderedPageBreak/>
         <w:t>Las estructuras de salto son herramientas clave en JavaScript que permiten controlar el flujo de ejecución de manera eficiente, facilitando la construcción de programas más claros y optimizados.</w:t>
       </w:r>
     </w:p>
@@ -14568,12 +14577,11 @@
       <w:pPr>
         <w:pStyle w:val="Ttulo1"/>
       </w:pPr>
-      <w:bookmarkStart w:id="30" w:name="_Toc241155547"/>
-      <w:r>
-        <w:lastRenderedPageBreak/>
+      <w:bookmarkStart w:id="32" w:name="_Toc242093137"/>
+      <w:r>
         <w:t>Estructuras de datos y algoritmos básicos</w:t>
       </w:r>
-      <w:bookmarkEnd w:id="30"/>
+      <w:bookmarkEnd w:id="32"/>
     </w:p>
     <w:p>
       <w:r>
@@ -14716,6 +14724,7 @@
     </w:p>
     <w:p>
       <w:r>
+        <w:lastRenderedPageBreak/>
         <w:t xml:space="preserve"> edad: 25</w:t>
       </w:r>
     </w:p>
@@ -14739,7 +14748,6 @@
         <w:rPr>
           <w:b/>
         </w:rPr>
-        <w:lastRenderedPageBreak/>
         <w:t>Pilas (</w:t>
       </w:r>
       <w:r>
@@ -14899,6 +14907,7 @@
     </w:p>
     <w:p>
       <w:r>
+        <w:lastRenderedPageBreak/>
         <w:t>Ejemplo:</w:t>
       </w:r>
     </w:p>
@@ -14914,7 +14923,6 @@
     </w:p>
     <w:p>
       <w:r>
-        <w:lastRenderedPageBreak/>
         <w:t xml:space="preserve"> </w:t>
       </w:r>
       <w:proofErr w:type="spellStart"/>
@@ -15154,6 +15162,7 @@
     </w:p>
     <w:p>
       <w:r>
+        <w:lastRenderedPageBreak/>
         <w:t xml:space="preserve"> }</w:t>
       </w:r>
     </w:p>
@@ -15172,7 +15181,6 @@
     </w:p>
     <w:p>
       <w:r>
-        <w:lastRenderedPageBreak/>
         <w:t>}</w:t>
       </w:r>
     </w:p>
@@ -15277,236 +15285,268 @@
           <w:lang w:eastAsia="es-CO"/>
         </w:rPr>
       </w:pPr>
-      <w:bookmarkStart w:id="31" w:name="_Toc228784709"/>
-      <w:bookmarkStart w:id="32" w:name="_Toc232088331"/>
-      <w:bookmarkStart w:id="33" w:name="_Toc233035059"/>
-      <w:bookmarkStart w:id="34" w:name="_Toc235634040"/>
-      <w:bookmarkStart w:id="35" w:name="_Toc238192869"/>
-      <w:bookmarkStart w:id="36" w:name="_Toc238196112"/>
-      <w:bookmarkStart w:id="37" w:name="_Toc241155548"/>
-      <w:bookmarkEnd w:id="31"/>
-      <w:bookmarkEnd w:id="32"/>
+      <w:bookmarkStart w:id="33" w:name="_Toc228784709"/>
+      <w:bookmarkStart w:id="34" w:name="_Toc232088331"/>
+      <w:bookmarkStart w:id="35" w:name="_Toc233035059"/>
+      <w:bookmarkStart w:id="36" w:name="_Toc235634040"/>
+      <w:bookmarkStart w:id="37" w:name="_Toc238192869"/>
+      <w:bookmarkStart w:id="38" w:name="_Toc238196112"/>
+      <w:bookmarkStart w:id="39" w:name="_Toc241155548"/>
+      <w:bookmarkStart w:id="40" w:name="_Toc242093138"/>
       <w:bookmarkEnd w:id="33"/>
       <w:bookmarkEnd w:id="34"/>
       <w:bookmarkEnd w:id="35"/>
       <w:bookmarkEnd w:id="36"/>
       <w:bookmarkEnd w:id="37"/>
+      <w:bookmarkEnd w:id="38"/>
+      <w:bookmarkEnd w:id="39"/>
+      <w:bookmarkEnd w:id="40"/>
     </w:p>
     <w:p>
       <w:pPr>
         <w:pStyle w:val="Ttulo2"/>
       </w:pPr>
-      <w:bookmarkStart w:id="38" w:name="_Toc241155549"/>
+      <w:bookmarkStart w:id="41" w:name="_Toc242093139"/>
       <w:r>
         <w:t>Estructuras de datos</w:t>
       </w:r>
-      <w:bookmarkEnd w:id="38"/>
-    </w:p>
-    <w:p>
-      <w:r>
-        <w:t>Generalmente, al desarrollar programas, se declaran e inicializan variables para realizar diferentes operaciones. Estas resultan muy útiles para almacenar de manera temporal valores que serán utilizados durante la ejecución del programa. En esta sección se estudian los arreglos, los cuales ofrecen la posibilidad de contar con un contenedor de valores u objetos de un mismo tipo. Son especialmente útiles cuando se requiere almacenar un conjunto de datos homogéneos, como por ejemplo calificaciones, nombres de personas o temperaturas; los ejemplos pueden ser muy diversos. Sin duda, en muchos casos, el uso de arreglos facilitará las operaciones en los programas que se desarrollen.</w:t>
+      <w:bookmarkEnd w:id="41"/>
+    </w:p>
+    <w:p>
+      <w:r>
+        <w:t xml:space="preserve">Generalmente, al desarrollar programas, se declaran e inicializan variables para realizar diferentes operaciones. Estas resultan muy útiles para almacenar de manera temporal valores que serán utilizados durante la ejecución del programa. En esta sección se estudian los arreglos, los cuales ofrecen la posibilidad de contar con un contenedor de valores u objetos de un mismo tipo. Son especialmente útiles cuando se requiere almacenar un conjunto de datos homogéneos, como por ejemplo calificaciones, nombres de personas o temperaturas; los ejemplos pueden ser muy </w:t>
+      </w:r>
+      <w:r>
+        <w:lastRenderedPageBreak/>
+        <w:t>diversos. Sin duda, en muchos casos, el uso de arreglos facilitará las operaciones en los programas que se desarrollen.</w:t>
       </w:r>
     </w:p>
     <w:p/>
     <w:p>
       <w:r>
+        <w:t>Ejemplo:</w:t>
+      </w:r>
+    </w:p>
+    <w:p>
+      <w:pPr>
+        <w:rPr>
+          <w:bCs/>
+        </w:rPr>
+      </w:pPr>
+      <w:proofErr w:type="spellStart"/>
+      <w:r>
+        <w:rPr>
+          <w:bCs/>
+        </w:rPr>
+        <w:t>String</w:t>
+      </w:r>
+      <w:proofErr w:type="spellEnd"/>
+      <w:r>
+        <w:rPr>
+          <w:bCs/>
+        </w:rPr>
+        <w:t xml:space="preserve">[] </w:t>
+      </w:r>
+      <w:proofErr w:type="spellStart"/>
+      <w:r>
+        <w:rPr>
+          <w:bCs/>
+        </w:rPr>
+        <w:t>arregloTextos</w:t>
+      </w:r>
+      <w:proofErr w:type="spellEnd"/>
+      <w:r>
+        <w:rPr>
+          <w:bCs/>
+        </w:rPr>
+        <w:t xml:space="preserve"> = new </w:t>
+      </w:r>
+      <w:proofErr w:type="spellStart"/>
+      <w:r>
+        <w:rPr>
+          <w:bCs/>
+        </w:rPr>
+        <w:t>String</w:t>
+      </w:r>
+      <w:proofErr w:type="spellEnd"/>
+      <w:r>
+        <w:rPr>
+          <w:bCs/>
+        </w:rPr>
+        <w:t>[7];</w:t>
+      </w:r>
+    </w:p>
+    <w:p>
+      <w:r>
+        <w:t>Para definir un arreglo, se indica el tipo de dato que contendrá. Luego, se agregan corchetes de apertura y cierre [ ].</w:t>
+      </w:r>
+    </w:p>
+    <w:p>
+      <w:r>
+        <w:t xml:space="preserve">En el anterior ejemplo, se utiliza </w:t>
+      </w:r>
+      <w:proofErr w:type="spellStart"/>
+      <w:r>
+        <w:t>String</w:t>
+      </w:r>
+      <w:proofErr w:type="spellEnd"/>
+      <w:r>
+        <w:t>[] como tipo de arreglo. Posteriormente, se escribe el nombre con el cual se identificará el arreglo. Se añade el operador de asignación =, seguido de la palabra reservada new, y nuevamente el tipo de dato con sus corchetes, pero esta vez indicando dentro de ellos la longitud del arreglo.</w:t>
+      </w:r>
+    </w:p>
+    <w:p>
+      <w:r>
+        <w:t xml:space="preserve">Para este caso, new </w:t>
+      </w:r>
+      <w:proofErr w:type="spellStart"/>
+      <w:r>
+        <w:t>String</w:t>
+      </w:r>
+      <w:proofErr w:type="spellEnd"/>
+      <w:r>
+        <w:t>[7].</w:t>
+      </w:r>
+    </w:p>
+    <w:p>
+      <w:r>
+        <w:t>Un aspecto importante a considerar es que los arreglos pueden ser de cualquier tipo, incluyendo datos primitivos.</w:t>
+      </w:r>
+    </w:p>
+    <w:p>
+      <w:pPr>
+        <w:rPr>
+          <w:b/>
+        </w:rPr>
+      </w:pPr>
+      <w:r>
+        <w:rPr>
+          <w:b/>
+        </w:rPr>
+        <w:t>Ejemplo de Arreglos en java:</w:t>
+      </w:r>
+    </w:p>
+    <w:p>
+      <w:proofErr w:type="spellStart"/>
+      <w:r>
+        <w:t>public</w:t>
+      </w:r>
+      <w:proofErr w:type="spellEnd"/>
+      <w:r>
+        <w:t xml:space="preserve"> </w:t>
+      </w:r>
+      <w:proofErr w:type="spellStart"/>
+      <w:r>
+        <w:t>class</w:t>
+      </w:r>
+      <w:proofErr w:type="spellEnd"/>
+      <w:r>
+        <w:t xml:space="preserve"> </w:t>
+      </w:r>
+      <w:proofErr w:type="spellStart"/>
+      <w:r>
+        <w:t>EjemploArreglo</w:t>
+      </w:r>
+      <w:proofErr w:type="spellEnd"/>
+      <w:r>
+        <w:t xml:space="preserve"> {</w:t>
+      </w:r>
+    </w:p>
+    <w:p>
+      <w:r>
+        <w:t xml:space="preserve">    </w:t>
+      </w:r>
+      <w:proofErr w:type="spellStart"/>
+      <w:r>
+        <w:t>public</w:t>
+      </w:r>
+      <w:proofErr w:type="spellEnd"/>
+      <w:r>
+        <w:t xml:space="preserve"> </w:t>
+      </w:r>
+      <w:proofErr w:type="spellStart"/>
+      <w:r>
+        <w:t>static</w:t>
+      </w:r>
+      <w:proofErr w:type="spellEnd"/>
+      <w:r>
+        <w:t xml:space="preserve"> </w:t>
+      </w:r>
+      <w:proofErr w:type="spellStart"/>
+      <w:r>
+        <w:t>void</w:t>
+      </w:r>
+      <w:proofErr w:type="spellEnd"/>
+      <w:r>
+        <w:t xml:space="preserve"> </w:t>
+      </w:r>
+      <w:proofErr w:type="spellStart"/>
+      <w:r>
+        <w:t>main</w:t>
+      </w:r>
+      <w:proofErr w:type="spellEnd"/>
+      <w:r>
+        <w:t>(</w:t>
+      </w:r>
+      <w:proofErr w:type="spellStart"/>
+      <w:r>
+        <w:t>String</w:t>
+      </w:r>
+      <w:proofErr w:type="spellEnd"/>
+      <w:r>
+        <w:t xml:space="preserve">[] </w:t>
+      </w:r>
+      <w:proofErr w:type="spellStart"/>
+      <w:r>
+        <w:t>args</w:t>
+      </w:r>
+      <w:proofErr w:type="spellEnd"/>
+      <w:r>
+        <w:t>) {</w:t>
+      </w:r>
+    </w:p>
+    <w:p>
+      <w:r>
+        <w:t xml:space="preserve">           // Declaración e inicialización de un arreglo</w:t>
+      </w:r>
+    </w:p>
+    <w:p>
+      <w:r>
+        <w:t xml:space="preserve">        </w:t>
+      </w:r>
+      <w:proofErr w:type="spellStart"/>
+      <w:r>
+        <w:t>int</w:t>
+      </w:r>
+      <w:proofErr w:type="spellEnd"/>
+      <w:r>
+        <w:t xml:space="preserve">[] </w:t>
+      </w:r>
+      <w:proofErr w:type="spellStart"/>
+      <w:r>
+        <w:t>numeros</w:t>
+      </w:r>
+      <w:proofErr w:type="spellEnd"/>
+      <w:r>
+        <w:t xml:space="preserve"> = {10, 20, 30, 40, 50};</w:t>
+      </w:r>
+    </w:p>
+    <w:p>
+      <w:r>
+        <w:t xml:space="preserve">        // Acceso a un elemento del arreglo</w:t>
+      </w:r>
+    </w:p>
+    <w:p>
+      <w:r>
         <w:lastRenderedPageBreak/>
-        <w:t>Ejemplo:</w:t>
-      </w:r>
-    </w:p>
-    <w:p>
-      <w:pPr>
-        <w:rPr>
-          <w:bCs/>
-        </w:rPr>
-      </w:pPr>
-      <w:proofErr w:type="spellStart"/>
-      <w:r>
-        <w:rPr>
-          <w:bCs/>
-        </w:rPr>
-        <w:t>String</w:t>
-      </w:r>
-      <w:proofErr w:type="spellEnd"/>
-      <w:r>
-        <w:rPr>
-          <w:bCs/>
-        </w:rPr>
-        <w:t xml:space="preserve">[] </w:t>
-      </w:r>
-      <w:proofErr w:type="spellStart"/>
-      <w:r>
-        <w:rPr>
-          <w:bCs/>
-        </w:rPr>
-        <w:t>arregloTextos</w:t>
-      </w:r>
-      <w:proofErr w:type="spellEnd"/>
-      <w:r>
-        <w:rPr>
-          <w:bCs/>
-        </w:rPr>
-        <w:t xml:space="preserve"> = new </w:t>
-      </w:r>
-      <w:proofErr w:type="spellStart"/>
-      <w:r>
-        <w:rPr>
-          <w:bCs/>
-        </w:rPr>
-        <w:t>String</w:t>
-      </w:r>
-      <w:proofErr w:type="spellEnd"/>
-      <w:r>
-        <w:rPr>
-          <w:bCs/>
-        </w:rPr>
-        <w:t>[7];</w:t>
-      </w:r>
-    </w:p>
-    <w:p>
-      <w:r>
-        <w:t>Para definir un arreglo, se indica el tipo de dato que contendrá. Luego, se agregan corchetes de apertura y cierre [ ].</w:t>
-      </w:r>
-    </w:p>
-    <w:p>
-      <w:r>
-        <w:t xml:space="preserve">En el anterior ejemplo, se utiliza </w:t>
-      </w:r>
-      <w:proofErr w:type="spellStart"/>
-      <w:r>
-        <w:t>String</w:t>
-      </w:r>
-      <w:proofErr w:type="spellEnd"/>
-      <w:r>
-        <w:t>[] como tipo de arreglo. Posteriormente, se escribe el nombre con el cual se identificará el arreglo. Se añade el operador de asignación =, seguido de la palabra reservada new, y nuevamente el tipo de dato con sus corchetes, pero esta vez indicando dentro de ellos la longitud del arreglo.</w:t>
-      </w:r>
-    </w:p>
-    <w:p>
-      <w:r>
-        <w:t xml:space="preserve">Para este caso, new </w:t>
-      </w:r>
-      <w:proofErr w:type="spellStart"/>
-      <w:r>
-        <w:t>String</w:t>
-      </w:r>
-      <w:proofErr w:type="spellEnd"/>
-      <w:r>
-        <w:t>[7].</w:t>
-      </w:r>
-    </w:p>
-    <w:p>
-      <w:r>
-        <w:t>Un aspecto importante a considerar es que los arreglos pueden ser de cualquier tipo, incluyendo datos primitivos.</w:t>
-      </w:r>
-    </w:p>
-    <w:p>
-      <w:pPr>
-        <w:rPr>
-          <w:b/>
-        </w:rPr>
-      </w:pPr>
-      <w:r>
-        <w:rPr>
-          <w:b/>
-        </w:rPr>
-        <w:t>Ejemplo de Arreglos en java:</w:t>
-      </w:r>
-    </w:p>
-    <w:p>
-      <w:proofErr w:type="spellStart"/>
-      <w:r>
-        <w:t>public</w:t>
-      </w:r>
-      <w:proofErr w:type="spellEnd"/>
-      <w:r>
-        <w:t xml:space="preserve"> </w:t>
-      </w:r>
-      <w:proofErr w:type="spellStart"/>
-      <w:r>
-        <w:t>class</w:t>
-      </w:r>
-      <w:proofErr w:type="spellEnd"/>
-      <w:r>
-        <w:t xml:space="preserve"> </w:t>
-      </w:r>
-      <w:proofErr w:type="spellStart"/>
-      <w:r>
-        <w:t>EjemploArreglo</w:t>
-      </w:r>
-      <w:proofErr w:type="spellEnd"/>
-      <w:r>
-        <w:t xml:space="preserve"> {</w:t>
-      </w:r>
-    </w:p>
-    <w:p>
-      <w:r>
-        <w:t xml:space="preserve">    </w:t>
-      </w:r>
-      <w:proofErr w:type="spellStart"/>
-      <w:r>
-        <w:t>public</w:t>
-      </w:r>
-      <w:proofErr w:type="spellEnd"/>
-      <w:r>
-        <w:t xml:space="preserve"> </w:t>
-      </w:r>
-      <w:proofErr w:type="spellStart"/>
-      <w:r>
-        <w:t>static</w:t>
-      </w:r>
-      <w:proofErr w:type="spellEnd"/>
-      <w:r>
-        <w:t xml:space="preserve"> </w:t>
-      </w:r>
-      <w:proofErr w:type="spellStart"/>
-      <w:r>
-        <w:t>void</w:t>
-      </w:r>
-      <w:proofErr w:type="spellEnd"/>
-      <w:r>
-        <w:t xml:space="preserve"> </w:t>
-      </w:r>
-      <w:proofErr w:type="spellStart"/>
-      <w:r>
-        <w:t>main</w:t>
-      </w:r>
-      <w:proofErr w:type="spellEnd"/>
-      <w:r>
-        <w:t>(</w:t>
-      </w:r>
-      <w:proofErr w:type="spellStart"/>
-      <w:r>
-        <w:t>String</w:t>
-      </w:r>
-      <w:proofErr w:type="spellEnd"/>
-      <w:r>
-        <w:t xml:space="preserve">[] </w:t>
-      </w:r>
-      <w:proofErr w:type="spellStart"/>
-      <w:r>
-        <w:t>args</w:t>
-      </w:r>
-      <w:proofErr w:type="spellEnd"/>
-      <w:r>
-        <w:t>) {</w:t>
-      </w:r>
-    </w:p>
-    <w:p>
-      <w:r>
-        <w:t xml:space="preserve">           // Declaración e inicialización de un arreglo</w:t>
-      </w:r>
-    </w:p>
-    <w:p>
-      <w:r>
         <w:t xml:space="preserve">        </w:t>
       </w:r>
       <w:proofErr w:type="spellStart"/>
       <w:r>
-        <w:t>int</w:t>
-      </w:r>
-      <w:proofErr w:type="spellEnd"/>
-      <w:r>
-        <w:t xml:space="preserve">[] </w:t>
+        <w:t>System.out.println</w:t>
+      </w:r>
+      <w:proofErr w:type="spellEnd"/>
+      <w:r>
+        <w:t xml:space="preserve">("Primer elemento: " + </w:t>
       </w:r>
       <w:proofErr w:type="spellStart"/>
       <w:r>
@@ -15514,12 +15554,12 @@
       </w:r>
       <w:proofErr w:type="spellEnd"/>
       <w:r>
-        <w:t xml:space="preserve"> = {10, 20, 30, 40, 50};</w:t>
-      </w:r>
-    </w:p>
-    <w:p>
-      <w:r>
-        <w:t xml:space="preserve">        // Acceso a un elemento del arreglo</w:t>
+        <w:t>[0]);</w:t>
+      </w:r>
+    </w:p>
+    <w:p>
+      <w:r>
+        <w:t xml:space="preserve">        // Modificar un elemento</w:t>
       </w:r>
     </w:p>
     <w:p>
@@ -15528,42 +15568,15 @@
       </w:r>
       <w:proofErr w:type="spellStart"/>
       <w:r>
-        <w:t>System.out.println</w:t>
-      </w:r>
-      <w:proofErr w:type="spellEnd"/>
-      <w:r>
-        <w:t xml:space="preserve">("Primer elemento: " + </w:t>
-      </w:r>
-      <w:proofErr w:type="spellStart"/>
-      <w:r>
         <w:t>numeros</w:t>
       </w:r>
       <w:proofErr w:type="spellEnd"/>
       <w:r>
-        <w:t>[0]);</w:t>
-      </w:r>
-    </w:p>
-    <w:p>
-      <w:r>
-        <w:t xml:space="preserve">        // Modificar un elemento</w:t>
-      </w:r>
-    </w:p>
-    <w:p>
-      <w:r>
-        <w:t xml:space="preserve">        </w:t>
-      </w:r>
-      <w:proofErr w:type="spellStart"/>
-      <w:r>
-        <w:t>numeros</w:t>
-      </w:r>
-      <w:proofErr w:type="spellEnd"/>
-      <w:r>
         <w:t>[2] = 35;</w:t>
       </w:r>
     </w:p>
     <w:p>
       <w:r>
-        <w:lastRenderedPageBreak/>
         <w:t xml:space="preserve">        // Recorrer el arreglo con un ciclo </w:t>
       </w:r>
       <w:proofErr w:type="spellStart"/>
@@ -15756,7 +15769,15 @@
         <w:t xml:space="preserve"> permite recorrer todos los elementos.</w:t>
       </w:r>
     </w:p>
-    <w:p/>
+    <w:p>
+      <w:pPr>
+        <w:spacing w:before="0" w:after="0" w:line="240" w:lineRule="auto"/>
+        <w:ind w:firstLine="0"/>
+      </w:pPr>
+      <w:r>
+        <w:br w:type="page"/>
+      </w:r>
+    </w:p>
     <w:p>
       <w:pPr>
         <w:pStyle w:val="Prrafodelista"/>
@@ -15774,6 +15795,7 @@
           <w:b/>
           <w:bCs/>
         </w:rPr>
+        <w:lastRenderedPageBreak/>
         <w:t>Matrices</w:t>
       </w:r>
     </w:p>
@@ -15799,7 +15821,6 @@
     </w:p>
     <w:p>
       <w:r>
-        <w:lastRenderedPageBreak/>
         <w:t xml:space="preserve">  [1, 2, 3],</w:t>
       </w:r>
     </w:p>
@@ -15896,6 +15917,7 @@
         <w:ind w:left="1067"/>
       </w:pPr>
       <w:r>
+        <w:lastRenderedPageBreak/>
         <w:t>Ejemplo:</w:t>
       </w:r>
     </w:p>
@@ -16013,7 +16035,6 @@
         <w:rPr>
           <w:b/>
         </w:rPr>
-        <w:lastRenderedPageBreak/>
         <w:t>Modificación de valores</w:t>
       </w:r>
     </w:p>
@@ -16181,16 +16202,16 @@
         <w:t>Evitar estructuras desordenadas.</w:t>
       </w:r>
     </w:p>
-    <w:p/>
     <w:p>
       <w:pPr>
         <w:pStyle w:val="Ttulo2"/>
       </w:pPr>
-      <w:bookmarkStart w:id="39" w:name="_Toc241155550"/>
-      <w:r>
+      <w:bookmarkStart w:id="42" w:name="_Toc242093140"/>
+      <w:r>
+        <w:lastRenderedPageBreak/>
         <w:t>Métodos de ordenamiento</w:t>
       </w:r>
-      <w:bookmarkEnd w:id="39"/>
+      <w:bookmarkEnd w:id="42"/>
     </w:p>
     <w:p>
       <w:r>
@@ -16208,7 +16229,6 @@
     </w:p>
     <w:p>
       <w:r>
-        <w:lastRenderedPageBreak/>
         <w:t>Los algoritmos de ordenamiento se utilizan en múltiples escenarios reales, como, por ejemplo:</w:t>
       </w:r>
     </w:p>
@@ -16398,6 +16418,7 @@
     </w:p>
     <w:p>
       <w:r>
+        <w:lastRenderedPageBreak/>
         <w:t>Complejidad: O(n²).</w:t>
       </w:r>
     </w:p>
@@ -16455,7 +16476,6 @@
     </w:p>
     <w:p>
       <w:r>
-        <w:lastRenderedPageBreak/>
         <w:t xml:space="preserve">  </w:t>
       </w:r>
       <w:proofErr w:type="spellStart"/>
@@ -16676,6 +16696,7 @@
         <w:ind w:left="1067"/>
       </w:pPr>
       <w:r>
+        <w:lastRenderedPageBreak/>
         <w:t>Uso: útil para aprendizaje y estructuras pequeñas.</w:t>
       </w:r>
     </w:p>
@@ -16726,7 +16747,6 @@
         <w:ind w:left="1067"/>
       </w:pPr>
       <w:r>
-        <w:lastRenderedPageBreak/>
         <w:t>Complejidad: O(n²).</w:t>
       </w:r>
     </w:p>
@@ -16883,6 +16903,7 @@
         <w:ind w:left="1067"/>
       </w:pPr>
       <w:r>
+        <w:lastRenderedPageBreak/>
         <w:t>O(n²) - básico.</w:t>
       </w:r>
     </w:p>
@@ -16928,7 +16949,6 @@
         <w:rPr>
           <w:b/>
         </w:rPr>
-        <w:lastRenderedPageBreak/>
         <w:t>QuickSort</w:t>
       </w:r>
       <w:proofErr w:type="spellEnd"/>
@@ -17034,11 +17054,11 @@
       <w:pPr>
         <w:pStyle w:val="Ttulo2"/>
       </w:pPr>
-      <w:bookmarkStart w:id="40" w:name="_Toc241155551"/>
+      <w:bookmarkStart w:id="43" w:name="_Toc242093141"/>
       <w:r>
         <w:t>Métodos de búsqueda para datos numéricos, textos y registros</w:t>
       </w:r>
-      <w:bookmarkEnd w:id="40"/>
+      <w:bookmarkEnd w:id="43"/>
     </w:p>
     <w:p>
       <w:r>
@@ -17056,13 +17076,22 @@
     </w:p>
     <w:p>
       <w:r>
+        <w:lastRenderedPageBreak/>
         <w:t>En JavaScript, los métodos de búsqueda permiten encontrar elementos específicos dentro de estructuras de datos, como arreglos u objetos. Estos elementos pueden ser de diferentes tipos, tales como datos numéricos, cadenas de texto o registros más complejos (por ejemplo, objetos que representan usuarios, productos o transacciones).</w:t>
       </w:r>
     </w:p>
     <w:p>
       <w:r>
-        <w:lastRenderedPageBreak/>
-        <w:t>La importancia de los métodos de búsqueda radica en que permiten acceder de manera eficiente a la información, lo cual impacta directamente en el rendimiento y la experiencia del usuario. Por ejemplo, en una aplicación web, cada vez que un usuario busca un producto, filtra resultados o accede a un registro específico, se está utilizando algún tipo de algoritmo o método de búsqueda.</w:t>
+        <w:t xml:space="preserve">La importancia de los métodos de búsqueda radica en que permiten acceder de manera eficiente a la información, lo cual impacta directamente en el rendimiento y la experiencia del usuario. Por ejemplo, en una aplicación </w:t>
+      </w:r>
+      <w:r>
+        <w:rPr>
+          <w:rStyle w:val="Extranjerismo"/>
+        </w:rPr>
+        <w:t>web,</w:t>
+      </w:r>
+      <w:r>
+        <w:t xml:space="preserve"> cada vez que un usuario busca un producto, filtra resultados o accede a un registro específico, se está utilizando algún tipo de algoritmo o método de búsqueda.</w:t>
       </w:r>
     </w:p>
     <w:p>
@@ -17140,16 +17169,16 @@
     </w:p>
     <w:p>
       <w:r>
-        <w:t>Cuando se trabaja con datos numéricos, la búsqueda suele centrarse en encontrar valores específicos o rangos dentro de listas. En el caso de datos de texto, es común buscar coincidencias exactas o parciales dentro de cadenas. Por otro lado, cuando se manejan registros (objetos), la búsqueda puede implicar condiciones más complejas, como encontrar un objeto que cumpla ciertos criterios en una o varias de sus propiedades.</w:t>
-      </w:r>
-    </w:p>
-    <w:p>
-      <w:r>
-        <w:t xml:space="preserve">Además, en el contexto profesional, no solo es importante encontrar los datos, sino hacerlo de manera eficiente y escalable. A medida que el volumen de información </w:t>
+        <w:t xml:space="preserve">Cuando se trabaja con datos numéricos, la búsqueda suele centrarse en encontrar valores específicos o rangos dentro de listas. En el caso de datos de texto, es común buscar coincidencias exactas o parciales dentro de cadenas. Por otro lado, </w:t>
       </w:r>
       <w:r>
         <w:lastRenderedPageBreak/>
-        <w:t>crece, elegir el método de búsqueda adecuado se vuelve crucial para evitar problemas de rendimiento.</w:t>
+        <w:t>cuando se manejan registros (objetos), la búsqueda puede implicar condiciones más complejas, como encontrar un objeto que cumpla ciertos criterios en una o varias de sus propiedades.</w:t>
+      </w:r>
+    </w:p>
+    <w:p>
+      <w:r>
+        <w:t>Además, en el contexto profesional, no solo es importante encontrar los datos, sino hacerlo de manera eficiente y escalable. A medida que el volumen de información crece, elegir el método de búsqueda adecuado se vuelve crucial para evitar problemas de rendimiento.</w:t>
       </w:r>
     </w:p>
     <w:p>
@@ -17176,16 +17205,22 @@
       <w:pPr>
         <w:pStyle w:val="Ttulo1"/>
       </w:pPr>
-      <w:bookmarkStart w:id="41" w:name="_Toc241155552"/>
+      <w:bookmarkStart w:id="44" w:name="_Toc242093142"/>
       <w:r>
         <w:lastRenderedPageBreak/>
         <w:t>Depuración y manejo de errores en programas</w:t>
       </w:r>
-      <w:bookmarkEnd w:id="41"/>
-    </w:p>
-    <w:p>
-      <w:r>
-        <w:t>En el desarrollo de aplicaciones, los errores y las excepciones son inevitables. Al tener el rol de programadores, se posee la responsabilidad manejarlos adecuadamente para evitar que la experiencia del usuario se vea afectada. Una correcta gestión de errores también permite a los desarrolladores depurar el código y comprender mejor sus causas para poder solucionarlos de manera eficiente.</w:t>
+      <w:bookmarkEnd w:id="44"/>
+    </w:p>
+    <w:p>
+      <w:r>
+        <w:t>En el desarrollo de aplicaciones, los errores y las excepciones son inevitables. Al tener el rol de programadores, se posee la responsabilidad</w:t>
+      </w:r>
+      <w:r>
+        <w:t xml:space="preserve"> de</w:t>
+      </w:r>
+      <w:r>
+        <w:t xml:space="preserve"> manejarlos adecuadamente para evitar que la experiencia del usuario se vea afectada. Una correcta gestión de errores también permite a los desarrolladores depurar el código y comprender mejor sus causas para poder solucionarlos de manera eficiente.</w:t>
       </w:r>
     </w:p>
     <w:p>
@@ -17277,30 +17312,32 @@
           <w:lang w:eastAsia="es-CO"/>
         </w:rPr>
       </w:pPr>
-      <w:bookmarkStart w:id="42" w:name="_Toc228784714"/>
-      <w:bookmarkStart w:id="43" w:name="_Toc232088336"/>
-      <w:bookmarkStart w:id="44" w:name="_Toc233035064"/>
-      <w:bookmarkStart w:id="45" w:name="_Toc235634045"/>
-      <w:bookmarkStart w:id="46" w:name="_Toc238192874"/>
-      <w:bookmarkStart w:id="47" w:name="_Toc238196117"/>
-      <w:bookmarkStart w:id="48" w:name="_Toc241155553"/>
-      <w:bookmarkEnd w:id="42"/>
-      <w:bookmarkEnd w:id="43"/>
-      <w:bookmarkEnd w:id="44"/>
+      <w:bookmarkStart w:id="45" w:name="_Toc228784714"/>
+      <w:bookmarkStart w:id="46" w:name="_Toc232088336"/>
+      <w:bookmarkStart w:id="47" w:name="_Toc233035064"/>
+      <w:bookmarkStart w:id="48" w:name="_Toc235634045"/>
+      <w:bookmarkStart w:id="49" w:name="_Toc238192874"/>
+      <w:bookmarkStart w:id="50" w:name="_Toc238196117"/>
+      <w:bookmarkStart w:id="51" w:name="_Toc241155553"/>
+      <w:bookmarkStart w:id="52" w:name="_Toc242093143"/>
       <w:bookmarkEnd w:id="45"/>
       <w:bookmarkEnd w:id="46"/>
       <w:bookmarkEnd w:id="47"/>
       <w:bookmarkEnd w:id="48"/>
+      <w:bookmarkEnd w:id="49"/>
+      <w:bookmarkEnd w:id="50"/>
+      <w:bookmarkEnd w:id="51"/>
+      <w:bookmarkEnd w:id="52"/>
     </w:p>
     <w:p>
       <w:pPr>
         <w:pStyle w:val="Ttulo2"/>
       </w:pPr>
-      <w:bookmarkStart w:id="49" w:name="_Toc241155554"/>
+      <w:bookmarkStart w:id="53" w:name="_Toc242093144"/>
       <w:r>
         <w:t>Depuración de código</w:t>
       </w:r>
-      <w:bookmarkEnd w:id="49"/>
+      <w:bookmarkEnd w:id="53"/>
     </w:p>
     <w:p>
       <w:r>
@@ -17725,11 +17762,11 @@
       <w:pPr>
         <w:pStyle w:val="Ttulo2"/>
       </w:pPr>
-      <w:bookmarkStart w:id="50" w:name="_Toc241155555"/>
+      <w:bookmarkStart w:id="54" w:name="_Toc242093145"/>
       <w:r>
         <w:t>Fallas de sintaxis</w:t>
       </w:r>
-      <w:bookmarkEnd w:id="50"/>
+      <w:bookmarkEnd w:id="54"/>
     </w:p>
     <w:p>
       <w:r>
@@ -17755,19 +17792,13 @@
     </w:p>
     <w:p>
       <w:r>
-        <w:t>JavaScript, al ser un lenguaje interpretado, analiza el código antes de ejecutarlo. Durante este proceso, si detecta una estructura incorrecta —</w:t>
-      </w:r>
-      <w:r>
-        <w:t xml:space="preserve"> </w:t>
-      </w:r>
-      <w:r>
-        <w:t>como paréntesis sin cerrar, comillas mal utilizadas, palabras reservadas mal escritas o una mala organización del código</w:t>
-      </w:r>
-      <w:r>
-        <w:t xml:space="preserve"> </w:t>
-      </w:r>
-      <w:r>
-        <w:t>— genera un error de sintaxis y detiene la ejecución del programa. Esto significa que, a diferencia de otros errores, las fallas de sintaxis deben corregirse obligatoriamente antes de que el código pueda ejecutarse.</w:t>
+        <w:t>JavaScript, al ser un lenguaje interpretado, analiza el código antes de ejecutarlo. Durante este proceso, si detecta una estructura incorrecta —como paréntesis sin cerrar, comillas mal utilizadas, palabras reservadas mal escritas o una mala organización del código—</w:t>
+      </w:r>
+      <w:r>
+        <w:t>,</w:t>
+      </w:r>
+      <w:r>
+        <w:t xml:space="preserve"> genera un error de sintaxis y detiene la ejecución del programa. Esto significa que, a diferencia de otros errores, las fallas de sintaxis deben corregirse obligatoriamente antes de que el código pueda ejecutarse.</w:t>
       </w:r>
     </w:p>
     <w:p>
@@ -19001,12 +19032,12 @@
       <w:pPr>
         <w:pStyle w:val="Ttulo2"/>
       </w:pPr>
-      <w:bookmarkStart w:id="51" w:name="_Toc241155556"/>
+      <w:bookmarkStart w:id="55" w:name="_Toc242093146"/>
       <w:r>
         <w:lastRenderedPageBreak/>
         <w:t>Fallas de lógica</w:t>
       </w:r>
-      <w:bookmarkEnd w:id="51"/>
+      <w:bookmarkEnd w:id="55"/>
     </w:p>
     <w:p>
       <w:r>
@@ -19528,14 +19559,23 @@
       </w:r>
     </w:p>
     <w:p>
-      <w:r>
+      <w:pPr>
+        <w:spacing w:before="0" w:after="0" w:line="240" w:lineRule="auto"/>
+        <w:ind w:firstLine="0"/>
+      </w:pPr>
+      <w:r>
+        <w:br w:type="page"/>
+      </w:r>
+    </w:p>
+    <w:p>
+      <w:r>
+        <w:lastRenderedPageBreak/>
         <w:t>Corrección:</w:t>
       </w:r>
     </w:p>
     <w:p>
       <w:proofErr w:type="spellStart"/>
       <w:r>
-        <w:lastRenderedPageBreak/>
         <w:t>let</w:t>
       </w:r>
       <w:proofErr w:type="spellEnd"/>
@@ -20193,11 +20233,11 @@
       <w:pPr>
         <w:pStyle w:val="Ttulo2"/>
       </w:pPr>
-      <w:bookmarkStart w:id="52" w:name="_Toc241155557"/>
+      <w:bookmarkStart w:id="56" w:name="_Toc242093147"/>
       <w:r>
         <w:t>Manejo de errores y excepciones</w:t>
       </w:r>
-      <w:bookmarkEnd w:id="52"/>
+      <w:bookmarkEnd w:id="56"/>
     </w:p>
     <w:p>
       <w:r>
@@ -20814,12 +20854,12 @@
       <w:pPr>
         <w:pStyle w:val="Titulosgenerales"/>
       </w:pPr>
-      <w:bookmarkStart w:id="53" w:name="_Toc241155558"/>
+      <w:bookmarkStart w:id="57" w:name="_Toc242093148"/>
       <w:r>
         <w:lastRenderedPageBreak/>
         <w:t>Síntesis</w:t>
       </w:r>
-      <w:bookmarkEnd w:id="53"/>
+      <w:bookmarkEnd w:id="57"/>
     </w:p>
     <w:p>
       <w:pPr>
@@ -20910,14 +20950,14 @@
       <w:pPr>
         <w:pStyle w:val="Titulosgenerales"/>
       </w:pPr>
-      <w:bookmarkStart w:id="54" w:name="_Toc176443725"/>
-      <w:bookmarkStart w:id="55" w:name="_Toc241155559"/>
+      <w:bookmarkStart w:id="58" w:name="_Toc176443725"/>
+      <w:bookmarkStart w:id="59" w:name="_Toc242093149"/>
       <w:r>
         <w:lastRenderedPageBreak/>
         <w:t>Glosario</w:t>
       </w:r>
-      <w:bookmarkEnd w:id="54"/>
-      <w:bookmarkEnd w:id="55"/>
+      <w:bookmarkEnd w:id="58"/>
+      <w:bookmarkEnd w:id="59"/>
     </w:p>
     <w:p>
       <w:pPr>
@@ -21077,20 +21117,32 @@
         <w:rPr>
           <w:lang w:eastAsia="es-CO"/>
         </w:rPr>
-        <w:t>: es un lenguaje de programación interpretado, orientado a objetos y basado en prototipos, ampliamente utilizado para desarrollar aplicaciones web interactivas, tanto en el lado del cliente como del servidor.</w:t>
-      </w:r>
-    </w:p>
-    <w:p>
-      <w:pPr>
+        <w:t xml:space="preserve">: es un lenguaje de programación interpretado, orientado a objetos y basado en prototipos, ampliamente utilizado para desarrollar aplicaciones </w:t>
+      </w:r>
+      <w:r>
+        <w:rPr>
+          <w:rStyle w:val="Extranjerismo"/>
+        </w:rPr>
+        <w:t xml:space="preserve">web </w:t>
+      </w:r>
+      <w:r>
         <w:rPr>
           <w:lang w:eastAsia="es-CO"/>
         </w:rPr>
-      </w:pPr>
-      <w:r>
-        <w:rPr>
-          <w:b/>
+        <w:t>interactivas, tanto en el lado del cliente como del servidor.</w:t>
+      </w:r>
+    </w:p>
+    <w:p>
+      <w:pPr>
+        <w:rPr>
           <w:lang w:eastAsia="es-CO"/>
         </w:rPr>
+      </w:pPr>
+      <w:r>
+        <w:rPr>
+          <w:b/>
+          <w:lang w:eastAsia="es-CO"/>
+        </w:rPr>
         <w:t>Lenguaje de programación</w:t>
       </w:r>
       <w:r>
@@ -21194,8 +21246,8 @@
           <w:lang w:val="es-MX"/>
         </w:rPr>
       </w:pPr>
-      <w:bookmarkStart w:id="56" w:name="_Toc176443726"/>
-      <w:bookmarkStart w:id="57" w:name="_Toc241155560"/>
+      <w:bookmarkStart w:id="60" w:name="_Toc176443726"/>
+      <w:bookmarkStart w:id="61" w:name="_Toc242093150"/>
       <w:r>
         <w:rPr>
           <w:lang w:val="es-MX"/>
@@ -21203,8 +21255,8 @@
         <w:lastRenderedPageBreak/>
         <w:t>Referencias bibliográficas</w:t>
       </w:r>
-      <w:bookmarkEnd w:id="56"/>
-      <w:bookmarkEnd w:id="57"/>
+      <w:bookmarkEnd w:id="60"/>
+      <w:bookmarkEnd w:id="61"/>
     </w:p>
     <w:p>
       <w:pPr>
@@ -21460,14 +21512,14 @@
       <w:pPr>
         <w:pStyle w:val="Titulosgenerales"/>
       </w:pPr>
-      <w:bookmarkStart w:id="58" w:name="_Toc176443727"/>
-      <w:bookmarkStart w:id="59" w:name="_Toc241155561"/>
+      <w:bookmarkStart w:id="62" w:name="_Toc176443727"/>
+      <w:bookmarkStart w:id="63" w:name="_Toc242093151"/>
       <w:r>
         <w:lastRenderedPageBreak/>
         <w:t>Créditos</w:t>
       </w:r>
-      <w:bookmarkEnd w:id="58"/>
-      <w:bookmarkEnd w:id="59"/>
+      <w:bookmarkEnd w:id="62"/>
+      <w:bookmarkEnd w:id="63"/>
     </w:p>
     <w:tbl>
       <w:tblPr>
@@ -30051,15 +30103,6 @@
 </file>
 
 <file path=customXml/item1.xml><?xml version="1.0" encoding="utf-8"?>
-<?mso-contentType ?>
-<FormTemplates xmlns="http://schemas.microsoft.com/sharepoint/v3/contenttype/forms">
-  <Display>DocumentLibraryForm</Display>
-  <Edit>DocumentLibraryForm</Edit>
-  <New>DocumentLibraryForm</New>
-</FormTemplates>
-</file>
-
-<file path=customXml/item2.xml><?xml version="1.0" encoding="utf-8"?>
 <p:properties xmlns:p="http://schemas.microsoft.com/office/2006/metadata/properties" xmlns:xsi="http://www.w3.org/2001/XMLSchema-instance" xmlns:pc="http://schemas.microsoft.com/office/infopath/2007/PartnerControls">
   <documentManagement>
     <TaxCatchAll xmlns="13c90a0b-73bc-4dc0-be5f-28d77b615beb" xsi:nil="true"/>
@@ -30070,11 +30113,16 @@
 </p:properties>
 </file>
 
-<file path=customXml/item3.xml><?xml version="1.0" encoding="utf-8"?>
-<b:Sources xmlns:b="http://schemas.openxmlformats.org/officeDocument/2006/bibliography" xmlns="http://schemas.openxmlformats.org/officeDocument/2006/bibliography" SelectedStyle="\APASixthEditionOfficeOnline.xsl" StyleName="APA" Version="6"/>
+<file path=customXml/item2.xml><?xml version="1.0" encoding="utf-8"?>
+<?mso-contentType ?>
+<FormTemplates xmlns="http://schemas.microsoft.com/sharepoint/v3/contenttype/forms">
+  <Display>DocumentLibraryForm</Display>
+  <Edit>DocumentLibraryForm</Edit>
+  <New>DocumentLibraryForm</New>
+</FormTemplates>
 </file>
 
-<file path=customXml/item4.xml><?xml version="1.0" encoding="utf-8"?>
+<file path=customXml/item3.xml><?xml version="1.0" encoding="utf-8"?>
 <ct:contentTypeSchema xmlns:ct="http://schemas.microsoft.com/office/2006/metadata/contentType" xmlns:ma="http://schemas.microsoft.com/office/2006/metadata/properties/metaAttributes" ct:_="" ma:_="" ma:contentTypeName="Documento" ma:contentTypeID="0x0101006A81D6BD42E8DF4C91013959704817E1" ma:contentTypeVersion="15" ma:contentTypeDescription="Crear nuevo documento." ma:contentTypeScope="" ma:versionID="bf4f72ffd194f0963ff564daca6869f7">
   <xsd:schema xmlns:xsd="http://www.w3.org/2001/XMLSchema" xmlns:xs="http://www.w3.org/2001/XMLSchema" xmlns:p="http://schemas.microsoft.com/office/2006/metadata/properties" xmlns:ns2="13c90a0b-73bc-4dc0-be5f-28d77b615beb" xmlns:ns3="13c93bba-48ce-428c-bfe5-88b42c19b028" targetNamespace="http://schemas.microsoft.com/office/2006/metadata/properties" ma:root="true" ma:fieldsID="8718d6f4873a5b1392a45044efa78385" ns2:_="" ns3:_="">
     <xsd:import namespace="13c90a0b-73bc-4dc0-be5f-28d77b615beb"/>
@@ -30309,15 +30357,11 @@
 </ct:contentTypeSchema>
 </file>
 
-<file path=customXml/itemProps1.xml><?xml version="1.0" encoding="utf-8"?>
-<ds:datastoreItem xmlns:ds="http://schemas.openxmlformats.org/officeDocument/2006/customXml" ds:itemID="{BE74273D-08E5-48D6-9AD8-123A57BBC7D9}">
-  <ds:schemaRefs>
-    <ds:schemaRef ds:uri="http://schemas.microsoft.com/sharepoint/v3/contenttype/forms"/>
-  </ds:schemaRefs>
-</ds:datastoreItem>
+<file path=customXml/item4.xml><?xml version="1.0" encoding="utf-8"?>
+<b:Sources xmlns:b="http://schemas.openxmlformats.org/officeDocument/2006/bibliography" xmlns="http://schemas.openxmlformats.org/officeDocument/2006/bibliography" SelectedStyle="\APASixthEditionOfficeOnline.xsl" StyleName="APA" Version="6"/>
 </file>
 
-<file path=customXml/itemProps2.xml><?xml version="1.0" encoding="utf-8"?>
+<file path=customXml/itemProps1.xml><?xml version="1.0" encoding="utf-8"?>
 <ds:datastoreItem xmlns:ds="http://schemas.openxmlformats.org/officeDocument/2006/customXml" ds:itemID="{4BE74A56-960B-43FF-8B27-8B786D7CB252}">
   <ds:schemaRefs>
     <ds:schemaRef ds:uri="http://schemas.microsoft.com/office/2006/metadata/properties"/>
@@ -30328,15 +30372,15 @@
 </ds:datastoreItem>
 </file>
 
-<file path=customXml/itemProps3.xml><?xml version="1.0" encoding="utf-8"?>
-<ds:datastoreItem xmlns:ds="http://schemas.openxmlformats.org/officeDocument/2006/customXml" ds:itemID="{0C7D4D18-29C7-4AA7-BE5A-EDF186B8A10D}">
+<file path=customXml/itemProps2.xml><?xml version="1.0" encoding="utf-8"?>
+<ds:datastoreItem xmlns:ds="http://schemas.openxmlformats.org/officeDocument/2006/customXml" ds:itemID="{BE74273D-08E5-48D6-9AD8-123A57BBC7D9}">
   <ds:schemaRefs>
-    <ds:schemaRef ds:uri="http://schemas.openxmlformats.org/officeDocument/2006/bibliography"/>
+    <ds:schemaRef ds:uri="http://schemas.microsoft.com/sharepoint/v3/contenttype/forms"/>
   </ds:schemaRefs>
 </ds:datastoreItem>
 </file>
 
-<file path=customXml/itemProps4.xml><?xml version="1.0" encoding="utf-8"?>
+<file path=customXml/itemProps3.xml><?xml version="1.0" encoding="utf-8"?>
 <ds:datastoreItem xmlns:ds="http://schemas.openxmlformats.org/officeDocument/2006/customXml" ds:itemID="{B39653D0-46BC-420B-AA75-1FB27AFDEBB6}">
   <ds:schemaRefs>
     <ds:schemaRef ds:uri="http://schemas.microsoft.com/office/2006/metadata/contentType"/>
@@ -30353,4 +30397,12 @@
     <ds:schemaRef ds:uri="http://schemas.microsoft.com/internal/obd"/>
   </ds:schemaRefs>
 </ds:datastoreItem>
+</file>
+
+<file path=customXml/itemProps4.xml><?xml version="1.0" encoding="utf-8"?>
+<ds:datastoreItem xmlns:ds="http://schemas.openxmlformats.org/officeDocument/2006/customXml" ds:itemID="{0C7D4D18-29C7-4AA7-BE5A-EDF186B8A10D}">
+  <ds:schemaRefs>
+    <ds:schemaRef ds:uri="http://schemas.openxmlformats.org/officeDocument/2006/bibliography"/>
+  </ds:schemaRefs>
+</ds:datastoreItem>
 </file>